--- a/heb/docx/25.content.docx
+++ b/heb/docx/25.content.docx
@@ -9,6 +9,8 @@
       </w:pPr>
       <w:r>
         <w:rPr>
+          <w:rtl/>
+          <w:cs/>
           <w:lang w:val="he_IL" w:bidi="he_IL"/>
         </w:rPr>
       </w:r>
@@ -20,34 +22,44 @@
       </w:pPr>
       <w:r>
         <w:rPr>
+          <w:rtl/>
+          <w:cs/>
           <w:lang w:val="he_IL" w:bidi="he_IL"/>
         </w:rPr>
         <w:t>Resource: The Westminster Leningrad Codex</w:t>
       </w:r>
       <w:r>
         <w:rPr>
-          <w:lang w:val="he_IL" w:bidi="he_IL"/>
-        </w:rPr>
-      </w:r>
-    </w:p>
-    <w:p>
-      <w:pPr>
-        <w:bidi/>
-      </w:pPr>
-      <w:r>
-        <w:rPr>
+          <w:rtl/>
+          <w:cs/>
+          <w:lang w:val="he_IL" w:bidi="he_IL"/>
+        </w:rPr>
+      </w:r>
+    </w:p>
+    <w:p>
+      <w:pPr>
+        <w:bidi/>
+      </w:pPr>
+      <w:r>
+        <w:rPr>
+          <w:rtl/>
+          <w:cs/>
           <w:lang w:val="he_IL" w:bidi="he_IL"/>
         </w:rPr>
       </w:r>
       <w:r>
         <w:rPr>
           <w:b/>
+          <w:rtl/>
+          <w:cs/>
           <w:lang w:val="he_IL" w:bidi="he_IL"/>
         </w:rPr>
         <w:t>The Westminster Leningrad Codex</w:t>
       </w:r>
       <w:r>
         <w:rPr>
+          <w:rtl/>
+          <w:cs/>
           <w:lang w:val="he_IL" w:bidi="he_IL"/>
         </w:rPr>
         <w:t xml:space="preserve"> © 2019 </w:t>
@@ -55,6 +67,8 @@
       <w:hyperlink r:id="rId13">
         <w:r>
           <w:rPr>
+            <w:rtl/>
+            <w:cs/>
             <w:lang w:val="he_IL" w:bidi="he_IL"/>
           </w:rPr>
           <w:rPr>
@@ -66,6 +80,8 @@
       </w:hyperlink>
       <w:r>
         <w:rPr>
+          <w:rtl/>
+          <w:cs/>
           <w:lang w:val="he_IL" w:bidi="he_IL"/>
         </w:rPr>
         <w:t xml:space="preserve">, licensed under a </w:t>
@@ -73,6 +89,8 @@
       <w:hyperlink r:id="rId14">
         <w:r>
           <w:rPr>
+            <w:rtl/>
+            <w:cs/>
             <w:lang w:val="he_IL" w:bidi="he_IL"/>
           </w:rPr>
           <w:rPr>
@@ -84,17 +102,23 @@
       </w:hyperlink>
       <w:r>
         <w:rPr>
+          <w:rtl/>
+          <w:cs/>
           <w:lang w:val="he_IL" w:bidi="he_IL"/>
         </w:rPr>
         <w:t>.</w:t>
       </w:r>
       <w:r>
         <w:rPr>
-          <w:lang w:val="he_IL" w:bidi="he_IL"/>
-        </w:rPr>
-      </w:r>
-      <w:r>
-        <w:rPr>
+          <w:rtl/>
+          <w:cs/>
+          <w:lang w:val="he_IL" w:bidi="he_IL"/>
+        </w:rPr>
+      </w:r>
+      <w:r>
+        <w:rPr>
+          <w:rtl/>
+          <w:cs/>
           <w:lang w:val="he_IL" w:bidi="he_IL"/>
         </w:rPr>
       </w:r>
@@ -106,6 +130,8 @@
       </w:pPr>
       <w:r>
         <w:rPr>
+          <w:rtl/>
+          <w:cs/>
           <w:lang w:val="he_IL" w:bidi="he_IL"/>
         </w:rPr>
         <w:t>The Westminster Leningrad Codex</w:t>
@@ -135,6 +161,8 @@
       </w:pPr>
       <w:r>
         <w:rPr>
+          <w:rtl/>
+          <w:cs/>
           <w:lang w:val="he_IL" w:bidi="he_IL"/>
         </w:rPr>
       </w:r>
@@ -146,32 +174,42 @@
       </w:pPr>
       <w:r>
         <w:rPr>
-          <w:lang w:val="he_IL" w:bidi="he_IL"/>
-        </w:rPr>
-      </w:r>
-    </w:p>
-    <w:p>
-      <w:pPr>
-        <w:bidi/>
-      </w:pPr>
-      <w:r>
-        <w:rPr>
-          <w:lang w:val="he_IL" w:bidi="he_IL"/>
-        </w:rPr>
-      </w:r>
-      <w:r>
-        <w:rPr>
+          <w:rtl/>
+          <w:cs/>
+          <w:lang w:val="he_IL" w:bidi="he_IL"/>
+        </w:rPr>
+      </w:r>
+    </w:p>
+    <w:p>
+      <w:pPr>
+        <w:bidi/>
+      </w:pPr>
+      <w:r>
+        <w:rPr>
+          <w:rtl/>
+          <w:cs/>
+          <w:lang w:val="he_IL" w:bidi="he_IL"/>
+        </w:rPr>
+      </w:r>
+      <w:r>
+        <w:rPr>
+          <w:rtl/>
+          <w:cs/>
           <w:lang w:val="he_IL" w:bidi="he_IL"/>
         </w:rPr>
         <w:t xml:space="preserve"> </w:t>
       </w:r>
       <w:r>
         <w:rPr>
-          <w:lang w:val="he_IL" w:bidi="he_IL"/>
-        </w:rPr>
-      </w:r>
-      <w:r>
-        <w:rPr>
+          <w:rtl/>
+          <w:cs/>
+          <w:lang w:val="he_IL" w:bidi="he_IL"/>
+        </w:rPr>
+      </w:r>
+      <w:r>
+        <w:rPr>
+          <w:rtl/>
+          <w:cs/>
           <w:lang w:val="he_IL" w:bidi="he_IL"/>
         </w:rPr>
       </w:r>
@@ -198,34 +236,44 @@
       </w:pPr>
       <w:r>
         <w:rPr>
+          <w:rtl/>
+          <w:cs/>
           <w:lang w:val="he_IL" w:bidi="he_IL"/>
         </w:rPr>
         <w:t>Lamentations 1:1</w:t>
       </w:r>
       <w:r>
         <w:rPr>
-          <w:lang w:val="he_IL" w:bidi="he_IL"/>
-        </w:rPr>
-      </w:r>
-    </w:p>
-    <w:p>
-      <w:pPr>
-        <w:bidi/>
-      </w:pPr>
-      <w:r>
-        <w:rPr>
-          <w:lang w:val="he_IL" w:bidi="he_IL"/>
-        </w:rPr>
-      </w:r>
-      <w:r>
-        <w:rPr>
-          <w:vertAlign w:val="superscript"/>
+          <w:rtl/>
+          <w:cs/>
+          <w:lang w:val="he_IL" w:bidi="he_IL"/>
+        </w:rPr>
+      </w:r>
+    </w:p>
+    <w:p>
+      <w:pPr>
+        <w:bidi/>
+      </w:pPr>
+      <w:r>
+        <w:rPr>
+          <w:rtl/>
+          <w:cs/>
+          <w:lang w:val="he_IL" w:bidi="he_IL"/>
+        </w:rPr>
+      </w:r>
+      <w:r>
+        <w:rPr>
+          <w:vertAlign w:val="superscript"/>
+          <w:rtl/>
+          <w:cs/>
           <w:lang w:val="he_IL" w:bidi="he_IL"/>
         </w:rPr>
         <w:t>1</w:t>
       </w:r>
       <w:r>
         <w:rPr>
+          <w:rtl/>
+          <w:cs/>
           <w:lang w:val="he_IL" w:bidi="he_IL"/>
         </w:rPr>
         <w:t xml:space="preserve"> אֵיכָ֣ה ׀ יָשְׁבָ֣ה בָדָ֗ד הָעִיר֙ רַבָּ֣תִי עָ֔ם הָיְתָ֖ה כְּאַלְמָנָ֑ה רַּבָּ֣תִי בַגּוֹיִ֗ם שָׂרָ֙תִי֙ בַּמְּדִינ֔וֹת הָיְתָ֖ה לָמַֽס׃ ס</w:t>
@@ -237,18 +285,24 @@
       </w:pPr>
       <w:r>
         <w:rPr>
-          <w:lang w:val="he_IL" w:bidi="he_IL"/>
-        </w:rPr>
-      </w:r>
-      <w:r>
-        <w:rPr>
-          <w:vertAlign w:val="superscript"/>
+          <w:rtl/>
+          <w:cs/>
+          <w:lang w:val="he_IL" w:bidi="he_IL"/>
+        </w:rPr>
+      </w:r>
+      <w:r>
+        <w:rPr>
+          <w:vertAlign w:val="superscript"/>
+          <w:rtl/>
+          <w:cs/>
           <w:lang w:val="he_IL" w:bidi="he_IL"/>
         </w:rPr>
         <w:t>2</w:t>
       </w:r>
       <w:r>
         <w:rPr>
+          <w:rtl/>
+          <w:cs/>
           <w:lang w:val="he_IL" w:bidi="he_IL"/>
         </w:rPr>
         <w:t xml:space="preserve"> בָּכ֨וֹ תִבְכֶּ֜ה בַּלַּ֗יְלָה וְדִמְעָתָהּ֙ עַ֣ל לֶֽחֱיָ֔הּ אֵֽין־לָ֥הּ מְנַחֵ֖ם מִכָּל־אֹהֲבֶ֑יהָ כָּל־רֵעֶ֙יהָ֙ בָּ֣גְדוּ בָ֔הּ הָ֥יוּ לָ֖הּ לְאֹיְבִֽים׃ ס</w:t>
@@ -260,18 +314,24 @@
       </w:pPr>
       <w:r>
         <w:rPr>
-          <w:lang w:val="he_IL" w:bidi="he_IL"/>
-        </w:rPr>
-      </w:r>
-      <w:r>
-        <w:rPr>
-          <w:vertAlign w:val="superscript"/>
+          <w:rtl/>
+          <w:cs/>
+          <w:lang w:val="he_IL" w:bidi="he_IL"/>
+        </w:rPr>
+      </w:r>
+      <w:r>
+        <w:rPr>
+          <w:vertAlign w:val="superscript"/>
+          <w:rtl/>
+          <w:cs/>
           <w:lang w:val="he_IL" w:bidi="he_IL"/>
         </w:rPr>
         <w:t>3</w:t>
       </w:r>
       <w:r>
         <w:rPr>
+          <w:rtl/>
+          <w:cs/>
           <w:lang w:val="he_IL" w:bidi="he_IL"/>
         </w:rPr>
         <w:t xml:space="preserve"> גָּֽלְתָ֨ה יְהוּדָ֤ה מֵעֹ֙נִי֙ וּמֵרֹ֣ב עֲבֹדָ֔ה הִ֚יא יָשְׁבָ֣ה בַגּוֹיִ֔ם לֹ֥א מָצְאָ֖ה מָנ֑וֹחַ כָּל־רֹדְפֶ֥יהָ הִשִּׂיג֖וּהָ בֵּ֥ין הַמְּצָרִֽים׃ ס</w:t>
@@ -283,18 +343,24 @@
       </w:pPr>
       <w:r>
         <w:rPr>
-          <w:lang w:val="he_IL" w:bidi="he_IL"/>
-        </w:rPr>
-      </w:r>
-      <w:r>
-        <w:rPr>
-          <w:vertAlign w:val="superscript"/>
+          <w:rtl/>
+          <w:cs/>
+          <w:lang w:val="he_IL" w:bidi="he_IL"/>
+        </w:rPr>
+      </w:r>
+      <w:r>
+        <w:rPr>
+          <w:vertAlign w:val="superscript"/>
+          <w:rtl/>
+          <w:cs/>
           <w:lang w:val="he_IL" w:bidi="he_IL"/>
         </w:rPr>
         <w:t>4</w:t>
       </w:r>
       <w:r>
         <w:rPr>
+          <w:rtl/>
+          <w:cs/>
           <w:lang w:val="he_IL" w:bidi="he_IL"/>
         </w:rPr>
         <w:t xml:space="preserve"> דַּרְכֵ֨י צִיּ֜וֹן אֲבֵל֗וֹת מִבְּלִי֙ בָּאֵ֣י מוֹעֵ֔ד כָּל־שְׁעָרֶ֙יהָ֙ שֽׁוֹמֵמִ֔ין כֹּהֲנֶ֖יהָ נֶאֱנָחִ֑ים בְּתוּלֹתֶ֥יהָ נּוּג֖וֹת וְהִ֥יא מַר־לָֽהּ׃ ס</w:t>
@@ -306,18 +372,24 @@
       </w:pPr>
       <w:r>
         <w:rPr>
-          <w:lang w:val="he_IL" w:bidi="he_IL"/>
-        </w:rPr>
-      </w:r>
-      <w:r>
-        <w:rPr>
-          <w:vertAlign w:val="superscript"/>
+          <w:rtl/>
+          <w:cs/>
+          <w:lang w:val="he_IL" w:bidi="he_IL"/>
+        </w:rPr>
+      </w:r>
+      <w:r>
+        <w:rPr>
+          <w:vertAlign w:val="superscript"/>
+          <w:rtl/>
+          <w:cs/>
           <w:lang w:val="he_IL" w:bidi="he_IL"/>
         </w:rPr>
         <w:t>5</w:t>
       </w:r>
       <w:r>
         <w:rPr>
+          <w:rtl/>
+          <w:cs/>
           <w:lang w:val="he_IL" w:bidi="he_IL"/>
         </w:rPr>
         <w:t xml:space="preserve"> הָי֨וּ צָרֶ֤יהָ לְרֹאשׁ֙ אֹיְבֶ֣יהָ שָׁל֔וּ כִּֽי־יְהוָ֥ה הוֹגָ֖הּ עַ֣ל רֹב־פְּשָׁעֶ֑יהָ עוֹלָלֶ֛יהָ הָלְכ֥וּ שְׁבִ֖י לִפְנֵי־צָֽר׃ ס</w:t>
@@ -329,18 +401,24 @@
       </w:pPr>
       <w:r>
         <w:rPr>
-          <w:lang w:val="he_IL" w:bidi="he_IL"/>
-        </w:rPr>
-      </w:r>
-      <w:r>
-        <w:rPr>
-          <w:vertAlign w:val="superscript"/>
+          <w:rtl/>
+          <w:cs/>
+          <w:lang w:val="he_IL" w:bidi="he_IL"/>
+        </w:rPr>
+      </w:r>
+      <w:r>
+        <w:rPr>
+          <w:vertAlign w:val="superscript"/>
+          <w:rtl/>
+          <w:cs/>
           <w:lang w:val="he_IL" w:bidi="he_IL"/>
         </w:rPr>
         <w:t>6</w:t>
       </w:r>
       <w:r>
         <w:rPr>
+          <w:rtl/>
+          <w:cs/>
           <w:lang w:val="he_IL" w:bidi="he_IL"/>
         </w:rPr>
         <w:t xml:space="preserve"> וַיֵּצֵ֥א מן־בת־צִיּ֖וֹן כָּל־הֲדָרָ֑הּ הָי֣וּ שָׂרֶ֗יהָ כְּאַיָּלִים֙ לֹא־מָצְא֣וּ מִרְעֶ֔ה וַיֵּלְכ֥וּ בְלֹא־כֹ֖חַ לִפְנֵ֥י רוֹדֵֽף׃ ס</w:t>
@@ -352,18 +430,24 @@
       </w:pPr>
       <w:r>
         <w:rPr>
-          <w:lang w:val="he_IL" w:bidi="he_IL"/>
-        </w:rPr>
-      </w:r>
-      <w:r>
-        <w:rPr>
-          <w:vertAlign w:val="superscript"/>
+          <w:rtl/>
+          <w:cs/>
+          <w:lang w:val="he_IL" w:bidi="he_IL"/>
+        </w:rPr>
+      </w:r>
+      <w:r>
+        <w:rPr>
+          <w:vertAlign w:val="superscript"/>
+          <w:rtl/>
+          <w:cs/>
           <w:lang w:val="he_IL" w:bidi="he_IL"/>
         </w:rPr>
         <w:t>7</w:t>
       </w:r>
       <w:r>
         <w:rPr>
+          <w:rtl/>
+          <w:cs/>
           <w:lang w:val="he_IL" w:bidi="he_IL"/>
         </w:rPr>
         <w:t xml:space="preserve"> זָֽכְרָ֣ה יְרוּשָׁלִַ֗ם יְמֵ֤י עָנְיָהּ֙ וּמְרוּדֶ֔יהָ כֹּ֚ל מַחֲמֻדֶ֔יהָ אֲשֶׁ֥ר הָי֖וּ מִ֣ימֵי קֶ֑דֶם בִּנְפֹ֧ל עַמָּ֣הּ בְּיַד־צָ֗ר וְאֵ֤ין עוֹזֵר֙ לָ֔הּ רָא֣וּהָ צָרִ֔ים שָׂחֲק֖וּ עַ֥ל מִשְׁבַּתֶּֽהָ׃ ס</w:t>
@@ -375,18 +459,24 @@
       </w:pPr>
       <w:r>
         <w:rPr>
-          <w:lang w:val="he_IL" w:bidi="he_IL"/>
-        </w:rPr>
-      </w:r>
-      <w:r>
-        <w:rPr>
-          <w:vertAlign w:val="superscript"/>
+          <w:rtl/>
+          <w:cs/>
+          <w:lang w:val="he_IL" w:bidi="he_IL"/>
+        </w:rPr>
+      </w:r>
+      <w:r>
+        <w:rPr>
+          <w:vertAlign w:val="superscript"/>
+          <w:rtl/>
+          <w:cs/>
           <w:lang w:val="he_IL" w:bidi="he_IL"/>
         </w:rPr>
         <w:t>8</w:t>
       </w:r>
       <w:r>
         <w:rPr>
+          <w:rtl/>
+          <w:cs/>
           <w:lang w:val="he_IL" w:bidi="he_IL"/>
         </w:rPr>
         <w:t xml:space="preserve"> חֵ֤טְא חָֽטְאָה֙ יְר֣וּשָׁלִַ֔ם עַל־כֵּ֖ן לְנִידָ֣ה הָיָ֑תָה כָּֽל־מְכַבְּדֶ֤יהָ הִזִּיל֙וּהָ֙ כִּי־רָא֣וּ עֶרְוָתָ֔הּ גַּם־הִ֥יא נֶאֶנְחָ֖ה וַתָּ֥שָׁב אָחֽוֹר׃ ס</w:t>
@@ -398,18 +488,24 @@
       </w:pPr>
       <w:r>
         <w:rPr>
-          <w:lang w:val="he_IL" w:bidi="he_IL"/>
-        </w:rPr>
-      </w:r>
-      <w:r>
-        <w:rPr>
-          <w:vertAlign w:val="superscript"/>
+          <w:rtl/>
+          <w:cs/>
+          <w:lang w:val="he_IL" w:bidi="he_IL"/>
+        </w:rPr>
+      </w:r>
+      <w:r>
+        <w:rPr>
+          <w:vertAlign w:val="superscript"/>
+          <w:rtl/>
+          <w:cs/>
           <w:lang w:val="he_IL" w:bidi="he_IL"/>
         </w:rPr>
         <w:t>9</w:t>
       </w:r>
       <w:r>
         <w:rPr>
+          <w:rtl/>
+          <w:cs/>
           <w:lang w:val="he_IL" w:bidi="he_IL"/>
         </w:rPr>
         <w:t xml:space="preserve"> טֻמְאָתָ֣הּ בְּשׁוּלֶ֗יהָ לֹ֤א זָֽכְרָה֙ אַחֲרִיתָ֔הּ וַתֵּ֣רֶד פְּלָאִ֔ים אֵ֥ין מְנַחֵ֖ם לָ֑הּ רְאֵ֤ה יְהוָה֙ אֶת־עָנְיִ֔י כִּ֥י הִגְדִּ֖יל אוֹיֵֽב׃ ס</w:t>
@@ -421,18 +517,24 @@
       </w:pPr>
       <w:r>
         <w:rPr>
-          <w:lang w:val="he_IL" w:bidi="he_IL"/>
-        </w:rPr>
-      </w:r>
-      <w:r>
-        <w:rPr>
-          <w:vertAlign w:val="superscript"/>
+          <w:rtl/>
+          <w:cs/>
+          <w:lang w:val="he_IL" w:bidi="he_IL"/>
+        </w:rPr>
+      </w:r>
+      <w:r>
+        <w:rPr>
+          <w:vertAlign w:val="superscript"/>
+          <w:rtl/>
+          <w:cs/>
           <w:lang w:val="he_IL" w:bidi="he_IL"/>
         </w:rPr>
         <w:t>10</w:t>
       </w:r>
       <w:r>
         <w:rPr>
+          <w:rtl/>
+          <w:cs/>
           <w:lang w:val="he_IL" w:bidi="he_IL"/>
         </w:rPr>
         <w:t xml:space="preserve"> יָדוֹ֙ פָּ֣רַשׂ צָ֔ר עַ֖ל כָּל־מַחֲמַדֶּ֑יהָ כִּֽי־רָאֲתָ֤ה גוֹיִם֙ בָּ֣אוּ מִקְדָּשָׁ֔הּ אֲשֶׁ֣ר צִוִּ֔יתָה לֹא־יָבֹ֥אוּ בַקָּהָ֖ל לָֽךְ׃ ס</w:t>
@@ -444,18 +546,24 @@
       </w:pPr>
       <w:r>
         <w:rPr>
-          <w:lang w:val="he_IL" w:bidi="he_IL"/>
-        </w:rPr>
-      </w:r>
-      <w:r>
-        <w:rPr>
-          <w:vertAlign w:val="superscript"/>
+          <w:rtl/>
+          <w:cs/>
+          <w:lang w:val="he_IL" w:bidi="he_IL"/>
+        </w:rPr>
+      </w:r>
+      <w:r>
+        <w:rPr>
+          <w:vertAlign w:val="superscript"/>
+          <w:rtl/>
+          <w:cs/>
           <w:lang w:val="he_IL" w:bidi="he_IL"/>
         </w:rPr>
         <w:t>11</w:t>
       </w:r>
       <w:r>
         <w:rPr>
+          <w:rtl/>
+          <w:cs/>
           <w:lang w:val="he_IL" w:bidi="he_IL"/>
         </w:rPr>
         <w:t xml:space="preserve"> כָּל־עַמָּ֤הּ נֶאֱנָחִים֙ מְבַקְּשִׁ֣ים לֶ֔חֶם נָתְנ֧וּ מחמודיהם בְּאֹ֖כֶל לְהָשִׁ֣יב נָ֑פֶשׁ רְאֵ֤ה יְהוָה֙ וְֽהַבִּ֔יטָה כִּ֥י הָיִ֖יתִי זוֹלֵלָֽה׃ ס</w:t>
@@ -467,18 +575,24 @@
       </w:pPr>
       <w:r>
         <w:rPr>
-          <w:lang w:val="he_IL" w:bidi="he_IL"/>
-        </w:rPr>
-      </w:r>
-      <w:r>
-        <w:rPr>
-          <w:vertAlign w:val="superscript"/>
+          <w:rtl/>
+          <w:cs/>
+          <w:lang w:val="he_IL" w:bidi="he_IL"/>
+        </w:rPr>
+      </w:r>
+      <w:r>
+        <w:rPr>
+          <w:vertAlign w:val="superscript"/>
+          <w:rtl/>
+          <w:cs/>
           <w:lang w:val="he_IL" w:bidi="he_IL"/>
         </w:rPr>
         <w:t>12</w:t>
       </w:r>
       <w:r>
         <w:rPr>
+          <w:rtl/>
+          <w:cs/>
           <w:lang w:val="he_IL" w:bidi="he_IL"/>
         </w:rPr>
         <w:t xml:space="preserve"> ל֣וֹא אֲלֵיכֶם֮ כָּל־עֹ֣בְרֵי דֶרֶךְ֒ הַבִּ֣יטוּ וּרְא֗וּ אִם־יֵ֤שׁ מַכְאוֹב֙ כְּמַכְאֹבִ֔י אֲשֶׁ֥ר עוֹלַ֖ל לִ֑י אֲשֶׁר֙ הוֹגָ֣ה יְהוָ֔ה בְּי֖וֹם חֲר֥וֹן אַפּֽוֹ׃ ס</w:t>
@@ -490,18 +604,24 @@
       </w:pPr>
       <w:r>
         <w:rPr>
-          <w:lang w:val="he_IL" w:bidi="he_IL"/>
-        </w:rPr>
-      </w:r>
-      <w:r>
-        <w:rPr>
-          <w:vertAlign w:val="superscript"/>
+          <w:rtl/>
+          <w:cs/>
+          <w:lang w:val="he_IL" w:bidi="he_IL"/>
+        </w:rPr>
+      </w:r>
+      <w:r>
+        <w:rPr>
+          <w:vertAlign w:val="superscript"/>
+          <w:rtl/>
+          <w:cs/>
           <w:lang w:val="he_IL" w:bidi="he_IL"/>
         </w:rPr>
         <w:t>13</w:t>
       </w:r>
       <w:r>
         <w:rPr>
+          <w:rtl/>
+          <w:cs/>
           <w:lang w:val="he_IL" w:bidi="he_IL"/>
         </w:rPr>
         <w:t xml:space="preserve"> מִמָּר֛וֹם שָֽׁלַח־אֵ֥שׁ בְּעַצְמֹתַ֖י וַיִּרְדֶּ֑נָּה פָּרַ֨שׂ רֶ֤שֶׁת לְרַגְלַי֙ הֱשִׁיבַ֣נִי אָח֔וֹר נְתָנַ֙נִי֙ שֹֽׁמֵמָ֔ה כָּל־הַיּ֖וֹם דָּוָֽה׃ ס</w:t>
@@ -513,18 +633,24 @@
       </w:pPr>
       <w:r>
         <w:rPr>
-          <w:lang w:val="he_IL" w:bidi="he_IL"/>
-        </w:rPr>
-      </w:r>
-      <w:r>
-        <w:rPr>
-          <w:vertAlign w:val="superscript"/>
+          <w:rtl/>
+          <w:cs/>
+          <w:lang w:val="he_IL" w:bidi="he_IL"/>
+        </w:rPr>
+      </w:r>
+      <w:r>
+        <w:rPr>
+          <w:vertAlign w:val="superscript"/>
+          <w:rtl/>
+          <w:cs/>
           <w:lang w:val="he_IL" w:bidi="he_IL"/>
         </w:rPr>
         <w:t>14</w:t>
       </w:r>
       <w:r>
         <w:rPr>
+          <w:rtl/>
+          <w:cs/>
           <w:lang w:val="he_IL" w:bidi="he_IL"/>
         </w:rPr>
         <w:t xml:space="preserve"> נִשְׂקַד֩ עֹ֨ל פְּשָׁעַ֜י בְּיָד֗וֹ יִשְׂתָּֽרְג֛וּ עָל֥וּ עַל־צַוָּארִ֖י הִכְשִׁ֣יל כֹּחִ֑י נְתָנַ֣נִי אֲדֹנָ֔י בִּידֵ֖י לֹא־אוּכַ֥ל קֽוּם׃ ס</w:t>
@@ -536,18 +662,24 @@
       </w:pPr>
       <w:r>
         <w:rPr>
-          <w:lang w:val="he_IL" w:bidi="he_IL"/>
-        </w:rPr>
-      </w:r>
-      <w:r>
-        <w:rPr>
-          <w:vertAlign w:val="superscript"/>
+          <w:rtl/>
+          <w:cs/>
+          <w:lang w:val="he_IL" w:bidi="he_IL"/>
+        </w:rPr>
+      </w:r>
+      <w:r>
+        <w:rPr>
+          <w:vertAlign w:val="superscript"/>
+          <w:rtl/>
+          <w:cs/>
           <w:lang w:val="he_IL" w:bidi="he_IL"/>
         </w:rPr>
         <w:t>15</w:t>
       </w:r>
       <w:r>
         <w:rPr>
+          <w:rtl/>
+          <w:cs/>
           <w:lang w:val="he_IL" w:bidi="he_IL"/>
         </w:rPr>
         <w:t xml:space="preserve"> סִלָּ֨ה כָל־אַבִּירַ֤י ׀ אֲדֹנָי֙ בְּקִרְבִּ֔י קָרָ֥א עָלַ֛י מוֹעֵ֖ד לִשְׁבֹּ֣ר בַּחוּרָ֑י גַּ֚ת דָּרַ֣ךְ אֲדֹנָ֔י לִבְתוּלַ֖ת בַּת־יְהוּדָֽה׃ ס</w:t>
@@ -559,18 +691,24 @@
       </w:pPr>
       <w:r>
         <w:rPr>
-          <w:lang w:val="he_IL" w:bidi="he_IL"/>
-        </w:rPr>
-      </w:r>
-      <w:r>
-        <w:rPr>
-          <w:vertAlign w:val="superscript"/>
+          <w:rtl/>
+          <w:cs/>
+          <w:lang w:val="he_IL" w:bidi="he_IL"/>
+        </w:rPr>
+      </w:r>
+      <w:r>
+        <w:rPr>
+          <w:vertAlign w:val="superscript"/>
+          <w:rtl/>
+          <w:cs/>
           <w:lang w:val="he_IL" w:bidi="he_IL"/>
         </w:rPr>
         <w:t>16</w:t>
       </w:r>
       <w:r>
         <w:rPr>
+          <w:rtl/>
+          <w:cs/>
           <w:lang w:val="he_IL" w:bidi="he_IL"/>
         </w:rPr>
         <w:t xml:space="preserve"> עַל־אֵ֣לֶּה ׀ אֲנִ֣י בוֹכִיָּ֗ה עֵינִ֤י ׀ עֵינִי֙ יֹ֣רְדָה מַּ֔יִם כִּֽי־רָחַ֥ק מִמֶּ֛נִּי מְנַחֵ֖ם מֵשִׁ֣יב נַפְשִׁ֑י הָי֤וּ בָנַי֙ שֽׁוֹמֵמִ֔ים כִּ֥י גָבַ֖ר אוֹיֵֽב׃ ס</w:t>
@@ -582,18 +720,24 @@
       </w:pPr>
       <w:r>
         <w:rPr>
-          <w:lang w:val="he_IL" w:bidi="he_IL"/>
-        </w:rPr>
-      </w:r>
-      <w:r>
-        <w:rPr>
-          <w:vertAlign w:val="superscript"/>
+          <w:rtl/>
+          <w:cs/>
+          <w:lang w:val="he_IL" w:bidi="he_IL"/>
+        </w:rPr>
+      </w:r>
+      <w:r>
+        <w:rPr>
+          <w:vertAlign w:val="superscript"/>
+          <w:rtl/>
+          <w:cs/>
           <w:lang w:val="he_IL" w:bidi="he_IL"/>
         </w:rPr>
         <w:t>17</w:t>
       </w:r>
       <w:r>
         <w:rPr>
+          <w:rtl/>
+          <w:cs/>
           <w:lang w:val="he_IL" w:bidi="he_IL"/>
         </w:rPr>
         <w:t xml:space="preserve"> פֵּֽרְשָׂ֨ה צִיּ֜וֹן בְּיָדֶ֗יהָ אֵ֤ין מְנַחֵם֙ לָ֔הּ צִוָּ֧ה יְהוָ֛ה לְיַעֲקֹ֖ב סְבִיבָ֣יו צָרָ֑יו הָיְתָ֧ה יְרוּשָׁלִַ֛ם לְנִדָּ֖ה בֵּינֵיהֶֽם׃ ס</w:t>
@@ -605,18 +749,24 @@
       </w:pPr>
       <w:r>
         <w:rPr>
-          <w:lang w:val="he_IL" w:bidi="he_IL"/>
-        </w:rPr>
-      </w:r>
-      <w:r>
-        <w:rPr>
-          <w:vertAlign w:val="superscript"/>
+          <w:rtl/>
+          <w:cs/>
+          <w:lang w:val="he_IL" w:bidi="he_IL"/>
+        </w:rPr>
+      </w:r>
+      <w:r>
+        <w:rPr>
+          <w:vertAlign w:val="superscript"/>
+          <w:rtl/>
+          <w:cs/>
           <w:lang w:val="he_IL" w:bidi="he_IL"/>
         </w:rPr>
         <w:t>18</w:t>
       </w:r>
       <w:r>
         <w:rPr>
+          <w:rtl/>
+          <w:cs/>
           <w:lang w:val="he_IL" w:bidi="he_IL"/>
         </w:rPr>
         <w:t xml:space="preserve"> צַדִּ֥יק ה֛וּא יְהוָ֖ה כִּ֣י פִ֣יהוּ מָרִ֑יתִי שִׁמְעוּ־נָ֣א כָל־עמים וּרְאוּ֙ מַכְאֹבִ֔י בְּתוּלֹתַ֥י וּבַחוּרַ֖י הָלְכ֥וּ בַשֶּֽׁבִי׃ ס</w:t>
@@ -628,18 +778,24 @@
       </w:pPr>
       <w:r>
         <w:rPr>
-          <w:lang w:val="he_IL" w:bidi="he_IL"/>
-        </w:rPr>
-      </w:r>
-      <w:r>
-        <w:rPr>
-          <w:vertAlign w:val="superscript"/>
+          <w:rtl/>
+          <w:cs/>
+          <w:lang w:val="he_IL" w:bidi="he_IL"/>
+        </w:rPr>
+      </w:r>
+      <w:r>
+        <w:rPr>
+          <w:vertAlign w:val="superscript"/>
+          <w:rtl/>
+          <w:cs/>
           <w:lang w:val="he_IL" w:bidi="he_IL"/>
         </w:rPr>
         <w:t>19</w:t>
       </w:r>
       <w:r>
         <w:rPr>
+          <w:rtl/>
+          <w:cs/>
           <w:lang w:val="he_IL" w:bidi="he_IL"/>
         </w:rPr>
         <w:t xml:space="preserve"> קָרָ֤אתִי לַֽמְאַהֲבַי֙ הֵ֣מָּה רִמּ֔וּנִי כֹּהֲנַ֥י וּזְקֵנַ֖י בָּעִ֣יר גָּוָ֑עוּ כִּֽי־בִקְשׁ֥וּ אֹ֙כֶל֙ לָ֔מוֹ וְיָשִׁ֖יבוּ אֶת־נַפְשָֽׁם׃ ס</w:t>
@@ -651,18 +807,24 @@
       </w:pPr>
       <w:r>
         <w:rPr>
-          <w:lang w:val="he_IL" w:bidi="he_IL"/>
-        </w:rPr>
-      </w:r>
-      <w:r>
-        <w:rPr>
-          <w:vertAlign w:val="superscript"/>
+          <w:rtl/>
+          <w:cs/>
+          <w:lang w:val="he_IL" w:bidi="he_IL"/>
+        </w:rPr>
+      </w:r>
+      <w:r>
+        <w:rPr>
+          <w:vertAlign w:val="superscript"/>
+          <w:rtl/>
+          <w:cs/>
           <w:lang w:val="he_IL" w:bidi="he_IL"/>
         </w:rPr>
         <w:t>20</w:t>
       </w:r>
       <w:r>
         <w:rPr>
+          <w:rtl/>
+          <w:cs/>
           <w:lang w:val="he_IL" w:bidi="he_IL"/>
         </w:rPr>
         <w:t xml:space="preserve"> רְאֵ֨ה יְהוָ֤ה כִּֽי־צַר־לִי֙ מֵעַ֣י חֳמַרְמָ֔רוּ נֶהְפַּ֤ךְ לִבִּי֙ בְּקִרְבִּ֔י כִּ֥י מָר֖וֹ מָרִ֑יתִי מִח֥וּץ שִׁכְּלָה־חֶ֖רֶב בַּבַּ֥יִת כַּמָּֽוֶת׃ ס</w:t>
@@ -674,18 +836,24 @@
       </w:pPr>
       <w:r>
         <w:rPr>
-          <w:lang w:val="he_IL" w:bidi="he_IL"/>
-        </w:rPr>
-      </w:r>
-      <w:r>
-        <w:rPr>
-          <w:vertAlign w:val="superscript"/>
+          <w:rtl/>
+          <w:cs/>
+          <w:lang w:val="he_IL" w:bidi="he_IL"/>
+        </w:rPr>
+      </w:r>
+      <w:r>
+        <w:rPr>
+          <w:vertAlign w:val="superscript"/>
+          <w:rtl/>
+          <w:cs/>
           <w:lang w:val="he_IL" w:bidi="he_IL"/>
         </w:rPr>
         <w:t>21</w:t>
       </w:r>
       <w:r>
         <w:rPr>
+          <w:rtl/>
+          <w:cs/>
           <w:lang w:val="he_IL" w:bidi="he_IL"/>
         </w:rPr>
         <w:t xml:space="preserve"> שָׁמְע֞וּ כִּ֧י נֶאֱנָחָ֣ה אָ֗נִי אֵ֤ין מְנַחֵם֙ לִ֔י כָּל־אֹ֨יְבַ֜י שָׁמְע֤וּ רָֽעָתִי֙ שָׂ֔שׂוּ כִּ֥י אַתָּ֖ה עָשִׂ֑יתָ הֵבֵ֥אתָ יוֹם־קָרָ֖אתָ וְיִֽהְי֥וּ כָמֽוֹנִי׃ ס</w:t>
@@ -697,18 +865,24 @@
       </w:pPr>
       <w:r>
         <w:rPr>
-          <w:lang w:val="he_IL" w:bidi="he_IL"/>
-        </w:rPr>
-      </w:r>
-      <w:r>
-        <w:rPr>
-          <w:vertAlign w:val="superscript"/>
+          <w:rtl/>
+          <w:cs/>
+          <w:lang w:val="he_IL" w:bidi="he_IL"/>
+        </w:rPr>
+      </w:r>
+      <w:r>
+        <w:rPr>
+          <w:vertAlign w:val="superscript"/>
+          <w:rtl/>
+          <w:cs/>
           <w:lang w:val="he_IL" w:bidi="he_IL"/>
         </w:rPr>
         <w:t>22</w:t>
       </w:r>
       <w:r>
         <w:rPr>
+          <w:rtl/>
+          <w:cs/>
           <w:lang w:val="he_IL" w:bidi="he_IL"/>
         </w:rPr>
         <w:t xml:space="preserve"> תָּבֹ֨א כָל־רָעָתָ֤ם לְפָנֶ֙יךָ֙ וְעוֹלֵ֣ל לָ֔מוֹ כַּאֲשֶׁ֥ר עוֹלַ֛לְתָּ לִ֖י עַ֣ל כָּל־פְּשָׁעָ֑י כִּֽי־רַבּ֥וֹת אַנְחֹתַ֖י וְלִבִּ֥י דַוָּֽי׃ פ</w:t>
@@ -721,34 +895,44 @@
       </w:pPr>
       <w:r>
         <w:rPr>
+          <w:rtl/>
+          <w:cs/>
           <w:lang w:val="he_IL" w:bidi="he_IL"/>
         </w:rPr>
         <w:t>Lamentations 2:1</w:t>
       </w:r>
       <w:r>
         <w:rPr>
-          <w:lang w:val="he_IL" w:bidi="he_IL"/>
-        </w:rPr>
-      </w:r>
-    </w:p>
-    <w:p>
-      <w:pPr>
-        <w:bidi/>
-      </w:pPr>
-      <w:r>
-        <w:rPr>
-          <w:lang w:val="he_IL" w:bidi="he_IL"/>
-        </w:rPr>
-      </w:r>
-      <w:r>
-        <w:rPr>
-          <w:vertAlign w:val="superscript"/>
+          <w:rtl/>
+          <w:cs/>
+          <w:lang w:val="he_IL" w:bidi="he_IL"/>
+        </w:rPr>
+      </w:r>
+    </w:p>
+    <w:p>
+      <w:pPr>
+        <w:bidi/>
+      </w:pPr>
+      <w:r>
+        <w:rPr>
+          <w:rtl/>
+          <w:cs/>
+          <w:lang w:val="he_IL" w:bidi="he_IL"/>
+        </w:rPr>
+      </w:r>
+      <w:r>
+        <w:rPr>
+          <w:vertAlign w:val="superscript"/>
+          <w:rtl/>
+          <w:cs/>
           <w:lang w:val="he_IL" w:bidi="he_IL"/>
         </w:rPr>
         <w:t>1</w:t>
       </w:r>
       <w:r>
         <w:rPr>
+          <w:rtl/>
+          <w:cs/>
           <w:lang w:val="he_IL" w:bidi="he_IL"/>
         </w:rPr>
         <w:t xml:space="preserve"> אֵיכָה֩ יָעִ֨יב בְּאַפּ֤וֹ ׀ אֲדֹנָי֙ אֶת־בַּת־צִיּ֔וֹן הִשְׁלִ֤יךְ מִשָּׁמַ֙יִם֙ אֶ֔רֶץ תִּפְאֶ֖רֶת יִשְׂרָאֵ֑ל וְלֹא־זָכַ֥ר הֲדֹם־רַגְלָ֖יו בְּי֥וֹם אַפּֽוֹ׃ ס</w:t>
@@ -760,18 +944,24 @@
       </w:pPr>
       <w:r>
         <w:rPr>
-          <w:lang w:val="he_IL" w:bidi="he_IL"/>
-        </w:rPr>
-      </w:r>
-      <w:r>
-        <w:rPr>
-          <w:vertAlign w:val="superscript"/>
+          <w:rtl/>
+          <w:cs/>
+          <w:lang w:val="he_IL" w:bidi="he_IL"/>
+        </w:rPr>
+      </w:r>
+      <w:r>
+        <w:rPr>
+          <w:vertAlign w:val="superscript"/>
+          <w:rtl/>
+          <w:cs/>
           <w:lang w:val="he_IL" w:bidi="he_IL"/>
         </w:rPr>
         <w:t>2</w:t>
       </w:r>
       <w:r>
         <w:rPr>
+          <w:rtl/>
+          <w:cs/>
           <w:lang w:val="he_IL" w:bidi="he_IL"/>
         </w:rPr>
         <w:t xml:space="preserve"> בִּלַּ֨ע אֲדֹנָ֜י לא חָמַ֗ל אֵ֚ת כָּל־נְא֣וֹת יַעֲקֹ֔ב הָרַ֧ס בְּעֶבְרָת֛וֹ מִבְצְרֵ֥י בַת־יְהוּדָ֖ה הִגִּ֣יעַ לָאָ֑רֶץ חִלֵּ֥ל מַמְלָכָ֖ה וְשָׂרֶֽיהָ׃ ס</w:t>
@@ -783,18 +973,24 @@
       </w:pPr>
       <w:r>
         <w:rPr>
-          <w:lang w:val="he_IL" w:bidi="he_IL"/>
-        </w:rPr>
-      </w:r>
-      <w:r>
-        <w:rPr>
-          <w:vertAlign w:val="superscript"/>
+          <w:rtl/>
+          <w:cs/>
+          <w:lang w:val="he_IL" w:bidi="he_IL"/>
+        </w:rPr>
+      </w:r>
+      <w:r>
+        <w:rPr>
+          <w:vertAlign w:val="superscript"/>
+          <w:rtl/>
+          <w:cs/>
           <w:lang w:val="he_IL" w:bidi="he_IL"/>
         </w:rPr>
         <w:t>3</w:t>
       </w:r>
       <w:r>
         <w:rPr>
+          <w:rtl/>
+          <w:cs/>
           <w:lang w:val="he_IL" w:bidi="he_IL"/>
         </w:rPr>
         <w:t xml:space="preserve"> גָּדַ֣ע בָּֽחֳרִי אַ֗ף כֹּ֚ל קֶ֣רֶן יִשְׂרָאֵ֔ל הֵשִׁ֥יב אָח֛וֹר יְמִינ֖וֹ מִפְּנֵ֣י אוֹיֵ֑ב וַיִּבְעַ֤ר בְּיַעֲקֹב֙ כְּאֵ֣שׁ לֶֽהָבָ֔ה אָכְלָ֖ה סָבִֽיב׃ ס</w:t>
@@ -806,18 +1002,24 @@
       </w:pPr>
       <w:r>
         <w:rPr>
-          <w:lang w:val="he_IL" w:bidi="he_IL"/>
-        </w:rPr>
-      </w:r>
-      <w:r>
-        <w:rPr>
-          <w:vertAlign w:val="superscript"/>
+          <w:rtl/>
+          <w:cs/>
+          <w:lang w:val="he_IL" w:bidi="he_IL"/>
+        </w:rPr>
+      </w:r>
+      <w:r>
+        <w:rPr>
+          <w:vertAlign w:val="superscript"/>
+          <w:rtl/>
+          <w:cs/>
           <w:lang w:val="he_IL" w:bidi="he_IL"/>
         </w:rPr>
         <w:t>4</w:t>
       </w:r>
       <w:r>
         <w:rPr>
+          <w:rtl/>
+          <w:cs/>
           <w:lang w:val="he_IL" w:bidi="he_IL"/>
         </w:rPr>
         <w:t xml:space="preserve"> דָּרַ֨ךְ קַשְׁתּ֜וֹ כְּאוֹיֵ֗ב נִצָּ֤ב יְמִינוֹ֙ כְּצָ֔ר וַֽיַּהֲרֹ֔ג כֹּ֖ל מַחֲמַדֵּי־עָ֑יִן בְּאֹ֙הֶל֙ בַּת־צִיּ֔וֹן שָׁפַ֥ךְ כָּאֵ֖שׁ חֲמָתֽוֹ׃ ס</w:t>
@@ -829,18 +1031,24 @@
       </w:pPr>
       <w:r>
         <w:rPr>
-          <w:lang w:val="he_IL" w:bidi="he_IL"/>
-        </w:rPr>
-      </w:r>
-      <w:r>
-        <w:rPr>
-          <w:vertAlign w:val="superscript"/>
+          <w:rtl/>
+          <w:cs/>
+          <w:lang w:val="he_IL" w:bidi="he_IL"/>
+        </w:rPr>
+      </w:r>
+      <w:r>
+        <w:rPr>
+          <w:vertAlign w:val="superscript"/>
+          <w:rtl/>
+          <w:cs/>
           <w:lang w:val="he_IL" w:bidi="he_IL"/>
         </w:rPr>
         <w:t>5</w:t>
       </w:r>
       <w:r>
         <w:rPr>
+          <w:rtl/>
+          <w:cs/>
           <w:lang w:val="he_IL" w:bidi="he_IL"/>
         </w:rPr>
         <w:t xml:space="preserve"> הָיָ֨ה אֲדֹנָ֤י ׀ כְּאוֹיֵב֙ בִּלַּ֣ע יִשְׂרָאֵ֔ל בִּלַּע֙ כָּל־אַרְמְנוֹתֶ֔יהָ שִׁחֵ֖ת מִבְצָרָ֑יו וַיֶּ֙רֶב֙ בְּבַת־יְהוּדָ֔ה תַּאֲנִיָּ֖ה וַאֲנִיָּֽה׃ ס</w:t>
@@ -852,18 +1060,24 @@
       </w:pPr>
       <w:r>
         <w:rPr>
-          <w:lang w:val="he_IL" w:bidi="he_IL"/>
-        </w:rPr>
-      </w:r>
-      <w:r>
-        <w:rPr>
-          <w:vertAlign w:val="superscript"/>
+          <w:rtl/>
+          <w:cs/>
+          <w:lang w:val="he_IL" w:bidi="he_IL"/>
+        </w:rPr>
+      </w:r>
+      <w:r>
+        <w:rPr>
+          <w:vertAlign w:val="superscript"/>
+          <w:rtl/>
+          <w:cs/>
           <w:lang w:val="he_IL" w:bidi="he_IL"/>
         </w:rPr>
         <w:t>6</w:t>
       </w:r>
       <w:r>
         <w:rPr>
+          <w:rtl/>
+          <w:cs/>
           <w:lang w:val="he_IL" w:bidi="he_IL"/>
         </w:rPr>
         <w:t xml:space="preserve"> וַיַּחְמֹ֤ס כַּגַּן֙ שֻׂכּ֔וֹ שִׁחֵ֖ת מוֹעֲד֑וֹ שִׁכַּ֨ח יְהוָ֤ה ׀ בְּצִיּוֹן֙ מוֹעֵ֣ד וְשַׁבָּ֔ת וַיִּנְאַ֥ץ בְּזַֽעַם־אַפּ֖וֹ מֶ֥לֶךְ וְכֹהֵֽן׃ ס</w:t>
@@ -875,18 +1089,24 @@
       </w:pPr>
       <w:r>
         <w:rPr>
-          <w:lang w:val="he_IL" w:bidi="he_IL"/>
-        </w:rPr>
-      </w:r>
-      <w:r>
-        <w:rPr>
-          <w:vertAlign w:val="superscript"/>
+          <w:rtl/>
+          <w:cs/>
+          <w:lang w:val="he_IL" w:bidi="he_IL"/>
+        </w:rPr>
+      </w:r>
+      <w:r>
+        <w:rPr>
+          <w:vertAlign w:val="superscript"/>
+          <w:rtl/>
+          <w:cs/>
           <w:lang w:val="he_IL" w:bidi="he_IL"/>
         </w:rPr>
         <w:t>7</w:t>
       </w:r>
       <w:r>
         <w:rPr>
+          <w:rtl/>
+          <w:cs/>
           <w:lang w:val="he_IL" w:bidi="he_IL"/>
         </w:rPr>
         <w:t xml:space="preserve"> זָנַ֨ח אֲדֹנָ֤י ׀ מִזְבְּחוֹ֙ נִאֵ֣ר מִקְדָּשׁ֔וֹ הִסְגִּיר֙ בְּיַד־אוֹיֵ֔ב חוֹמֹ֖ת אַרְמְנוֹתֶ֑יהָ ק֛וֹל נָתְנ֥וּ בְּבֵית־יְהוָ֖ה כְּי֥וֹם מוֹעֵֽד׃ ס</w:t>
@@ -898,18 +1118,24 @@
       </w:pPr>
       <w:r>
         <w:rPr>
-          <w:lang w:val="he_IL" w:bidi="he_IL"/>
-        </w:rPr>
-      </w:r>
-      <w:r>
-        <w:rPr>
-          <w:vertAlign w:val="superscript"/>
+          <w:rtl/>
+          <w:cs/>
+          <w:lang w:val="he_IL" w:bidi="he_IL"/>
+        </w:rPr>
+      </w:r>
+      <w:r>
+        <w:rPr>
+          <w:vertAlign w:val="superscript"/>
+          <w:rtl/>
+          <w:cs/>
           <w:lang w:val="he_IL" w:bidi="he_IL"/>
         </w:rPr>
         <w:t>8</w:t>
       </w:r>
       <w:r>
         <w:rPr>
+          <w:rtl/>
+          <w:cs/>
           <w:lang w:val="he_IL" w:bidi="he_IL"/>
         </w:rPr>
         <w:t xml:space="preserve"> חָשַׁ֨ב יְהוָ֤ה ׀ לְהַשְׁחִית֙ חוֹמַ֣ת בַּת־צִיּ֔וֹן נָ֣טָה קָ֔ו לֹא־הֵשִׁ֥יב יָד֖וֹ מִבַּלֵּ֑עַ וַיַּֽאֲבֶל־חֵ֥ל וְחוֹמָ֖ה יַחְדָּ֥ו אֻמְלָֽלוּ׃ ס</w:t>
@@ -921,18 +1147,24 @@
       </w:pPr>
       <w:r>
         <w:rPr>
-          <w:lang w:val="he_IL" w:bidi="he_IL"/>
-        </w:rPr>
-      </w:r>
-      <w:r>
-        <w:rPr>
-          <w:vertAlign w:val="superscript"/>
+          <w:rtl/>
+          <w:cs/>
+          <w:lang w:val="he_IL" w:bidi="he_IL"/>
+        </w:rPr>
+      </w:r>
+      <w:r>
+        <w:rPr>
+          <w:vertAlign w:val="superscript"/>
+          <w:rtl/>
+          <w:cs/>
           <w:lang w:val="he_IL" w:bidi="he_IL"/>
         </w:rPr>
         <w:t>9</w:t>
       </w:r>
       <w:r>
         <w:rPr>
+          <w:rtl/>
+          <w:cs/>
           <w:lang w:val="he_IL" w:bidi="he_IL"/>
         </w:rPr>
         <w:t xml:space="preserve"> טָבְע֤וּ בָאָ֙רֶץ֙ שְׁעָרֶ֔יהָ אִבַּ֥ד וְשִׁבַּ֖ר בְּרִיחֶ֑יהָ מַלְכָּ֨הּ וְשָׂרֶ֤יהָ בַגּוֹיִם֙ אֵ֣ין תּוֹרָ֔ה גַּם־נְבִיאֶ֕יהָ לֹא־מָצְא֥וּ חָז֖וֹן מֵיְהוָֽה׃ ס</w:t>
@@ -944,18 +1176,24 @@
       </w:pPr>
       <w:r>
         <w:rPr>
-          <w:lang w:val="he_IL" w:bidi="he_IL"/>
-        </w:rPr>
-      </w:r>
-      <w:r>
-        <w:rPr>
-          <w:vertAlign w:val="superscript"/>
+          <w:rtl/>
+          <w:cs/>
+          <w:lang w:val="he_IL" w:bidi="he_IL"/>
+        </w:rPr>
+      </w:r>
+      <w:r>
+        <w:rPr>
+          <w:vertAlign w:val="superscript"/>
+          <w:rtl/>
+          <w:cs/>
           <w:lang w:val="he_IL" w:bidi="he_IL"/>
         </w:rPr>
         <w:t>10</w:t>
       </w:r>
       <w:r>
         <w:rPr>
+          <w:rtl/>
+          <w:cs/>
           <w:lang w:val="he_IL" w:bidi="he_IL"/>
         </w:rPr>
         <w:t xml:space="preserve"> יֵשְׁב֨וּ לָאָ֤רֶץ יִדְּמוּ֙ זִקְנֵ֣י בַת־צִיּ֔וֹן הֶֽעֱל֤וּ עָפָר֙ עַל־רֹאשָׁ֔ם חָגְר֖וּ שַׂקִּ֑ים הוֹרִ֤ידוּ לָאָ֙רֶץ֙ רֹאשָׁ֔ן בְּתוּלֹ֖ת יְרוּשָׁלִָֽם׃ ס</w:t>
@@ -967,18 +1205,24 @@
       </w:pPr>
       <w:r>
         <w:rPr>
-          <w:lang w:val="he_IL" w:bidi="he_IL"/>
-        </w:rPr>
-      </w:r>
-      <w:r>
-        <w:rPr>
-          <w:vertAlign w:val="superscript"/>
+          <w:rtl/>
+          <w:cs/>
+          <w:lang w:val="he_IL" w:bidi="he_IL"/>
+        </w:rPr>
+      </w:r>
+      <w:r>
+        <w:rPr>
+          <w:vertAlign w:val="superscript"/>
+          <w:rtl/>
+          <w:cs/>
           <w:lang w:val="he_IL" w:bidi="he_IL"/>
         </w:rPr>
         <w:t>11</w:t>
       </w:r>
       <w:r>
         <w:rPr>
+          <w:rtl/>
+          <w:cs/>
           <w:lang w:val="he_IL" w:bidi="he_IL"/>
         </w:rPr>
         <w:t xml:space="preserve"> כָּל֨וּ בַדְּמָע֤וֹת עֵינַי֙ חֳמַרְמְר֣וּ מֵעַ֔י נִשְׁפַּ֤ךְ לָאָ֙רֶץ֙ כְּבֵדִ֔י עַל־שֶׁ֖בֶר בַּת־עַמִּ֑י בֵּֽעָטֵ֤ף עוֹלֵל֙ וְיוֹנֵ֔ק בִּרְחֹב֖וֹת קִרְיָֽה׃ ס</w:t>
@@ -990,18 +1234,24 @@
       </w:pPr>
       <w:r>
         <w:rPr>
-          <w:lang w:val="he_IL" w:bidi="he_IL"/>
-        </w:rPr>
-      </w:r>
-      <w:r>
-        <w:rPr>
-          <w:vertAlign w:val="superscript"/>
+          <w:rtl/>
+          <w:cs/>
+          <w:lang w:val="he_IL" w:bidi="he_IL"/>
+        </w:rPr>
+      </w:r>
+      <w:r>
+        <w:rPr>
+          <w:vertAlign w:val="superscript"/>
+          <w:rtl/>
+          <w:cs/>
           <w:lang w:val="he_IL" w:bidi="he_IL"/>
         </w:rPr>
         <w:t>12</w:t>
       </w:r>
       <w:r>
         <w:rPr>
+          <w:rtl/>
+          <w:cs/>
           <w:lang w:val="he_IL" w:bidi="he_IL"/>
         </w:rPr>
         <w:t xml:space="preserve"> לְאִמֹּתָם֙ יֹֽאמְר֔וּ אַיֵּ֖ה דָּגָ֣ן וָיָ֑יִן בְּהִֽתְעַטְּפָ֤ם כֶּֽחָלָל֙ בִּרְחֹב֣וֹת עִ֔יר בְּהִשְׁתַּפֵּ֣ךְ נַפְשָׁ֔ם אֶל־חֵ֖יק אִמֹּתָֽם׃ ס</w:t>
@@ -1013,18 +1263,24 @@
       </w:pPr>
       <w:r>
         <w:rPr>
-          <w:lang w:val="he_IL" w:bidi="he_IL"/>
-        </w:rPr>
-      </w:r>
-      <w:r>
-        <w:rPr>
-          <w:vertAlign w:val="superscript"/>
+          <w:rtl/>
+          <w:cs/>
+          <w:lang w:val="he_IL" w:bidi="he_IL"/>
+        </w:rPr>
+      </w:r>
+      <w:r>
+        <w:rPr>
+          <w:vertAlign w:val="superscript"/>
+          <w:rtl/>
+          <w:cs/>
           <w:lang w:val="he_IL" w:bidi="he_IL"/>
         </w:rPr>
         <w:t>13</w:t>
       </w:r>
       <w:r>
         <w:rPr>
+          <w:rtl/>
+          <w:cs/>
           <w:lang w:val="he_IL" w:bidi="he_IL"/>
         </w:rPr>
         <w:t xml:space="preserve"> מָֽה־אֲעִידֵ֞ךְ מָ֣ה אֲדַמֶּה־לָּ֗ךְ הַבַּת֙ יְר֣וּשָׁלִַ֔ם מָ֤ה אַשְׁוֶה־לָּךְ֙ וַאֲנַֽחֲמֵ֔ךְ בְּתוּלַ֖ת בַּת־צִיּ֑וֹן כִּֽי־גָד֥וֹל כַּיָּ֛ם שִׁבְרֵ֖ךְ מִ֥י יִרְפָּא־לָֽךְ׃ ס</w:t>
@@ -1036,18 +1292,24 @@
       </w:pPr>
       <w:r>
         <w:rPr>
-          <w:lang w:val="he_IL" w:bidi="he_IL"/>
-        </w:rPr>
-      </w:r>
-      <w:r>
-        <w:rPr>
-          <w:vertAlign w:val="superscript"/>
+          <w:rtl/>
+          <w:cs/>
+          <w:lang w:val="he_IL" w:bidi="he_IL"/>
+        </w:rPr>
+      </w:r>
+      <w:r>
+        <w:rPr>
+          <w:vertAlign w:val="superscript"/>
+          <w:rtl/>
+          <w:cs/>
           <w:lang w:val="he_IL" w:bidi="he_IL"/>
         </w:rPr>
         <w:t>14</w:t>
       </w:r>
       <w:r>
         <w:rPr>
+          <w:rtl/>
+          <w:cs/>
           <w:lang w:val="he_IL" w:bidi="he_IL"/>
         </w:rPr>
         <w:t xml:space="preserve"> נְבִיאַ֗יִךְ חָ֤זוּ לָךְ֙ שָׁ֣וְא וְתָפֵ֔ל וְלֹֽא־גִלּ֥וּ עַל־עֲוֺנֵ֖ךְ לְהָשִׁ֣יב שביתך וַיֶּ֣חֱזוּ לָ֔ךְ מַשְׂא֥וֹת שָׁ֖וְא וּמַדּוּחִֽים׃ ס</w:t>
@@ -1059,18 +1321,24 @@
       </w:pPr>
       <w:r>
         <w:rPr>
-          <w:lang w:val="he_IL" w:bidi="he_IL"/>
-        </w:rPr>
-      </w:r>
-      <w:r>
-        <w:rPr>
-          <w:vertAlign w:val="superscript"/>
+          <w:rtl/>
+          <w:cs/>
+          <w:lang w:val="he_IL" w:bidi="he_IL"/>
+        </w:rPr>
+      </w:r>
+      <w:r>
+        <w:rPr>
+          <w:vertAlign w:val="superscript"/>
+          <w:rtl/>
+          <w:cs/>
           <w:lang w:val="he_IL" w:bidi="he_IL"/>
         </w:rPr>
         <w:t>15</w:t>
       </w:r>
       <w:r>
         <w:rPr>
+          <w:rtl/>
+          <w:cs/>
           <w:lang w:val="he_IL" w:bidi="he_IL"/>
         </w:rPr>
         <w:t xml:space="preserve"> סָֽפְק֨וּ עָלַ֤יִךְ כַּפַּ֙יִם֙ כָּל־עֹ֣בְרֵי דֶ֔רֶךְ שָֽׁרְקוּ֙ וַיָּנִ֣עוּ רֹאשָׁ֔ם עַל־בַּ֖ת יְרוּשָׁלִָ֑ם הֲזֹ֣את הָעִ֗יר שֶׁיֹּֽאמְרוּ֙ כְּלִ֣ילַת יֹ֔פִי מָשׂ֖וֹשׂ לְכָל־הָאָֽרֶץ׃ ס</w:t>
@@ -1082,18 +1350,24 @@
       </w:pPr>
       <w:r>
         <w:rPr>
-          <w:lang w:val="he_IL" w:bidi="he_IL"/>
-        </w:rPr>
-      </w:r>
-      <w:r>
-        <w:rPr>
-          <w:vertAlign w:val="superscript"/>
+          <w:rtl/>
+          <w:cs/>
+          <w:lang w:val="he_IL" w:bidi="he_IL"/>
+        </w:rPr>
+      </w:r>
+      <w:r>
+        <w:rPr>
+          <w:vertAlign w:val="superscript"/>
+          <w:rtl/>
+          <w:cs/>
           <w:lang w:val="he_IL" w:bidi="he_IL"/>
         </w:rPr>
         <w:t>16</w:t>
       </w:r>
       <w:r>
         <w:rPr>
+          <w:rtl/>
+          <w:cs/>
           <w:lang w:val="he_IL" w:bidi="he_IL"/>
         </w:rPr>
         <w:t xml:space="preserve"> פָּצ֨וּ עָלַ֤יִךְ פִּיהֶם֙ כָּל־א֣וֹיְבַ֔יִךְ שָֽׁרְקוּ֙ וַיַּֽחַרְקוּ־שֵׁ֔ן אָמְר֖וּ בִּלָּ֑עְנוּ אַ֣ךְ זֶ֥ה הַיּ֛וֹם שֶׁקִּוִּינֻ֖הוּ מָצָ֥אנוּ רָאִֽינוּ׃ ס</w:t>
@@ -1105,18 +1379,24 @@
       </w:pPr>
       <w:r>
         <w:rPr>
-          <w:lang w:val="he_IL" w:bidi="he_IL"/>
-        </w:rPr>
-      </w:r>
-      <w:r>
-        <w:rPr>
-          <w:vertAlign w:val="superscript"/>
+          <w:rtl/>
+          <w:cs/>
+          <w:lang w:val="he_IL" w:bidi="he_IL"/>
+        </w:rPr>
+      </w:r>
+      <w:r>
+        <w:rPr>
+          <w:vertAlign w:val="superscript"/>
+          <w:rtl/>
+          <w:cs/>
           <w:lang w:val="he_IL" w:bidi="he_IL"/>
         </w:rPr>
         <w:t>17</w:t>
       </w:r>
       <w:r>
         <w:rPr>
+          <w:rtl/>
+          <w:cs/>
           <w:lang w:val="he_IL" w:bidi="he_IL"/>
         </w:rPr>
         <w:t xml:space="preserve"> עָשָׂ֨ה יְהוָ֜ה אֲשֶׁ֣ר זָמָ֗ם בִּצַּ֤ע אֶמְרָתוֹ֙ אֲשֶׁ֣ר צִוָּ֣ה מִֽימֵי־קֶ֔דֶם הָרַ֖ס וְלֹ֣א חָמָ֑ל וַיְשַׂמַּ֤ח עָלַ֙יִךְ֙ אוֹיֵ֔ב הֵרִ֖ים קֶ֥רֶן צָרָֽיִךְ׃ ס</w:t>
@@ -1128,18 +1408,24 @@
       </w:pPr>
       <w:r>
         <w:rPr>
-          <w:lang w:val="he_IL" w:bidi="he_IL"/>
-        </w:rPr>
-      </w:r>
-      <w:r>
-        <w:rPr>
-          <w:vertAlign w:val="superscript"/>
+          <w:rtl/>
+          <w:cs/>
+          <w:lang w:val="he_IL" w:bidi="he_IL"/>
+        </w:rPr>
+      </w:r>
+      <w:r>
+        <w:rPr>
+          <w:vertAlign w:val="superscript"/>
+          <w:rtl/>
+          <w:cs/>
           <w:lang w:val="he_IL" w:bidi="he_IL"/>
         </w:rPr>
         <w:t>18</w:t>
       </w:r>
       <w:r>
         <w:rPr>
+          <w:rtl/>
+          <w:cs/>
           <w:lang w:val="he_IL" w:bidi="he_IL"/>
         </w:rPr>
         <w:t xml:space="preserve"> צָעַ֥ק לִבָּ֖ם אֶל־אֲדֹנָ֑י חוֹמַ֣ת בַּת־צִ֠יּוֹן הוֹרִ֨ידִי כַנַּ֤חַל דִּמְעָה֙ יוֹמָ֣ם וָלַ֔יְלָה אַֽל־תִּתְּנִ֤י פוּגַת֙ לָ֔ךְ אַל־תִּדֹּ֖ם בַּת־עֵינֵֽךְ׃ ס</w:t>
@@ -1151,18 +1437,24 @@
       </w:pPr>
       <w:r>
         <w:rPr>
-          <w:lang w:val="he_IL" w:bidi="he_IL"/>
-        </w:rPr>
-      </w:r>
-      <w:r>
-        <w:rPr>
-          <w:vertAlign w:val="superscript"/>
+          <w:rtl/>
+          <w:cs/>
+          <w:lang w:val="he_IL" w:bidi="he_IL"/>
+        </w:rPr>
+      </w:r>
+      <w:r>
+        <w:rPr>
+          <w:vertAlign w:val="superscript"/>
+          <w:rtl/>
+          <w:cs/>
           <w:lang w:val="he_IL" w:bidi="he_IL"/>
         </w:rPr>
         <w:t>19</w:t>
       </w:r>
       <w:r>
         <w:rPr>
+          <w:rtl/>
+          <w:cs/>
           <w:lang w:val="he_IL" w:bidi="he_IL"/>
         </w:rPr>
         <w:t xml:space="preserve"> ק֣וּמִי ׀ רֹ֣נִּי בליל לְרֹאשׁ֙ אַשְׁמֻר֔וֹת שִׁפְכִ֤י כַמַּ֙יִם֙ לִבֵּ֔ךְ נֹ֖כַח פְּנֵ֣י אֲדֹנָ֑י שְׂאִ֧י אֵלָ֣יו כַּפַּ֗יִךְ עַל־נֶ֙פֶשׁ֙ עֽוֹלָלַ֔יִךְ הָעֲטוּפִ֥ים בְּרָעָ֖ב בְּרֹ֥אשׁ כָּל־חוּצֽוֹת׃ ס</w:t>
@@ -1174,18 +1466,24 @@
       </w:pPr>
       <w:r>
         <w:rPr>
-          <w:lang w:val="he_IL" w:bidi="he_IL"/>
-        </w:rPr>
-      </w:r>
-      <w:r>
-        <w:rPr>
-          <w:vertAlign w:val="superscript"/>
+          <w:rtl/>
+          <w:cs/>
+          <w:lang w:val="he_IL" w:bidi="he_IL"/>
+        </w:rPr>
+      </w:r>
+      <w:r>
+        <w:rPr>
+          <w:vertAlign w:val="superscript"/>
+          <w:rtl/>
+          <w:cs/>
           <w:lang w:val="he_IL" w:bidi="he_IL"/>
         </w:rPr>
         <w:t>20</w:t>
       </w:r>
       <w:r>
         <w:rPr>
+          <w:rtl/>
+          <w:cs/>
           <w:lang w:val="he_IL" w:bidi="he_IL"/>
         </w:rPr>
         <w:t xml:space="preserve"> רְאֵ֤ה יְהוָה֙ וְֽהַבִּ֔יטָה לְמִ֖י עוֹלַ֣לְתָּ כֹּ֑ה אִם־תֹּאכַ֨לְנָה נָשִׁ֤ים פִּרְיָם֙ עֹלֲלֵ֣י טִפֻּחִ֔ים אִם־יֵהָרֵ֛ג בְּמִקְדַּ֥שׁ אֲדֹנָ֖י כֹּהֵ֥ן וְנָבִֽיא׃ ס</w:t>
@@ -1197,18 +1495,24 @@
       </w:pPr>
       <w:r>
         <w:rPr>
-          <w:lang w:val="he_IL" w:bidi="he_IL"/>
-        </w:rPr>
-      </w:r>
-      <w:r>
-        <w:rPr>
-          <w:vertAlign w:val="superscript"/>
+          <w:rtl/>
+          <w:cs/>
+          <w:lang w:val="he_IL" w:bidi="he_IL"/>
+        </w:rPr>
+      </w:r>
+      <w:r>
+        <w:rPr>
+          <w:vertAlign w:val="superscript"/>
+          <w:rtl/>
+          <w:cs/>
           <w:lang w:val="he_IL" w:bidi="he_IL"/>
         </w:rPr>
         <w:t>21</w:t>
       </w:r>
       <w:r>
         <w:rPr>
+          <w:rtl/>
+          <w:cs/>
           <w:lang w:val="he_IL" w:bidi="he_IL"/>
         </w:rPr>
         <w:t xml:space="preserve"> שָׁכְב֨וּ לָאָ֤רֶץ חוּצוֹת֙ נַ֣עַר וְזָקֵ֔ן בְּתוּלֹתַ֥י וּבַחוּרַ֖י נָפְל֣וּ בֶחָ֑רֶב הָרַ֙גְתָּ֙ בְּי֣וֹם אַפֶּ֔ךָ טָבַ֖חְתָּ לֹ֥א חָמָֽלְתָּ׃ ס</w:t>
@@ -1220,18 +1524,24 @@
       </w:pPr>
       <w:r>
         <w:rPr>
-          <w:lang w:val="he_IL" w:bidi="he_IL"/>
-        </w:rPr>
-      </w:r>
-      <w:r>
-        <w:rPr>
-          <w:vertAlign w:val="superscript"/>
+          <w:rtl/>
+          <w:cs/>
+          <w:lang w:val="he_IL" w:bidi="he_IL"/>
+        </w:rPr>
+      </w:r>
+      <w:r>
+        <w:rPr>
+          <w:vertAlign w:val="superscript"/>
+          <w:rtl/>
+          <w:cs/>
           <w:lang w:val="he_IL" w:bidi="he_IL"/>
         </w:rPr>
         <w:t>22</w:t>
       </w:r>
       <w:r>
         <w:rPr>
+          <w:rtl/>
+          <w:cs/>
           <w:lang w:val="he_IL" w:bidi="he_IL"/>
         </w:rPr>
         <w:t xml:space="preserve"> תִּקְרָא֩ כְי֨וֹם מוֹעֵ֤ד מְגוּרַי֙ מִסָּבִ֔יב וְלֹ֥א הָיָ֛ה בְּי֥וֹם אַף־יְהוָ֖ה פָּלִ֣יט וְשָׂרִ֑יד אֲשֶׁר־טִפַּ֥חְתִּי וְרִבִּ֖יתִי אֹיְבִ֥י כִלָּֽם׃ פ</w:t>
@@ -1244,34 +1554,44 @@
       </w:pPr>
       <w:r>
         <w:rPr>
+          <w:rtl/>
+          <w:cs/>
           <w:lang w:val="he_IL" w:bidi="he_IL"/>
         </w:rPr>
         <w:t>Lamentations 3:1</w:t>
       </w:r>
       <w:r>
         <w:rPr>
-          <w:lang w:val="he_IL" w:bidi="he_IL"/>
-        </w:rPr>
-      </w:r>
-    </w:p>
-    <w:p>
-      <w:pPr>
-        <w:bidi/>
-      </w:pPr>
-      <w:r>
-        <w:rPr>
-          <w:lang w:val="he_IL" w:bidi="he_IL"/>
-        </w:rPr>
-      </w:r>
-      <w:r>
-        <w:rPr>
-          <w:vertAlign w:val="superscript"/>
+          <w:rtl/>
+          <w:cs/>
+          <w:lang w:val="he_IL" w:bidi="he_IL"/>
+        </w:rPr>
+      </w:r>
+    </w:p>
+    <w:p>
+      <w:pPr>
+        <w:bidi/>
+      </w:pPr>
+      <w:r>
+        <w:rPr>
+          <w:rtl/>
+          <w:cs/>
+          <w:lang w:val="he_IL" w:bidi="he_IL"/>
+        </w:rPr>
+      </w:r>
+      <w:r>
+        <w:rPr>
+          <w:vertAlign w:val="superscript"/>
+          <w:rtl/>
+          <w:cs/>
           <w:lang w:val="he_IL" w:bidi="he_IL"/>
         </w:rPr>
         <w:t>1</w:t>
       </w:r>
       <w:r>
         <w:rPr>
+          <w:rtl/>
+          <w:cs/>
           <w:lang w:val="he_IL" w:bidi="he_IL"/>
         </w:rPr>
         <w:t xml:space="preserve"> אֲנִ֤י הַגֶּ֙בֶר֙ רָאָ֣ה עֳנִ֔י בְּשֵׁ֖בֶט עֶבְרָתֽוֹ׃</w:t>
@@ -1283,18 +1603,24 @@
       </w:pPr>
       <w:r>
         <w:rPr>
-          <w:lang w:val="he_IL" w:bidi="he_IL"/>
-        </w:rPr>
-      </w:r>
-      <w:r>
-        <w:rPr>
-          <w:vertAlign w:val="superscript"/>
+          <w:rtl/>
+          <w:cs/>
+          <w:lang w:val="he_IL" w:bidi="he_IL"/>
+        </w:rPr>
+      </w:r>
+      <w:r>
+        <w:rPr>
+          <w:vertAlign w:val="superscript"/>
+          <w:rtl/>
+          <w:cs/>
           <w:lang w:val="he_IL" w:bidi="he_IL"/>
         </w:rPr>
         <w:t>2</w:t>
       </w:r>
       <w:r>
         <w:rPr>
+          <w:rtl/>
+          <w:cs/>
           <w:lang w:val="he_IL" w:bidi="he_IL"/>
         </w:rPr>
         <w:t xml:space="preserve"> אוֹתִ֥י נָהַ֛ג וַיֹּלַ֖ךְ חֹ֥שֶׁךְ וְלֹא־אֽוֹר׃</w:t>
@@ -1306,18 +1632,24 @@
       </w:pPr>
       <w:r>
         <w:rPr>
-          <w:lang w:val="he_IL" w:bidi="he_IL"/>
-        </w:rPr>
-      </w:r>
-      <w:r>
-        <w:rPr>
-          <w:vertAlign w:val="superscript"/>
+          <w:rtl/>
+          <w:cs/>
+          <w:lang w:val="he_IL" w:bidi="he_IL"/>
+        </w:rPr>
+      </w:r>
+      <w:r>
+        <w:rPr>
+          <w:vertAlign w:val="superscript"/>
+          <w:rtl/>
+          <w:cs/>
           <w:lang w:val="he_IL" w:bidi="he_IL"/>
         </w:rPr>
         <w:t>3</w:t>
       </w:r>
       <w:r>
         <w:rPr>
+          <w:rtl/>
+          <w:cs/>
           <w:lang w:val="he_IL" w:bidi="he_IL"/>
         </w:rPr>
         <w:t xml:space="preserve"> אַ֣ךְ בִּ֥י יָשֻׁ֛ב יַהֲפֹ֥ךְ יָד֖וֹ כָּל־הַיּֽוֹם׃ ס</w:t>
@@ -1329,18 +1661,24 @@
       </w:pPr>
       <w:r>
         <w:rPr>
-          <w:lang w:val="he_IL" w:bidi="he_IL"/>
-        </w:rPr>
-      </w:r>
-      <w:r>
-        <w:rPr>
-          <w:vertAlign w:val="superscript"/>
+          <w:rtl/>
+          <w:cs/>
+          <w:lang w:val="he_IL" w:bidi="he_IL"/>
+        </w:rPr>
+      </w:r>
+      <w:r>
+        <w:rPr>
+          <w:vertAlign w:val="superscript"/>
+          <w:rtl/>
+          <w:cs/>
           <w:lang w:val="he_IL" w:bidi="he_IL"/>
         </w:rPr>
         <w:t>4</w:t>
       </w:r>
       <w:r>
         <w:rPr>
+          <w:rtl/>
+          <w:cs/>
           <w:lang w:val="he_IL" w:bidi="he_IL"/>
         </w:rPr>
         <w:t xml:space="preserve"> בִּלָּ֤ה בְשָׂרִי֙ וְעוֹרִ֔י שִׁבַּ֖ר עַצְמוֹתָֽי׃</w:t>
@@ -1352,18 +1690,24 @@
       </w:pPr>
       <w:r>
         <w:rPr>
-          <w:lang w:val="he_IL" w:bidi="he_IL"/>
-        </w:rPr>
-      </w:r>
-      <w:r>
-        <w:rPr>
-          <w:vertAlign w:val="superscript"/>
+          <w:rtl/>
+          <w:cs/>
+          <w:lang w:val="he_IL" w:bidi="he_IL"/>
+        </w:rPr>
+      </w:r>
+      <w:r>
+        <w:rPr>
+          <w:vertAlign w:val="superscript"/>
+          <w:rtl/>
+          <w:cs/>
           <w:lang w:val="he_IL" w:bidi="he_IL"/>
         </w:rPr>
         <w:t>5</w:t>
       </w:r>
       <w:r>
         <w:rPr>
+          <w:rtl/>
+          <w:cs/>
           <w:lang w:val="he_IL" w:bidi="he_IL"/>
         </w:rPr>
         <w:t xml:space="preserve"> בָּנָ֥ה עָלַ֛י וַיַּקַּ֖ף רֹ֥אשׁ וּתְלָאָֽה׃</w:t>
@@ -1375,18 +1719,24 @@
       </w:pPr>
       <w:r>
         <w:rPr>
-          <w:lang w:val="he_IL" w:bidi="he_IL"/>
-        </w:rPr>
-      </w:r>
-      <w:r>
-        <w:rPr>
-          <w:vertAlign w:val="superscript"/>
+          <w:rtl/>
+          <w:cs/>
+          <w:lang w:val="he_IL" w:bidi="he_IL"/>
+        </w:rPr>
+      </w:r>
+      <w:r>
+        <w:rPr>
+          <w:vertAlign w:val="superscript"/>
+          <w:rtl/>
+          <w:cs/>
           <w:lang w:val="he_IL" w:bidi="he_IL"/>
         </w:rPr>
         <w:t>6</w:t>
       </w:r>
       <w:r>
         <w:rPr>
+          <w:rtl/>
+          <w:cs/>
           <w:lang w:val="he_IL" w:bidi="he_IL"/>
         </w:rPr>
         <w:t xml:space="preserve"> בְּמַחֲשַׁכִּ֥ים הוֹשִׁיבַ֖נִי כְּמֵתֵ֥י עוֹלָֽם׃ ס</w:t>
@@ -1398,18 +1748,24 @@
       </w:pPr>
       <w:r>
         <w:rPr>
-          <w:lang w:val="he_IL" w:bidi="he_IL"/>
-        </w:rPr>
-      </w:r>
-      <w:r>
-        <w:rPr>
-          <w:vertAlign w:val="superscript"/>
+          <w:rtl/>
+          <w:cs/>
+          <w:lang w:val="he_IL" w:bidi="he_IL"/>
+        </w:rPr>
+      </w:r>
+      <w:r>
+        <w:rPr>
+          <w:vertAlign w:val="superscript"/>
+          <w:rtl/>
+          <w:cs/>
           <w:lang w:val="he_IL" w:bidi="he_IL"/>
         </w:rPr>
         <w:t>7</w:t>
       </w:r>
       <w:r>
         <w:rPr>
+          <w:rtl/>
+          <w:cs/>
           <w:lang w:val="he_IL" w:bidi="he_IL"/>
         </w:rPr>
         <w:t xml:space="preserve"> גָּדַ֧ר בַּעֲדִ֛י וְלֹ֥א אֵצֵ֖א הִכְבִּ֥יד נְחָשְׁתִּֽי׃</w:t>
@@ -1421,18 +1777,24 @@
       </w:pPr>
       <w:r>
         <w:rPr>
-          <w:lang w:val="he_IL" w:bidi="he_IL"/>
-        </w:rPr>
-      </w:r>
-      <w:r>
-        <w:rPr>
-          <w:vertAlign w:val="superscript"/>
+          <w:rtl/>
+          <w:cs/>
+          <w:lang w:val="he_IL" w:bidi="he_IL"/>
+        </w:rPr>
+      </w:r>
+      <w:r>
+        <w:rPr>
+          <w:vertAlign w:val="superscript"/>
+          <w:rtl/>
+          <w:cs/>
           <w:lang w:val="he_IL" w:bidi="he_IL"/>
         </w:rPr>
         <w:t>8</w:t>
       </w:r>
       <w:r>
         <w:rPr>
+          <w:rtl/>
+          <w:cs/>
           <w:lang w:val="he_IL" w:bidi="he_IL"/>
         </w:rPr>
         <w:t xml:space="preserve"> גַּ֣ם כִּ֤י אֶזְעַק֙ וַאֲשַׁוֵּ֔עַ שָׂתַ֖ם תְּפִלָּתִֽי׃</w:t>
@@ -1444,18 +1806,24 @@
       </w:pPr>
       <w:r>
         <w:rPr>
-          <w:lang w:val="he_IL" w:bidi="he_IL"/>
-        </w:rPr>
-      </w:r>
-      <w:r>
-        <w:rPr>
-          <w:vertAlign w:val="superscript"/>
+          <w:rtl/>
+          <w:cs/>
+          <w:lang w:val="he_IL" w:bidi="he_IL"/>
+        </w:rPr>
+      </w:r>
+      <w:r>
+        <w:rPr>
+          <w:vertAlign w:val="superscript"/>
+          <w:rtl/>
+          <w:cs/>
           <w:lang w:val="he_IL" w:bidi="he_IL"/>
         </w:rPr>
         <w:t>9</w:t>
       </w:r>
       <w:r>
         <w:rPr>
+          <w:rtl/>
+          <w:cs/>
           <w:lang w:val="he_IL" w:bidi="he_IL"/>
         </w:rPr>
         <w:t xml:space="preserve"> גָּדַ֤ר דְּרָכַי֙ בְּגָזִ֔ית נְתִיבֹתַ֖י עִוָּֽה׃ ס</w:t>
@@ -1467,18 +1835,24 @@
       </w:pPr>
       <w:r>
         <w:rPr>
-          <w:lang w:val="he_IL" w:bidi="he_IL"/>
-        </w:rPr>
-      </w:r>
-      <w:r>
-        <w:rPr>
-          <w:vertAlign w:val="superscript"/>
+          <w:rtl/>
+          <w:cs/>
+          <w:lang w:val="he_IL" w:bidi="he_IL"/>
+        </w:rPr>
+      </w:r>
+      <w:r>
+        <w:rPr>
+          <w:vertAlign w:val="superscript"/>
+          <w:rtl/>
+          <w:cs/>
           <w:lang w:val="he_IL" w:bidi="he_IL"/>
         </w:rPr>
         <w:t>10</w:t>
       </w:r>
       <w:r>
         <w:rPr>
+          <w:rtl/>
+          <w:cs/>
           <w:lang w:val="he_IL" w:bidi="he_IL"/>
         </w:rPr>
         <w:t xml:space="preserve"> דֹּ֣ב אֹרֵ֥ב הוּא֙ לִ֔י אריה בְּמִסְתָּרִֽים׃</w:t>
@@ -1490,18 +1864,24 @@
       </w:pPr>
       <w:r>
         <w:rPr>
-          <w:lang w:val="he_IL" w:bidi="he_IL"/>
-        </w:rPr>
-      </w:r>
-      <w:r>
-        <w:rPr>
-          <w:vertAlign w:val="superscript"/>
+          <w:rtl/>
+          <w:cs/>
+          <w:lang w:val="he_IL" w:bidi="he_IL"/>
+        </w:rPr>
+      </w:r>
+      <w:r>
+        <w:rPr>
+          <w:vertAlign w:val="superscript"/>
+          <w:rtl/>
+          <w:cs/>
           <w:lang w:val="he_IL" w:bidi="he_IL"/>
         </w:rPr>
         <w:t>11</w:t>
       </w:r>
       <w:r>
         <w:rPr>
+          <w:rtl/>
+          <w:cs/>
           <w:lang w:val="he_IL" w:bidi="he_IL"/>
         </w:rPr>
         <w:t xml:space="preserve"> דְּרָכַ֥י סוֹרֵ֛ר וַֽיְפַשְּׁחֵ֖נִי שָׂמַ֥נִי שֹׁמֵֽם׃</w:t>
@@ -1513,18 +1893,24 @@
       </w:pPr>
       <w:r>
         <w:rPr>
-          <w:lang w:val="he_IL" w:bidi="he_IL"/>
-        </w:rPr>
-      </w:r>
-      <w:r>
-        <w:rPr>
-          <w:vertAlign w:val="superscript"/>
+          <w:rtl/>
+          <w:cs/>
+          <w:lang w:val="he_IL" w:bidi="he_IL"/>
+        </w:rPr>
+      </w:r>
+      <w:r>
+        <w:rPr>
+          <w:vertAlign w:val="superscript"/>
+          <w:rtl/>
+          <w:cs/>
           <w:lang w:val="he_IL" w:bidi="he_IL"/>
         </w:rPr>
         <w:t>12</w:t>
       </w:r>
       <w:r>
         <w:rPr>
+          <w:rtl/>
+          <w:cs/>
           <w:lang w:val="he_IL" w:bidi="he_IL"/>
         </w:rPr>
         <w:t xml:space="preserve"> דָּרַ֤ךְ קַשְׁתוֹ֙ וַיַּצִּיבֵ֔נִי כַּמַּטָּרָ֖א לַחֵֽץ׃ ס</w:t>
@@ -1536,18 +1922,24 @@
       </w:pPr>
       <w:r>
         <w:rPr>
-          <w:lang w:val="he_IL" w:bidi="he_IL"/>
-        </w:rPr>
-      </w:r>
-      <w:r>
-        <w:rPr>
-          <w:vertAlign w:val="superscript"/>
+          <w:rtl/>
+          <w:cs/>
+          <w:lang w:val="he_IL" w:bidi="he_IL"/>
+        </w:rPr>
+      </w:r>
+      <w:r>
+        <w:rPr>
+          <w:vertAlign w:val="superscript"/>
+          <w:rtl/>
+          <w:cs/>
           <w:lang w:val="he_IL" w:bidi="he_IL"/>
         </w:rPr>
         <w:t>13</w:t>
       </w:r>
       <w:r>
         <w:rPr>
+          <w:rtl/>
+          <w:cs/>
           <w:lang w:val="he_IL" w:bidi="he_IL"/>
         </w:rPr>
         <w:t xml:space="preserve"> הֵבִיא֙ בְּכִלְיוֹתָ֔י בְּנֵ֖י אַשְׁפָּתֽוֹ׃</w:t>
@@ -1559,18 +1951,24 @@
       </w:pPr>
       <w:r>
         <w:rPr>
-          <w:lang w:val="he_IL" w:bidi="he_IL"/>
-        </w:rPr>
-      </w:r>
-      <w:r>
-        <w:rPr>
-          <w:vertAlign w:val="superscript"/>
+          <w:rtl/>
+          <w:cs/>
+          <w:lang w:val="he_IL" w:bidi="he_IL"/>
+        </w:rPr>
+      </w:r>
+      <w:r>
+        <w:rPr>
+          <w:vertAlign w:val="superscript"/>
+          <w:rtl/>
+          <w:cs/>
           <w:lang w:val="he_IL" w:bidi="he_IL"/>
         </w:rPr>
         <w:t>14</w:t>
       </w:r>
       <w:r>
         <w:rPr>
+          <w:rtl/>
+          <w:cs/>
           <w:lang w:val="he_IL" w:bidi="he_IL"/>
         </w:rPr>
         <w:t xml:space="preserve"> הָיִ֤יתִי שְּׂחֹק֙ לְכָל־עַמִּ֔י נְגִינָתָ֖ם כָּל־הַיּֽוֹם׃</w:t>
@@ -1582,18 +1980,24 @@
       </w:pPr>
       <w:r>
         <w:rPr>
-          <w:lang w:val="he_IL" w:bidi="he_IL"/>
-        </w:rPr>
-      </w:r>
-      <w:r>
-        <w:rPr>
-          <w:vertAlign w:val="superscript"/>
+          <w:rtl/>
+          <w:cs/>
+          <w:lang w:val="he_IL" w:bidi="he_IL"/>
+        </w:rPr>
+      </w:r>
+      <w:r>
+        <w:rPr>
+          <w:vertAlign w:val="superscript"/>
+          <w:rtl/>
+          <w:cs/>
           <w:lang w:val="he_IL" w:bidi="he_IL"/>
         </w:rPr>
         <w:t>15</w:t>
       </w:r>
       <w:r>
         <w:rPr>
+          <w:rtl/>
+          <w:cs/>
           <w:lang w:val="he_IL" w:bidi="he_IL"/>
         </w:rPr>
         <w:t xml:space="preserve"> הִשְׂבִּיעַ֥נִי בַמְּרוֹרִ֖ים הִרְוַ֥נִי לַעֲנָֽה׃ ס</w:t>
@@ -1605,18 +2009,24 @@
       </w:pPr>
       <w:r>
         <w:rPr>
-          <w:lang w:val="he_IL" w:bidi="he_IL"/>
-        </w:rPr>
-      </w:r>
-      <w:r>
-        <w:rPr>
-          <w:vertAlign w:val="superscript"/>
+          <w:rtl/>
+          <w:cs/>
+          <w:lang w:val="he_IL" w:bidi="he_IL"/>
+        </w:rPr>
+      </w:r>
+      <w:r>
+        <w:rPr>
+          <w:vertAlign w:val="superscript"/>
+          <w:rtl/>
+          <w:cs/>
           <w:lang w:val="he_IL" w:bidi="he_IL"/>
         </w:rPr>
         <w:t>16</w:t>
       </w:r>
       <w:r>
         <w:rPr>
+          <w:rtl/>
+          <w:cs/>
           <w:lang w:val="he_IL" w:bidi="he_IL"/>
         </w:rPr>
         <w:t xml:space="preserve"> וַיַּגְרֵ֤ס בֶּֽחָצָץ֙ שִׁנָּ֔י הִכְפִּישַׁ֖נִי בָּאֵֽפֶר׃</w:t>
@@ -1628,18 +2038,24 @@
       </w:pPr>
       <w:r>
         <w:rPr>
-          <w:lang w:val="he_IL" w:bidi="he_IL"/>
-        </w:rPr>
-      </w:r>
-      <w:r>
-        <w:rPr>
-          <w:vertAlign w:val="superscript"/>
+          <w:rtl/>
+          <w:cs/>
+          <w:lang w:val="he_IL" w:bidi="he_IL"/>
+        </w:rPr>
+      </w:r>
+      <w:r>
+        <w:rPr>
+          <w:vertAlign w:val="superscript"/>
+          <w:rtl/>
+          <w:cs/>
           <w:lang w:val="he_IL" w:bidi="he_IL"/>
         </w:rPr>
         <w:t>17</w:t>
       </w:r>
       <w:r>
         <w:rPr>
+          <w:rtl/>
+          <w:cs/>
           <w:lang w:val="he_IL" w:bidi="he_IL"/>
         </w:rPr>
         <w:t xml:space="preserve"> וַתִּזְנַ֧ח מִשָּׁל֛וֹם נַפְשִׁ֖י נָשִׁ֥יתִי טוֹבָֽה׃</w:t>
@@ -1651,18 +2067,24 @@
       </w:pPr>
       <w:r>
         <w:rPr>
-          <w:lang w:val="he_IL" w:bidi="he_IL"/>
-        </w:rPr>
-      </w:r>
-      <w:r>
-        <w:rPr>
-          <w:vertAlign w:val="superscript"/>
+          <w:rtl/>
+          <w:cs/>
+          <w:lang w:val="he_IL" w:bidi="he_IL"/>
+        </w:rPr>
+      </w:r>
+      <w:r>
+        <w:rPr>
+          <w:vertAlign w:val="superscript"/>
+          <w:rtl/>
+          <w:cs/>
           <w:lang w:val="he_IL" w:bidi="he_IL"/>
         </w:rPr>
         <w:t>18</w:t>
       </w:r>
       <w:r>
         <w:rPr>
+          <w:rtl/>
+          <w:cs/>
           <w:lang w:val="he_IL" w:bidi="he_IL"/>
         </w:rPr>
         <w:t xml:space="preserve"> וָאֹמַר֙ אָבַ֣ד נִצְחִ֔י וְתוֹחַלְתִּ֖י מֵיְהוָֽה׃ ס</w:t>
@@ -1674,18 +2096,24 @@
       </w:pPr>
       <w:r>
         <w:rPr>
-          <w:lang w:val="he_IL" w:bidi="he_IL"/>
-        </w:rPr>
-      </w:r>
-      <w:r>
-        <w:rPr>
-          <w:vertAlign w:val="superscript"/>
+          <w:rtl/>
+          <w:cs/>
+          <w:lang w:val="he_IL" w:bidi="he_IL"/>
+        </w:rPr>
+      </w:r>
+      <w:r>
+        <w:rPr>
+          <w:vertAlign w:val="superscript"/>
+          <w:rtl/>
+          <w:cs/>
           <w:lang w:val="he_IL" w:bidi="he_IL"/>
         </w:rPr>
         <w:t>19</w:t>
       </w:r>
       <w:r>
         <w:rPr>
+          <w:rtl/>
+          <w:cs/>
           <w:lang w:val="he_IL" w:bidi="he_IL"/>
         </w:rPr>
         <w:t xml:space="preserve"> זְכָר־עָנְיִ֥י וּמְרוּדִ֖י לַעֲנָ֥ה וָרֹֽאשׁ׃</w:t>
@@ -1697,18 +2125,24 @@
       </w:pPr>
       <w:r>
         <w:rPr>
-          <w:lang w:val="he_IL" w:bidi="he_IL"/>
-        </w:rPr>
-      </w:r>
-      <w:r>
-        <w:rPr>
-          <w:vertAlign w:val="superscript"/>
+          <w:rtl/>
+          <w:cs/>
+          <w:lang w:val="he_IL" w:bidi="he_IL"/>
+        </w:rPr>
+      </w:r>
+      <w:r>
+        <w:rPr>
+          <w:vertAlign w:val="superscript"/>
+          <w:rtl/>
+          <w:cs/>
           <w:lang w:val="he_IL" w:bidi="he_IL"/>
         </w:rPr>
         <w:t>20</w:t>
       </w:r>
       <w:r>
         <w:rPr>
+          <w:rtl/>
+          <w:cs/>
           <w:lang w:val="he_IL" w:bidi="he_IL"/>
         </w:rPr>
         <w:t xml:space="preserve"> זָכ֣וֹר תִּזְכּ֔וֹר ותשיח עָלַ֖י נַפְשִֽׁי׃</w:t>
@@ -1720,18 +2154,24 @@
       </w:pPr>
       <w:r>
         <w:rPr>
-          <w:lang w:val="he_IL" w:bidi="he_IL"/>
-        </w:rPr>
-      </w:r>
-      <w:r>
-        <w:rPr>
-          <w:vertAlign w:val="superscript"/>
+          <w:rtl/>
+          <w:cs/>
+          <w:lang w:val="he_IL" w:bidi="he_IL"/>
+        </w:rPr>
+      </w:r>
+      <w:r>
+        <w:rPr>
+          <w:vertAlign w:val="superscript"/>
+          <w:rtl/>
+          <w:cs/>
           <w:lang w:val="he_IL" w:bidi="he_IL"/>
         </w:rPr>
         <w:t>21</w:t>
       </w:r>
       <w:r>
         <w:rPr>
+          <w:rtl/>
+          <w:cs/>
           <w:lang w:val="he_IL" w:bidi="he_IL"/>
         </w:rPr>
         <w:t xml:space="preserve"> זֹ֛את אָשִׁ֥יב אֶל־לִבִּ֖י עַל־כֵּ֥ן אוֹחִֽיל׃ ס</w:t>
@@ -1743,18 +2183,24 @@
       </w:pPr>
       <w:r>
         <w:rPr>
-          <w:lang w:val="he_IL" w:bidi="he_IL"/>
-        </w:rPr>
-      </w:r>
-      <w:r>
-        <w:rPr>
-          <w:vertAlign w:val="superscript"/>
+          <w:rtl/>
+          <w:cs/>
+          <w:lang w:val="he_IL" w:bidi="he_IL"/>
+        </w:rPr>
+      </w:r>
+      <w:r>
+        <w:rPr>
+          <w:vertAlign w:val="superscript"/>
+          <w:rtl/>
+          <w:cs/>
           <w:lang w:val="he_IL" w:bidi="he_IL"/>
         </w:rPr>
         <w:t>22</w:t>
       </w:r>
       <w:r>
         <w:rPr>
+          <w:rtl/>
+          <w:cs/>
           <w:lang w:val="he_IL" w:bidi="he_IL"/>
         </w:rPr>
         <w:t xml:space="preserve"> חַֽסְדֵ֤י יְהוָה֙ כִּ֣י לֹא־תָ֔מְנוּ כִּ֥י לֹא־כָל֖וּ רַחֲמָֽיו׃</w:t>
@@ -1766,18 +2212,24 @@
       </w:pPr>
       <w:r>
         <w:rPr>
-          <w:lang w:val="he_IL" w:bidi="he_IL"/>
-        </w:rPr>
-      </w:r>
-      <w:r>
-        <w:rPr>
-          <w:vertAlign w:val="superscript"/>
+          <w:rtl/>
+          <w:cs/>
+          <w:lang w:val="he_IL" w:bidi="he_IL"/>
+        </w:rPr>
+      </w:r>
+      <w:r>
+        <w:rPr>
+          <w:vertAlign w:val="superscript"/>
+          <w:rtl/>
+          <w:cs/>
           <w:lang w:val="he_IL" w:bidi="he_IL"/>
         </w:rPr>
         <w:t>23</w:t>
       </w:r>
       <w:r>
         <w:rPr>
+          <w:rtl/>
+          <w:cs/>
           <w:lang w:val="he_IL" w:bidi="he_IL"/>
         </w:rPr>
         <w:t xml:space="preserve"> חֲדָשִׁים֙ לַבְּקָרִ֔ים רַבָּ֖ה אֱמוּנָתֶֽךָ׃</w:t>
@@ -1789,18 +2241,24 @@
       </w:pPr>
       <w:r>
         <w:rPr>
-          <w:lang w:val="he_IL" w:bidi="he_IL"/>
-        </w:rPr>
-      </w:r>
-      <w:r>
-        <w:rPr>
-          <w:vertAlign w:val="superscript"/>
+          <w:rtl/>
+          <w:cs/>
+          <w:lang w:val="he_IL" w:bidi="he_IL"/>
+        </w:rPr>
+      </w:r>
+      <w:r>
+        <w:rPr>
+          <w:vertAlign w:val="superscript"/>
+          <w:rtl/>
+          <w:cs/>
           <w:lang w:val="he_IL" w:bidi="he_IL"/>
         </w:rPr>
         <w:t>24</w:t>
       </w:r>
       <w:r>
         <w:rPr>
+          <w:rtl/>
+          <w:cs/>
           <w:lang w:val="he_IL" w:bidi="he_IL"/>
         </w:rPr>
         <w:t xml:space="preserve"> חֶלְקִ֤י יְהוָה֙ אָמְרָ֣ה נַפְשִׁ֔י עַל־כֵּ֖ן אוֹחִ֥יל לֽוֹ׃ ס</w:t>
@@ -1812,18 +2270,24 @@
       </w:pPr>
       <w:r>
         <w:rPr>
-          <w:lang w:val="he_IL" w:bidi="he_IL"/>
-        </w:rPr>
-      </w:r>
-      <w:r>
-        <w:rPr>
-          <w:vertAlign w:val="superscript"/>
+          <w:rtl/>
+          <w:cs/>
+          <w:lang w:val="he_IL" w:bidi="he_IL"/>
+        </w:rPr>
+      </w:r>
+      <w:r>
+        <w:rPr>
+          <w:vertAlign w:val="superscript"/>
+          <w:rtl/>
+          <w:cs/>
           <w:lang w:val="he_IL" w:bidi="he_IL"/>
         </w:rPr>
         <w:t>25</w:t>
       </w:r>
       <w:r>
         <w:rPr>
+          <w:rtl/>
+          <w:cs/>
           <w:lang w:val="he_IL" w:bidi="he_IL"/>
         </w:rPr>
         <w:t xml:space="preserve"> ט֤וֹב יְהוָה֙ לְקוָֹ֔ו לְנֶ֖פֶשׁ תִּדְרְשֶֽׁנּוּ׃</w:t>
@@ -1835,18 +2299,24 @@
       </w:pPr>
       <w:r>
         <w:rPr>
-          <w:lang w:val="he_IL" w:bidi="he_IL"/>
-        </w:rPr>
-      </w:r>
-      <w:r>
-        <w:rPr>
-          <w:vertAlign w:val="superscript"/>
+          <w:rtl/>
+          <w:cs/>
+          <w:lang w:val="he_IL" w:bidi="he_IL"/>
+        </w:rPr>
+      </w:r>
+      <w:r>
+        <w:rPr>
+          <w:vertAlign w:val="superscript"/>
+          <w:rtl/>
+          <w:cs/>
           <w:lang w:val="he_IL" w:bidi="he_IL"/>
         </w:rPr>
         <w:t>26</w:t>
       </w:r>
       <w:r>
         <w:rPr>
+          <w:rtl/>
+          <w:cs/>
           <w:lang w:val="he_IL" w:bidi="he_IL"/>
         </w:rPr>
         <w:t xml:space="preserve"> ט֤וֹב וְיָחִיל֙ וְדוּמָ֔ם לִתְשׁוּעַ֖ת יְהוָֽה׃</w:t>
@@ -1858,18 +2328,24 @@
       </w:pPr>
       <w:r>
         <w:rPr>
-          <w:lang w:val="he_IL" w:bidi="he_IL"/>
-        </w:rPr>
-      </w:r>
-      <w:r>
-        <w:rPr>
-          <w:vertAlign w:val="superscript"/>
+          <w:rtl/>
+          <w:cs/>
+          <w:lang w:val="he_IL" w:bidi="he_IL"/>
+        </w:rPr>
+      </w:r>
+      <w:r>
+        <w:rPr>
+          <w:vertAlign w:val="superscript"/>
+          <w:rtl/>
+          <w:cs/>
           <w:lang w:val="he_IL" w:bidi="he_IL"/>
         </w:rPr>
         <w:t>27</w:t>
       </w:r>
       <w:r>
         <w:rPr>
+          <w:rtl/>
+          <w:cs/>
           <w:lang w:val="he_IL" w:bidi="he_IL"/>
         </w:rPr>
         <w:t xml:space="preserve"> ט֣וֹב לַגֶּ֔בֶר כִּֽי־יִשָּׂ֥א עֹ֖ל בִּנְעוּרָֽיו׃ ס</w:t>
@@ -1881,18 +2357,24 @@
       </w:pPr>
       <w:r>
         <w:rPr>
-          <w:lang w:val="he_IL" w:bidi="he_IL"/>
-        </w:rPr>
-      </w:r>
-      <w:r>
-        <w:rPr>
-          <w:vertAlign w:val="superscript"/>
+          <w:rtl/>
+          <w:cs/>
+          <w:lang w:val="he_IL" w:bidi="he_IL"/>
+        </w:rPr>
+      </w:r>
+      <w:r>
+        <w:rPr>
+          <w:vertAlign w:val="superscript"/>
+          <w:rtl/>
+          <w:cs/>
           <w:lang w:val="he_IL" w:bidi="he_IL"/>
         </w:rPr>
         <w:t>28</w:t>
       </w:r>
       <w:r>
         <w:rPr>
+          <w:rtl/>
+          <w:cs/>
           <w:lang w:val="he_IL" w:bidi="he_IL"/>
         </w:rPr>
         <w:t xml:space="preserve"> יֵשֵׁ֤ב בָּדָד֙ וְיִדֹּ֔ם כִּ֥י נָטַ֖ל עָלָֽיו׃</w:t>
@@ -1904,18 +2386,24 @@
       </w:pPr>
       <w:r>
         <w:rPr>
-          <w:lang w:val="he_IL" w:bidi="he_IL"/>
-        </w:rPr>
-      </w:r>
-      <w:r>
-        <w:rPr>
-          <w:vertAlign w:val="superscript"/>
+          <w:rtl/>
+          <w:cs/>
+          <w:lang w:val="he_IL" w:bidi="he_IL"/>
+        </w:rPr>
+      </w:r>
+      <w:r>
+        <w:rPr>
+          <w:vertAlign w:val="superscript"/>
+          <w:rtl/>
+          <w:cs/>
           <w:lang w:val="he_IL" w:bidi="he_IL"/>
         </w:rPr>
         <w:t>29</w:t>
       </w:r>
       <w:r>
         <w:rPr>
+          <w:rtl/>
+          <w:cs/>
           <w:lang w:val="he_IL" w:bidi="he_IL"/>
         </w:rPr>
         <w:t xml:space="preserve"> יִתֵּ֤ן בֶּֽעָפָר֙ פִּ֔יהוּ אוּלַ֖י יֵ֥שׁ תִּקְוָֽה׃</w:t>
@@ -1927,18 +2415,24 @@
       </w:pPr>
       <w:r>
         <w:rPr>
-          <w:lang w:val="he_IL" w:bidi="he_IL"/>
-        </w:rPr>
-      </w:r>
-      <w:r>
-        <w:rPr>
-          <w:vertAlign w:val="superscript"/>
+          <w:rtl/>
+          <w:cs/>
+          <w:lang w:val="he_IL" w:bidi="he_IL"/>
+        </w:rPr>
+      </w:r>
+      <w:r>
+        <w:rPr>
+          <w:vertAlign w:val="superscript"/>
+          <w:rtl/>
+          <w:cs/>
           <w:lang w:val="he_IL" w:bidi="he_IL"/>
         </w:rPr>
         <w:t>30</w:t>
       </w:r>
       <w:r>
         <w:rPr>
+          <w:rtl/>
+          <w:cs/>
           <w:lang w:val="he_IL" w:bidi="he_IL"/>
         </w:rPr>
         <w:t xml:space="preserve"> יִתֵּ֧ן לְמַכֵּ֛הוּ לֶ֖חִי יִשְׂבַּ֥ע בְּחֶרְפָּֽה׃ ס</w:t>
@@ -1950,18 +2444,24 @@
       </w:pPr>
       <w:r>
         <w:rPr>
-          <w:lang w:val="he_IL" w:bidi="he_IL"/>
-        </w:rPr>
-      </w:r>
-      <w:r>
-        <w:rPr>
-          <w:vertAlign w:val="superscript"/>
+          <w:rtl/>
+          <w:cs/>
+          <w:lang w:val="he_IL" w:bidi="he_IL"/>
+        </w:rPr>
+      </w:r>
+      <w:r>
+        <w:rPr>
+          <w:vertAlign w:val="superscript"/>
+          <w:rtl/>
+          <w:cs/>
           <w:lang w:val="he_IL" w:bidi="he_IL"/>
         </w:rPr>
         <w:t>31</w:t>
       </w:r>
       <w:r>
         <w:rPr>
+          <w:rtl/>
+          <w:cs/>
           <w:lang w:val="he_IL" w:bidi="he_IL"/>
         </w:rPr>
         <w:t xml:space="preserve"> כִּ֣י לֹ֥א יִזְנַ֛ח לְעוֹלָ֖ם אֲדֹנָֽי׃</w:t>
@@ -1973,18 +2473,24 @@
       </w:pPr>
       <w:r>
         <w:rPr>
-          <w:lang w:val="he_IL" w:bidi="he_IL"/>
-        </w:rPr>
-      </w:r>
-      <w:r>
-        <w:rPr>
-          <w:vertAlign w:val="superscript"/>
+          <w:rtl/>
+          <w:cs/>
+          <w:lang w:val="he_IL" w:bidi="he_IL"/>
+        </w:rPr>
+      </w:r>
+      <w:r>
+        <w:rPr>
+          <w:vertAlign w:val="superscript"/>
+          <w:rtl/>
+          <w:cs/>
           <w:lang w:val="he_IL" w:bidi="he_IL"/>
         </w:rPr>
         <w:t>32</w:t>
       </w:r>
       <w:r>
         <w:rPr>
+          <w:rtl/>
+          <w:cs/>
           <w:lang w:val="he_IL" w:bidi="he_IL"/>
         </w:rPr>
         <w:t xml:space="preserve"> כִּ֣י אִם־הוֹגָ֔ה וְרִחַ֖ם כְּרֹ֥ב חסדו׃</w:t>
@@ -1996,18 +2502,24 @@
       </w:pPr>
       <w:r>
         <w:rPr>
-          <w:lang w:val="he_IL" w:bidi="he_IL"/>
-        </w:rPr>
-      </w:r>
-      <w:r>
-        <w:rPr>
-          <w:vertAlign w:val="superscript"/>
+          <w:rtl/>
+          <w:cs/>
+          <w:lang w:val="he_IL" w:bidi="he_IL"/>
+        </w:rPr>
+      </w:r>
+      <w:r>
+        <w:rPr>
+          <w:vertAlign w:val="superscript"/>
+          <w:rtl/>
+          <w:cs/>
           <w:lang w:val="he_IL" w:bidi="he_IL"/>
         </w:rPr>
         <w:t>33</w:t>
       </w:r>
       <w:r>
         <w:rPr>
+          <w:rtl/>
+          <w:cs/>
           <w:lang w:val="he_IL" w:bidi="he_IL"/>
         </w:rPr>
         <w:t xml:space="preserve"> כִּ֣י לֹ֤א עִנָּה֙ מִלִּבּ֔וֹ וַיַּגֶּ֖ה בְנֵי־אִֽישׁ׃ ס</w:t>
@@ -2019,18 +2531,24 @@
       </w:pPr>
       <w:r>
         <w:rPr>
-          <w:lang w:val="he_IL" w:bidi="he_IL"/>
-        </w:rPr>
-      </w:r>
-      <w:r>
-        <w:rPr>
-          <w:vertAlign w:val="superscript"/>
+          <w:rtl/>
+          <w:cs/>
+          <w:lang w:val="he_IL" w:bidi="he_IL"/>
+        </w:rPr>
+      </w:r>
+      <w:r>
+        <w:rPr>
+          <w:vertAlign w:val="superscript"/>
+          <w:rtl/>
+          <w:cs/>
           <w:lang w:val="he_IL" w:bidi="he_IL"/>
         </w:rPr>
         <w:t>34</w:t>
       </w:r>
       <w:r>
         <w:rPr>
+          <w:rtl/>
+          <w:cs/>
           <w:lang w:val="he_IL" w:bidi="he_IL"/>
         </w:rPr>
         <w:t xml:space="preserve"> לְדַכֵּא֙ תַּ֣חַת רַגְלָ֔יו כֹּ֖ל אֲסִ֥ירֵי אָֽרֶץ׃</w:t>
@@ -2042,18 +2560,24 @@
       </w:pPr>
       <w:r>
         <w:rPr>
-          <w:lang w:val="he_IL" w:bidi="he_IL"/>
-        </w:rPr>
-      </w:r>
-      <w:r>
-        <w:rPr>
-          <w:vertAlign w:val="superscript"/>
+          <w:rtl/>
+          <w:cs/>
+          <w:lang w:val="he_IL" w:bidi="he_IL"/>
+        </w:rPr>
+      </w:r>
+      <w:r>
+        <w:rPr>
+          <w:vertAlign w:val="superscript"/>
+          <w:rtl/>
+          <w:cs/>
           <w:lang w:val="he_IL" w:bidi="he_IL"/>
         </w:rPr>
         <w:t>35</w:t>
       </w:r>
       <w:r>
         <w:rPr>
+          <w:rtl/>
+          <w:cs/>
           <w:lang w:val="he_IL" w:bidi="he_IL"/>
         </w:rPr>
         <w:t xml:space="preserve"> לְהַטּוֹת֙ מִשְׁפַּט־גָּ֔בֶר נֶ֖גֶד פְּנֵ֥י עֶלְיֽוֹן׃</w:t>
@@ -2065,18 +2589,24 @@
       </w:pPr>
       <w:r>
         <w:rPr>
-          <w:lang w:val="he_IL" w:bidi="he_IL"/>
-        </w:rPr>
-      </w:r>
-      <w:r>
-        <w:rPr>
-          <w:vertAlign w:val="superscript"/>
+          <w:rtl/>
+          <w:cs/>
+          <w:lang w:val="he_IL" w:bidi="he_IL"/>
+        </w:rPr>
+      </w:r>
+      <w:r>
+        <w:rPr>
+          <w:vertAlign w:val="superscript"/>
+          <w:rtl/>
+          <w:cs/>
           <w:lang w:val="he_IL" w:bidi="he_IL"/>
         </w:rPr>
         <w:t>36</w:t>
       </w:r>
       <w:r>
         <w:rPr>
+          <w:rtl/>
+          <w:cs/>
           <w:lang w:val="he_IL" w:bidi="he_IL"/>
         </w:rPr>
         <w:t xml:space="preserve"> לְעַוֵּ֤ת אָדָם֙ בְּרִיב֔וֹ אֲדֹנָ֖י לֹ֥א רָאָֽה׃ ס</w:t>
@@ -2088,18 +2618,24 @@
       </w:pPr>
       <w:r>
         <w:rPr>
-          <w:lang w:val="he_IL" w:bidi="he_IL"/>
-        </w:rPr>
-      </w:r>
-      <w:r>
-        <w:rPr>
-          <w:vertAlign w:val="superscript"/>
+          <w:rtl/>
+          <w:cs/>
+          <w:lang w:val="he_IL" w:bidi="he_IL"/>
+        </w:rPr>
+      </w:r>
+      <w:r>
+        <w:rPr>
+          <w:vertAlign w:val="superscript"/>
+          <w:rtl/>
+          <w:cs/>
           <w:lang w:val="he_IL" w:bidi="he_IL"/>
         </w:rPr>
         <w:t>37</w:t>
       </w:r>
       <w:r>
         <w:rPr>
+          <w:rtl/>
+          <w:cs/>
           <w:lang w:val="he_IL" w:bidi="he_IL"/>
         </w:rPr>
         <w:t xml:space="preserve"> מִ֣י זֶ֤ה אָמַר֙ וַתֶּ֔הִי אֲדֹנָ֖י לֹ֥א צִוָּֽה׃</w:t>
@@ -2111,18 +2647,24 @@
       </w:pPr>
       <w:r>
         <w:rPr>
-          <w:lang w:val="he_IL" w:bidi="he_IL"/>
-        </w:rPr>
-      </w:r>
-      <w:r>
-        <w:rPr>
-          <w:vertAlign w:val="superscript"/>
+          <w:rtl/>
+          <w:cs/>
+          <w:lang w:val="he_IL" w:bidi="he_IL"/>
+        </w:rPr>
+      </w:r>
+      <w:r>
+        <w:rPr>
+          <w:vertAlign w:val="superscript"/>
+          <w:rtl/>
+          <w:cs/>
           <w:lang w:val="he_IL" w:bidi="he_IL"/>
         </w:rPr>
         <w:t>38</w:t>
       </w:r>
       <w:r>
         <w:rPr>
+          <w:rtl/>
+          <w:cs/>
           <w:lang w:val="he_IL" w:bidi="he_IL"/>
         </w:rPr>
         <w:t xml:space="preserve"> מִפִּ֤י עֶלְיוֹן֙ לֹ֣א תֵצֵ֔א הָרָע֖וֹת וְהַטּֽוֹב׃</w:t>
@@ -2134,18 +2676,24 @@
       </w:pPr>
       <w:r>
         <w:rPr>
-          <w:lang w:val="he_IL" w:bidi="he_IL"/>
-        </w:rPr>
-      </w:r>
-      <w:r>
-        <w:rPr>
-          <w:vertAlign w:val="superscript"/>
+          <w:rtl/>
+          <w:cs/>
+          <w:lang w:val="he_IL" w:bidi="he_IL"/>
+        </w:rPr>
+      </w:r>
+      <w:r>
+        <w:rPr>
+          <w:vertAlign w:val="superscript"/>
+          <w:rtl/>
+          <w:cs/>
           <w:lang w:val="he_IL" w:bidi="he_IL"/>
         </w:rPr>
         <w:t>39</w:t>
       </w:r>
       <w:r>
         <w:rPr>
+          <w:rtl/>
+          <w:cs/>
           <w:lang w:val="he_IL" w:bidi="he_IL"/>
         </w:rPr>
         <w:t xml:space="preserve"> מַה־יִּתְאוֹנֵן֙ אָדָ֣ם חָ֔י גֶּ֖בֶר עַל־חטאו׃ ס</w:t>
@@ -2157,18 +2705,24 @@
       </w:pPr>
       <w:r>
         <w:rPr>
-          <w:lang w:val="he_IL" w:bidi="he_IL"/>
-        </w:rPr>
-      </w:r>
-      <w:r>
-        <w:rPr>
-          <w:vertAlign w:val="superscript"/>
+          <w:rtl/>
+          <w:cs/>
+          <w:lang w:val="he_IL" w:bidi="he_IL"/>
+        </w:rPr>
+      </w:r>
+      <w:r>
+        <w:rPr>
+          <w:vertAlign w:val="superscript"/>
+          <w:rtl/>
+          <w:cs/>
           <w:lang w:val="he_IL" w:bidi="he_IL"/>
         </w:rPr>
         <w:t>40</w:t>
       </w:r>
       <w:r>
         <w:rPr>
+          <w:rtl/>
+          <w:cs/>
           <w:lang w:val="he_IL" w:bidi="he_IL"/>
         </w:rPr>
         <w:t xml:space="preserve"> נַחְפְּשָׂ֤ה דְרָכֵ֙ינוּ֙ וְֽנַחְקֹ֔רָה וְנָשׁ֖וּבָה עַד־יְהוָֽה׃</w:t>
@@ -2180,18 +2734,24 @@
       </w:pPr>
       <w:r>
         <w:rPr>
-          <w:lang w:val="he_IL" w:bidi="he_IL"/>
-        </w:rPr>
-      </w:r>
-      <w:r>
-        <w:rPr>
-          <w:vertAlign w:val="superscript"/>
+          <w:rtl/>
+          <w:cs/>
+          <w:lang w:val="he_IL" w:bidi="he_IL"/>
+        </w:rPr>
+      </w:r>
+      <w:r>
+        <w:rPr>
+          <w:vertAlign w:val="superscript"/>
+          <w:rtl/>
+          <w:cs/>
           <w:lang w:val="he_IL" w:bidi="he_IL"/>
         </w:rPr>
         <w:t>41</w:t>
       </w:r>
       <w:r>
         <w:rPr>
+          <w:rtl/>
+          <w:cs/>
           <w:lang w:val="he_IL" w:bidi="he_IL"/>
         </w:rPr>
         <w:t xml:space="preserve"> נִשָּׂ֤א לְבָבֵ֙נוּ֙ אֶל־כַּפָּ֔יִם אֶל־אֵ֖ל בַּשָּׁמָֽיִם׃</w:t>
@@ -2203,18 +2763,24 @@
       </w:pPr>
       <w:r>
         <w:rPr>
-          <w:lang w:val="he_IL" w:bidi="he_IL"/>
-        </w:rPr>
-      </w:r>
-      <w:r>
-        <w:rPr>
-          <w:vertAlign w:val="superscript"/>
+          <w:rtl/>
+          <w:cs/>
+          <w:lang w:val="he_IL" w:bidi="he_IL"/>
+        </w:rPr>
+      </w:r>
+      <w:r>
+        <w:rPr>
+          <w:vertAlign w:val="superscript"/>
+          <w:rtl/>
+          <w:cs/>
           <w:lang w:val="he_IL" w:bidi="he_IL"/>
         </w:rPr>
         <w:t>42</w:t>
       </w:r>
       <w:r>
         <w:rPr>
+          <w:rtl/>
+          <w:cs/>
           <w:lang w:val="he_IL" w:bidi="he_IL"/>
         </w:rPr>
         <w:t xml:space="preserve"> נַ֤חְנוּ פָשַׁ֙עְנוּ֙ וּמָרִ֔ינוּ אַתָּ֖ה לֹ֥א סָלָֽחְתָּ׃ ס</w:t>
@@ -2226,18 +2792,24 @@
       </w:pPr>
       <w:r>
         <w:rPr>
-          <w:lang w:val="he_IL" w:bidi="he_IL"/>
-        </w:rPr>
-      </w:r>
-      <w:r>
-        <w:rPr>
-          <w:vertAlign w:val="superscript"/>
+          <w:rtl/>
+          <w:cs/>
+          <w:lang w:val="he_IL" w:bidi="he_IL"/>
+        </w:rPr>
+      </w:r>
+      <w:r>
+        <w:rPr>
+          <w:vertAlign w:val="superscript"/>
+          <w:rtl/>
+          <w:cs/>
           <w:lang w:val="he_IL" w:bidi="he_IL"/>
         </w:rPr>
         <w:t>43</w:t>
       </w:r>
       <w:r>
         <w:rPr>
+          <w:rtl/>
+          <w:cs/>
           <w:lang w:val="he_IL" w:bidi="he_IL"/>
         </w:rPr>
         <w:t xml:space="preserve"> סַכֹּ֤תָה בָאַף֙ וַֽתִּרְדְּפֵ֔נוּ הָרַ֖גְתָּ לֹ֥א חָמָֽלְתָּ׃</w:t>
@@ -2249,18 +2821,24 @@
       </w:pPr>
       <w:r>
         <w:rPr>
-          <w:lang w:val="he_IL" w:bidi="he_IL"/>
-        </w:rPr>
-      </w:r>
-      <w:r>
-        <w:rPr>
-          <w:vertAlign w:val="superscript"/>
+          <w:rtl/>
+          <w:cs/>
+          <w:lang w:val="he_IL" w:bidi="he_IL"/>
+        </w:rPr>
+      </w:r>
+      <w:r>
+        <w:rPr>
+          <w:vertAlign w:val="superscript"/>
+          <w:rtl/>
+          <w:cs/>
           <w:lang w:val="he_IL" w:bidi="he_IL"/>
         </w:rPr>
         <w:t>44</w:t>
       </w:r>
       <w:r>
         <w:rPr>
+          <w:rtl/>
+          <w:cs/>
           <w:lang w:val="he_IL" w:bidi="he_IL"/>
         </w:rPr>
         <w:t xml:space="preserve"> סַכּ֤וֹתָה בֶֽעָנָן֙ לָ֔ךְ מֵעֲב֖וֹר תְּפִלָּֽה׃</w:t>
@@ -2272,18 +2850,24 @@
       </w:pPr>
       <w:r>
         <w:rPr>
-          <w:lang w:val="he_IL" w:bidi="he_IL"/>
-        </w:rPr>
-      </w:r>
-      <w:r>
-        <w:rPr>
-          <w:vertAlign w:val="superscript"/>
+          <w:rtl/>
+          <w:cs/>
+          <w:lang w:val="he_IL" w:bidi="he_IL"/>
+        </w:rPr>
+      </w:r>
+      <w:r>
+        <w:rPr>
+          <w:vertAlign w:val="superscript"/>
+          <w:rtl/>
+          <w:cs/>
           <w:lang w:val="he_IL" w:bidi="he_IL"/>
         </w:rPr>
         <w:t>45</w:t>
       </w:r>
       <w:r>
         <w:rPr>
+          <w:rtl/>
+          <w:cs/>
           <w:lang w:val="he_IL" w:bidi="he_IL"/>
         </w:rPr>
         <w:t xml:space="preserve"> סְחִ֧י וּמָא֛וֹס תְּשִׂימֵ֖נוּ בְּקֶ֥רֶב הָעַמִּֽים׃ ס</w:t>
@@ -2295,18 +2879,24 @@
       </w:pPr>
       <w:r>
         <w:rPr>
-          <w:lang w:val="he_IL" w:bidi="he_IL"/>
-        </w:rPr>
-      </w:r>
-      <w:r>
-        <w:rPr>
-          <w:vertAlign w:val="superscript"/>
+          <w:rtl/>
+          <w:cs/>
+          <w:lang w:val="he_IL" w:bidi="he_IL"/>
+        </w:rPr>
+      </w:r>
+      <w:r>
+        <w:rPr>
+          <w:vertAlign w:val="superscript"/>
+          <w:rtl/>
+          <w:cs/>
           <w:lang w:val="he_IL" w:bidi="he_IL"/>
         </w:rPr>
         <w:t>46</w:t>
       </w:r>
       <w:r>
         <w:rPr>
+          <w:rtl/>
+          <w:cs/>
           <w:lang w:val="he_IL" w:bidi="he_IL"/>
         </w:rPr>
         <w:t xml:space="preserve"> פָּצ֥וּ עָלֵ֛ינוּ פִּיהֶ֖ם כָּל־אֹיְבֵֽינוּ׃</w:t>
@@ -2318,18 +2908,24 @@
       </w:pPr>
       <w:r>
         <w:rPr>
-          <w:lang w:val="he_IL" w:bidi="he_IL"/>
-        </w:rPr>
-      </w:r>
-      <w:r>
-        <w:rPr>
-          <w:vertAlign w:val="superscript"/>
+          <w:rtl/>
+          <w:cs/>
+          <w:lang w:val="he_IL" w:bidi="he_IL"/>
+        </w:rPr>
+      </w:r>
+      <w:r>
+        <w:rPr>
+          <w:vertAlign w:val="superscript"/>
+          <w:rtl/>
+          <w:cs/>
           <w:lang w:val="he_IL" w:bidi="he_IL"/>
         </w:rPr>
         <w:t>47</w:t>
       </w:r>
       <w:r>
         <w:rPr>
+          <w:rtl/>
+          <w:cs/>
           <w:lang w:val="he_IL" w:bidi="he_IL"/>
         </w:rPr>
         <w:t xml:space="preserve"> פַּ֧חַד וָפַ֛חַת הָ֥יָה לָ֖נוּ הַשֵּׁ֥את וְהַשָּֽׁבֶר׃</w:t>
@@ -2341,18 +2937,24 @@
       </w:pPr>
       <w:r>
         <w:rPr>
-          <w:lang w:val="he_IL" w:bidi="he_IL"/>
-        </w:rPr>
-      </w:r>
-      <w:r>
-        <w:rPr>
-          <w:vertAlign w:val="superscript"/>
+          <w:rtl/>
+          <w:cs/>
+          <w:lang w:val="he_IL" w:bidi="he_IL"/>
+        </w:rPr>
+      </w:r>
+      <w:r>
+        <w:rPr>
+          <w:vertAlign w:val="superscript"/>
+          <w:rtl/>
+          <w:cs/>
           <w:lang w:val="he_IL" w:bidi="he_IL"/>
         </w:rPr>
         <w:t>48</w:t>
       </w:r>
       <w:r>
         <w:rPr>
+          <w:rtl/>
+          <w:cs/>
           <w:lang w:val="he_IL" w:bidi="he_IL"/>
         </w:rPr>
         <w:t xml:space="preserve"> פַּלְגֵי־מַ֙יִם֙ תֵּרַ֣ד עֵינִ֔י עַל־שֶׁ֖בֶר בַּת־עַמִּֽי׃ ס</w:t>
@@ -2364,18 +2966,24 @@
       </w:pPr>
       <w:r>
         <w:rPr>
-          <w:lang w:val="he_IL" w:bidi="he_IL"/>
-        </w:rPr>
-      </w:r>
-      <w:r>
-        <w:rPr>
-          <w:vertAlign w:val="superscript"/>
+          <w:rtl/>
+          <w:cs/>
+          <w:lang w:val="he_IL" w:bidi="he_IL"/>
+        </w:rPr>
+      </w:r>
+      <w:r>
+        <w:rPr>
+          <w:vertAlign w:val="superscript"/>
+          <w:rtl/>
+          <w:cs/>
           <w:lang w:val="he_IL" w:bidi="he_IL"/>
         </w:rPr>
         <w:t>49</w:t>
       </w:r>
       <w:r>
         <w:rPr>
+          <w:rtl/>
+          <w:cs/>
           <w:lang w:val="he_IL" w:bidi="he_IL"/>
         </w:rPr>
         <w:t xml:space="preserve"> עֵינִ֧י נִגְּרָ֛ה וְלֹ֥א תִדְמֶ֖ה מֵאֵ֥ין הֲפֻגֽוֹת׃</w:t>
@@ -2387,18 +2995,24 @@
       </w:pPr>
       <w:r>
         <w:rPr>
-          <w:lang w:val="he_IL" w:bidi="he_IL"/>
-        </w:rPr>
-      </w:r>
-      <w:r>
-        <w:rPr>
-          <w:vertAlign w:val="superscript"/>
+          <w:rtl/>
+          <w:cs/>
+          <w:lang w:val="he_IL" w:bidi="he_IL"/>
+        </w:rPr>
+      </w:r>
+      <w:r>
+        <w:rPr>
+          <w:vertAlign w:val="superscript"/>
+          <w:rtl/>
+          <w:cs/>
           <w:lang w:val="he_IL" w:bidi="he_IL"/>
         </w:rPr>
         <w:t>50</w:t>
       </w:r>
       <w:r>
         <w:rPr>
+          <w:rtl/>
+          <w:cs/>
           <w:lang w:val="he_IL" w:bidi="he_IL"/>
         </w:rPr>
         <w:t xml:space="preserve"> עַד־יַשְׁקִ֣יף וְיֵ֔רֶא יְהוָ֖ה מִשָּׁמָֽיִם׃</w:t>
@@ -2410,18 +3024,24 @@
       </w:pPr>
       <w:r>
         <w:rPr>
-          <w:lang w:val="he_IL" w:bidi="he_IL"/>
-        </w:rPr>
-      </w:r>
-      <w:r>
-        <w:rPr>
-          <w:vertAlign w:val="superscript"/>
+          <w:rtl/>
+          <w:cs/>
+          <w:lang w:val="he_IL" w:bidi="he_IL"/>
+        </w:rPr>
+      </w:r>
+      <w:r>
+        <w:rPr>
+          <w:vertAlign w:val="superscript"/>
+          <w:rtl/>
+          <w:cs/>
           <w:lang w:val="he_IL" w:bidi="he_IL"/>
         </w:rPr>
         <w:t>51</w:t>
       </w:r>
       <w:r>
         <w:rPr>
+          <w:rtl/>
+          <w:cs/>
           <w:lang w:val="he_IL" w:bidi="he_IL"/>
         </w:rPr>
         <w:t xml:space="preserve"> עֵינִי֙ עֽוֹלְלָ֣ה לְנַפְשִׁ֔י מִכֹּ֖ל בְּנ֥וֹת עִירִֽי׃ ס</w:t>
@@ -2433,18 +3053,24 @@
       </w:pPr>
       <w:r>
         <w:rPr>
-          <w:lang w:val="he_IL" w:bidi="he_IL"/>
-        </w:rPr>
-      </w:r>
-      <w:r>
-        <w:rPr>
-          <w:vertAlign w:val="superscript"/>
+          <w:rtl/>
+          <w:cs/>
+          <w:lang w:val="he_IL" w:bidi="he_IL"/>
+        </w:rPr>
+      </w:r>
+      <w:r>
+        <w:rPr>
+          <w:vertAlign w:val="superscript"/>
+          <w:rtl/>
+          <w:cs/>
           <w:lang w:val="he_IL" w:bidi="he_IL"/>
         </w:rPr>
         <w:t>52</w:t>
       </w:r>
       <w:r>
         <w:rPr>
+          <w:rtl/>
+          <w:cs/>
           <w:lang w:val="he_IL" w:bidi="he_IL"/>
         </w:rPr>
         <w:t xml:space="preserve"> צ֥וֹד צָד֛וּנִי כַּצִּפּ֖וֹר אֹיְבַ֥י חִנָּֽם׃</w:t>
@@ -2456,18 +3082,24 @@
       </w:pPr>
       <w:r>
         <w:rPr>
-          <w:lang w:val="he_IL" w:bidi="he_IL"/>
-        </w:rPr>
-      </w:r>
-      <w:r>
-        <w:rPr>
-          <w:vertAlign w:val="superscript"/>
+          <w:rtl/>
+          <w:cs/>
+          <w:lang w:val="he_IL" w:bidi="he_IL"/>
+        </w:rPr>
+      </w:r>
+      <w:r>
+        <w:rPr>
+          <w:vertAlign w:val="superscript"/>
+          <w:rtl/>
+          <w:cs/>
           <w:lang w:val="he_IL" w:bidi="he_IL"/>
         </w:rPr>
         <w:t>53</w:t>
       </w:r>
       <w:r>
         <w:rPr>
+          <w:rtl/>
+          <w:cs/>
           <w:lang w:val="he_IL" w:bidi="he_IL"/>
         </w:rPr>
         <w:t xml:space="preserve"> צָֽמְת֤וּ בַבּוֹר֙ חַיָּ֔י וַיַּדּוּ־אֶ֖בֶן בִּֽי׃</w:t>
@@ -2479,18 +3111,24 @@
       </w:pPr>
       <w:r>
         <w:rPr>
-          <w:lang w:val="he_IL" w:bidi="he_IL"/>
-        </w:rPr>
-      </w:r>
-      <w:r>
-        <w:rPr>
-          <w:vertAlign w:val="superscript"/>
+          <w:rtl/>
+          <w:cs/>
+          <w:lang w:val="he_IL" w:bidi="he_IL"/>
+        </w:rPr>
+      </w:r>
+      <w:r>
+        <w:rPr>
+          <w:vertAlign w:val="superscript"/>
+          <w:rtl/>
+          <w:cs/>
           <w:lang w:val="he_IL" w:bidi="he_IL"/>
         </w:rPr>
         <w:t>54</w:t>
       </w:r>
       <w:r>
         <w:rPr>
+          <w:rtl/>
+          <w:cs/>
           <w:lang w:val="he_IL" w:bidi="he_IL"/>
         </w:rPr>
         <w:t xml:space="preserve"> צָֽפוּ־מַ֥יִם עַל־רֹאשִׁ֖י אָמַ֥רְתִּי נִגְזָֽרְתִּי׃ ס</w:t>
@@ -2502,18 +3140,24 @@
       </w:pPr>
       <w:r>
         <w:rPr>
-          <w:lang w:val="he_IL" w:bidi="he_IL"/>
-        </w:rPr>
-      </w:r>
-      <w:r>
-        <w:rPr>
-          <w:vertAlign w:val="superscript"/>
+          <w:rtl/>
+          <w:cs/>
+          <w:lang w:val="he_IL" w:bidi="he_IL"/>
+        </w:rPr>
+      </w:r>
+      <w:r>
+        <w:rPr>
+          <w:vertAlign w:val="superscript"/>
+          <w:rtl/>
+          <w:cs/>
           <w:lang w:val="he_IL" w:bidi="he_IL"/>
         </w:rPr>
         <w:t>55</w:t>
       </w:r>
       <w:r>
         <w:rPr>
+          <w:rtl/>
+          <w:cs/>
           <w:lang w:val="he_IL" w:bidi="he_IL"/>
         </w:rPr>
         <w:t xml:space="preserve"> קָרָ֤אתִי שִׁמְךָ֙ יְהוָ֔ה מִבּ֖וֹר תַּחְתִּיּֽוֹת׃</w:t>
@@ -2525,18 +3169,24 @@
       </w:pPr>
       <w:r>
         <w:rPr>
-          <w:lang w:val="he_IL" w:bidi="he_IL"/>
-        </w:rPr>
-      </w:r>
-      <w:r>
-        <w:rPr>
-          <w:vertAlign w:val="superscript"/>
+          <w:rtl/>
+          <w:cs/>
+          <w:lang w:val="he_IL" w:bidi="he_IL"/>
+        </w:rPr>
+      </w:r>
+      <w:r>
+        <w:rPr>
+          <w:vertAlign w:val="superscript"/>
+          <w:rtl/>
+          <w:cs/>
           <w:lang w:val="he_IL" w:bidi="he_IL"/>
         </w:rPr>
         <w:t>56</w:t>
       </w:r>
       <w:r>
         <w:rPr>
+          <w:rtl/>
+          <w:cs/>
           <w:lang w:val="he_IL" w:bidi="he_IL"/>
         </w:rPr>
         <w:t xml:space="preserve"> קוֹלִ֖י שָׁמָ֑עְתָּ אַל־תַּעְלֵ֧ם אָזְנְךָ֛ לְרַוְחָתִ֖י לְשַׁוְעָתִֽי׃</w:t>
@@ -2548,18 +3198,24 @@
       </w:pPr>
       <w:r>
         <w:rPr>
-          <w:lang w:val="he_IL" w:bidi="he_IL"/>
-        </w:rPr>
-      </w:r>
-      <w:r>
-        <w:rPr>
-          <w:vertAlign w:val="superscript"/>
+          <w:rtl/>
+          <w:cs/>
+          <w:lang w:val="he_IL" w:bidi="he_IL"/>
+        </w:rPr>
+      </w:r>
+      <w:r>
+        <w:rPr>
+          <w:vertAlign w:val="superscript"/>
+          <w:rtl/>
+          <w:cs/>
           <w:lang w:val="he_IL" w:bidi="he_IL"/>
         </w:rPr>
         <w:t>57</w:t>
       </w:r>
       <w:r>
         <w:rPr>
+          <w:rtl/>
+          <w:cs/>
           <w:lang w:val="he_IL" w:bidi="he_IL"/>
         </w:rPr>
         <w:t xml:space="preserve"> קָרַ֙בְתָּ֙ בְּי֣וֹם אֶקְרָאֶ֔ךָּ אָמַ֖רְתָּ אַל־תִּירָֽא׃ ס</w:t>
@@ -2571,18 +3227,24 @@
       </w:pPr>
       <w:r>
         <w:rPr>
-          <w:lang w:val="he_IL" w:bidi="he_IL"/>
-        </w:rPr>
-      </w:r>
-      <w:r>
-        <w:rPr>
-          <w:vertAlign w:val="superscript"/>
+          <w:rtl/>
+          <w:cs/>
+          <w:lang w:val="he_IL" w:bidi="he_IL"/>
+        </w:rPr>
+      </w:r>
+      <w:r>
+        <w:rPr>
+          <w:vertAlign w:val="superscript"/>
+          <w:rtl/>
+          <w:cs/>
           <w:lang w:val="he_IL" w:bidi="he_IL"/>
         </w:rPr>
         <w:t>58</w:t>
       </w:r>
       <w:r>
         <w:rPr>
+          <w:rtl/>
+          <w:cs/>
           <w:lang w:val="he_IL" w:bidi="he_IL"/>
         </w:rPr>
         <w:t xml:space="preserve"> רַ֧בְתָּ אֲדֹנָ֛י רִיבֵ֥י נַפְשִׁ֖י גָּאַ֥לְתָּ חַיָּֽי׃</w:t>
@@ -2594,18 +3256,24 @@
       </w:pPr>
       <w:r>
         <w:rPr>
-          <w:lang w:val="he_IL" w:bidi="he_IL"/>
-        </w:rPr>
-      </w:r>
-      <w:r>
-        <w:rPr>
-          <w:vertAlign w:val="superscript"/>
+          <w:rtl/>
+          <w:cs/>
+          <w:lang w:val="he_IL" w:bidi="he_IL"/>
+        </w:rPr>
+      </w:r>
+      <w:r>
+        <w:rPr>
+          <w:vertAlign w:val="superscript"/>
+          <w:rtl/>
+          <w:cs/>
           <w:lang w:val="he_IL" w:bidi="he_IL"/>
         </w:rPr>
         <w:t>59</w:t>
       </w:r>
       <w:r>
         <w:rPr>
+          <w:rtl/>
+          <w:cs/>
           <w:lang w:val="he_IL" w:bidi="he_IL"/>
         </w:rPr>
         <w:t xml:space="preserve"> רָאִ֤יתָה יְהוָה֙ עַוָּ֣תָתִ֔י שָׁפְטָ֖ה מִשְׁפָּטִֽי׃</w:t>
@@ -2617,18 +3285,24 @@
       </w:pPr>
       <w:r>
         <w:rPr>
-          <w:lang w:val="he_IL" w:bidi="he_IL"/>
-        </w:rPr>
-      </w:r>
-      <w:r>
-        <w:rPr>
-          <w:vertAlign w:val="superscript"/>
+          <w:rtl/>
+          <w:cs/>
+          <w:lang w:val="he_IL" w:bidi="he_IL"/>
+        </w:rPr>
+      </w:r>
+      <w:r>
+        <w:rPr>
+          <w:vertAlign w:val="superscript"/>
+          <w:rtl/>
+          <w:cs/>
           <w:lang w:val="he_IL" w:bidi="he_IL"/>
         </w:rPr>
         <w:t>60</w:t>
       </w:r>
       <w:r>
         <w:rPr>
+          <w:rtl/>
+          <w:cs/>
           <w:lang w:val="he_IL" w:bidi="he_IL"/>
         </w:rPr>
         <w:t xml:space="preserve"> רָאִ֙יתָה֙ כָּל־נִקְמָתָ֔ם כָּל־מַחְשְׁבֹתָ֖ם לִֽי׃ ס</w:t>
@@ -2640,18 +3314,24 @@
       </w:pPr>
       <w:r>
         <w:rPr>
-          <w:lang w:val="he_IL" w:bidi="he_IL"/>
-        </w:rPr>
-      </w:r>
-      <w:r>
-        <w:rPr>
-          <w:vertAlign w:val="superscript"/>
+          <w:rtl/>
+          <w:cs/>
+          <w:lang w:val="he_IL" w:bidi="he_IL"/>
+        </w:rPr>
+      </w:r>
+      <w:r>
+        <w:rPr>
+          <w:vertAlign w:val="superscript"/>
+          <w:rtl/>
+          <w:cs/>
           <w:lang w:val="he_IL" w:bidi="he_IL"/>
         </w:rPr>
         <w:t>61</w:t>
       </w:r>
       <w:r>
         <w:rPr>
+          <w:rtl/>
+          <w:cs/>
           <w:lang w:val="he_IL" w:bidi="he_IL"/>
         </w:rPr>
         <w:t xml:space="preserve"> שָׁמַ֤עְתָּ חֶרְפָּתָם֙ יְהוָ֔ה כָּל־מַחְשְׁבֹתָ֖ם עָלָֽי׃</w:t>
@@ -2663,18 +3343,24 @@
       </w:pPr>
       <w:r>
         <w:rPr>
-          <w:lang w:val="he_IL" w:bidi="he_IL"/>
-        </w:rPr>
-      </w:r>
-      <w:r>
-        <w:rPr>
-          <w:vertAlign w:val="superscript"/>
+          <w:rtl/>
+          <w:cs/>
+          <w:lang w:val="he_IL" w:bidi="he_IL"/>
+        </w:rPr>
+      </w:r>
+      <w:r>
+        <w:rPr>
+          <w:vertAlign w:val="superscript"/>
+          <w:rtl/>
+          <w:cs/>
           <w:lang w:val="he_IL" w:bidi="he_IL"/>
         </w:rPr>
         <w:t>62</w:t>
       </w:r>
       <w:r>
         <w:rPr>
+          <w:rtl/>
+          <w:cs/>
           <w:lang w:val="he_IL" w:bidi="he_IL"/>
         </w:rPr>
         <w:t xml:space="preserve"> שִׂפְתֵ֤י קָמַי֙ וְהֶגְיוֹנָ֔ם עָלַ֖י כָּל־הַיּֽוֹם׃</w:t>
@@ -2686,18 +3372,24 @@
       </w:pPr>
       <w:r>
         <w:rPr>
-          <w:lang w:val="he_IL" w:bidi="he_IL"/>
-        </w:rPr>
-      </w:r>
-      <w:r>
-        <w:rPr>
-          <w:vertAlign w:val="superscript"/>
+          <w:rtl/>
+          <w:cs/>
+          <w:lang w:val="he_IL" w:bidi="he_IL"/>
+        </w:rPr>
+      </w:r>
+      <w:r>
+        <w:rPr>
+          <w:vertAlign w:val="superscript"/>
+          <w:rtl/>
+          <w:cs/>
           <w:lang w:val="he_IL" w:bidi="he_IL"/>
         </w:rPr>
         <w:t>63</w:t>
       </w:r>
       <w:r>
         <w:rPr>
+          <w:rtl/>
+          <w:cs/>
           <w:lang w:val="he_IL" w:bidi="he_IL"/>
         </w:rPr>
         <w:t xml:space="preserve"> שִׁבְתָּ֤ם וְקִֽימָתָם֙ הַבִּ֔יטָה אֲנִ֖י מַנְגִּינָתָֽם׃ ס</w:t>
@@ -2709,18 +3401,24 @@
       </w:pPr>
       <w:r>
         <w:rPr>
-          <w:lang w:val="he_IL" w:bidi="he_IL"/>
-        </w:rPr>
-      </w:r>
-      <w:r>
-        <w:rPr>
-          <w:vertAlign w:val="superscript"/>
+          <w:rtl/>
+          <w:cs/>
+          <w:lang w:val="he_IL" w:bidi="he_IL"/>
+        </w:rPr>
+      </w:r>
+      <w:r>
+        <w:rPr>
+          <w:vertAlign w:val="superscript"/>
+          <w:rtl/>
+          <w:cs/>
           <w:lang w:val="he_IL" w:bidi="he_IL"/>
         </w:rPr>
         <w:t>64</w:t>
       </w:r>
       <w:r>
         <w:rPr>
+          <w:rtl/>
+          <w:cs/>
           <w:lang w:val="he_IL" w:bidi="he_IL"/>
         </w:rPr>
         <w:t xml:space="preserve"> תָּשִׁ֨יב לָהֶ֥ם גְּמ֛וּל יְהוָ֖ה כְּמַעֲשֵׂ֥ה יְדֵיהֶֽם׃</w:t>
@@ -2732,18 +3430,24 @@
       </w:pPr>
       <w:r>
         <w:rPr>
-          <w:lang w:val="he_IL" w:bidi="he_IL"/>
-        </w:rPr>
-      </w:r>
-      <w:r>
-        <w:rPr>
-          <w:vertAlign w:val="superscript"/>
+          <w:rtl/>
+          <w:cs/>
+          <w:lang w:val="he_IL" w:bidi="he_IL"/>
+        </w:rPr>
+      </w:r>
+      <w:r>
+        <w:rPr>
+          <w:vertAlign w:val="superscript"/>
+          <w:rtl/>
+          <w:cs/>
           <w:lang w:val="he_IL" w:bidi="he_IL"/>
         </w:rPr>
         <w:t>65</w:t>
       </w:r>
       <w:r>
         <w:rPr>
+          <w:rtl/>
+          <w:cs/>
           <w:lang w:val="he_IL" w:bidi="he_IL"/>
         </w:rPr>
         <w:t xml:space="preserve"> תִּתֵּ֤ן לָהֶם֙ מְגִנַּת־לֵ֔ב תַּאֲלָֽתְךָ֖ לָהֶֽם׃</w:t>
@@ -2755,18 +3459,24 @@
       </w:pPr>
       <w:r>
         <w:rPr>
-          <w:lang w:val="he_IL" w:bidi="he_IL"/>
-        </w:rPr>
-      </w:r>
-      <w:r>
-        <w:rPr>
-          <w:vertAlign w:val="superscript"/>
+          <w:rtl/>
+          <w:cs/>
+          <w:lang w:val="he_IL" w:bidi="he_IL"/>
+        </w:rPr>
+      </w:r>
+      <w:r>
+        <w:rPr>
+          <w:vertAlign w:val="superscript"/>
+          <w:rtl/>
+          <w:cs/>
           <w:lang w:val="he_IL" w:bidi="he_IL"/>
         </w:rPr>
         <w:t>66</w:t>
       </w:r>
       <w:r>
         <w:rPr>
+          <w:rtl/>
+          <w:cs/>
           <w:lang w:val="he_IL" w:bidi="he_IL"/>
         </w:rPr>
         <w:t xml:space="preserve"> תִּרְדֹּ֤ף בְּאַף֙ וְתַשְׁמִידֵ֔ם מִתַּ֖חַת שְׁמֵ֥י יְהוָֽה׃ פ</w:t>
@@ -2779,34 +3489,44 @@
       </w:pPr>
       <w:r>
         <w:rPr>
+          <w:rtl/>
+          <w:cs/>
           <w:lang w:val="he_IL" w:bidi="he_IL"/>
         </w:rPr>
         <w:t>Lamentations 4:1</w:t>
       </w:r>
       <w:r>
         <w:rPr>
-          <w:lang w:val="he_IL" w:bidi="he_IL"/>
-        </w:rPr>
-      </w:r>
-    </w:p>
-    <w:p>
-      <w:pPr>
-        <w:bidi/>
-      </w:pPr>
-      <w:r>
-        <w:rPr>
-          <w:lang w:val="he_IL" w:bidi="he_IL"/>
-        </w:rPr>
-      </w:r>
-      <w:r>
-        <w:rPr>
-          <w:vertAlign w:val="superscript"/>
+          <w:rtl/>
+          <w:cs/>
+          <w:lang w:val="he_IL" w:bidi="he_IL"/>
+        </w:rPr>
+      </w:r>
+    </w:p>
+    <w:p>
+      <w:pPr>
+        <w:bidi/>
+      </w:pPr>
+      <w:r>
+        <w:rPr>
+          <w:rtl/>
+          <w:cs/>
+          <w:lang w:val="he_IL" w:bidi="he_IL"/>
+        </w:rPr>
+      </w:r>
+      <w:r>
+        <w:rPr>
+          <w:vertAlign w:val="superscript"/>
+          <w:rtl/>
+          <w:cs/>
           <w:lang w:val="he_IL" w:bidi="he_IL"/>
         </w:rPr>
         <w:t>1</w:t>
       </w:r>
       <w:r>
         <w:rPr>
+          <w:rtl/>
+          <w:cs/>
           <w:lang w:val="he_IL" w:bidi="he_IL"/>
         </w:rPr>
         <w:t xml:space="preserve"> אֵיכָה֙ יוּעַ֣ם זָהָ֔ב יִשְׁנֶ֖א הַכֶּ֣תֶם הַטּ֑וֹב תִּשְׁתַּפֵּ֙כְנָה֙ אַבְנֵי־קֹ֔דֶשׁ בְּרֹ֖אשׁ כָּל־חוּצֽוֹת ׃ ס</w:t>
@@ -2818,18 +3538,24 @@
       </w:pPr>
       <w:r>
         <w:rPr>
-          <w:lang w:val="he_IL" w:bidi="he_IL"/>
-        </w:rPr>
-      </w:r>
-      <w:r>
-        <w:rPr>
-          <w:vertAlign w:val="superscript"/>
+          <w:rtl/>
+          <w:cs/>
+          <w:lang w:val="he_IL" w:bidi="he_IL"/>
+        </w:rPr>
+      </w:r>
+      <w:r>
+        <w:rPr>
+          <w:vertAlign w:val="superscript"/>
+          <w:rtl/>
+          <w:cs/>
           <w:lang w:val="he_IL" w:bidi="he_IL"/>
         </w:rPr>
         <w:t>2</w:t>
       </w:r>
       <w:r>
         <w:rPr>
+          <w:rtl/>
+          <w:cs/>
           <w:lang w:val="he_IL" w:bidi="he_IL"/>
         </w:rPr>
         <w:t xml:space="preserve"> בְּנֵ֤י צִיּוֹן֙ הַיְקָרִ֔ים הַמְסֻלָּאִ֖ים בַּפָּ֑ז אֵיכָ֤ה נֶחְשְׁבוּ֙ לְנִבְלֵי־חֶ֔רֶשׂ מַעֲשֵׂ֖ה יְדֵ֥י יוֹצֵֽר׃ ס</w:t>
@@ -2841,18 +3567,24 @@
       </w:pPr>
       <w:r>
         <w:rPr>
-          <w:lang w:val="he_IL" w:bidi="he_IL"/>
-        </w:rPr>
-      </w:r>
-      <w:r>
-        <w:rPr>
-          <w:vertAlign w:val="superscript"/>
+          <w:rtl/>
+          <w:cs/>
+          <w:lang w:val="he_IL" w:bidi="he_IL"/>
+        </w:rPr>
+      </w:r>
+      <w:r>
+        <w:rPr>
+          <w:vertAlign w:val="superscript"/>
+          <w:rtl/>
+          <w:cs/>
           <w:lang w:val="he_IL" w:bidi="he_IL"/>
         </w:rPr>
         <w:t>3</w:t>
       </w:r>
       <w:r>
         <w:rPr>
+          <w:rtl/>
+          <w:cs/>
           <w:lang w:val="he_IL" w:bidi="he_IL"/>
         </w:rPr>
         <w:t xml:space="preserve"> גַּם־תנין חָ֣לְצוּ שַׁ֔ד הֵינִ֖יקוּ גּוּרֵיהֶ֑ן בַּת־עַמִּ֣י לְאַכְזָ֔ר כי ענים בַּמִּדְבָּֽר׃ ס</w:t>
@@ -2864,18 +3596,24 @@
       </w:pPr>
       <w:r>
         <w:rPr>
-          <w:lang w:val="he_IL" w:bidi="he_IL"/>
-        </w:rPr>
-      </w:r>
-      <w:r>
-        <w:rPr>
-          <w:vertAlign w:val="superscript"/>
+          <w:rtl/>
+          <w:cs/>
+          <w:lang w:val="he_IL" w:bidi="he_IL"/>
+        </w:rPr>
+      </w:r>
+      <w:r>
+        <w:rPr>
+          <w:vertAlign w:val="superscript"/>
+          <w:rtl/>
+          <w:cs/>
           <w:lang w:val="he_IL" w:bidi="he_IL"/>
         </w:rPr>
         <w:t>4</w:t>
       </w:r>
       <w:r>
         <w:rPr>
+          <w:rtl/>
+          <w:cs/>
           <w:lang w:val="he_IL" w:bidi="he_IL"/>
         </w:rPr>
         <w:t xml:space="preserve"> דָּבַ֨ק לְשׁ֥וֹן יוֹנֵ֛ק אֶל־חכּ֖וֹ בַּצָּמָ֑א עֽוֹלָלִים֙ שָׁ֣אֲלוּ לֶ֔חֶם פֹּרֵ֖שׂ אֵ֥ין לָהֶֽם׃ ס</w:t>
@@ -2887,18 +3625,24 @@
       </w:pPr>
       <w:r>
         <w:rPr>
-          <w:lang w:val="he_IL" w:bidi="he_IL"/>
-        </w:rPr>
-      </w:r>
-      <w:r>
-        <w:rPr>
-          <w:vertAlign w:val="superscript"/>
+          <w:rtl/>
+          <w:cs/>
+          <w:lang w:val="he_IL" w:bidi="he_IL"/>
+        </w:rPr>
+      </w:r>
+      <w:r>
+        <w:rPr>
+          <w:vertAlign w:val="superscript"/>
+          <w:rtl/>
+          <w:cs/>
           <w:lang w:val="he_IL" w:bidi="he_IL"/>
         </w:rPr>
         <w:t>5</w:t>
       </w:r>
       <w:r>
         <w:rPr>
+          <w:rtl/>
+          <w:cs/>
           <w:lang w:val="he_IL" w:bidi="he_IL"/>
         </w:rPr>
         <w:t xml:space="preserve"> הָאֹֽכְלִים֙ לְמַ֣עֲדַנִּ֔ים נָשַׁ֖מּוּ בַּחוּצ֑וֹת הָאֱמֻנִים֙ עֲלֵ֣י תוֹלָ֔ע חִבְּק֖וּ אַשְׁפַּתּֽוֹת׃ ס</w:t>
@@ -2910,18 +3654,24 @@
       </w:pPr>
       <w:r>
         <w:rPr>
-          <w:lang w:val="he_IL" w:bidi="he_IL"/>
-        </w:rPr>
-      </w:r>
-      <w:r>
-        <w:rPr>
-          <w:vertAlign w:val="superscript"/>
+          <w:rtl/>
+          <w:cs/>
+          <w:lang w:val="he_IL" w:bidi="he_IL"/>
+        </w:rPr>
+      </w:r>
+      <w:r>
+        <w:rPr>
+          <w:vertAlign w:val="superscript"/>
+          <w:rtl/>
+          <w:cs/>
           <w:lang w:val="he_IL" w:bidi="he_IL"/>
         </w:rPr>
         <w:t>6</w:t>
       </w:r>
       <w:r>
         <w:rPr>
+          <w:rtl/>
+          <w:cs/>
           <w:lang w:val="he_IL" w:bidi="he_IL"/>
         </w:rPr>
         <w:t xml:space="preserve"> וַיִּגְדַּל֙ עֲוֺ֣ן בַּת־עַמִּ֔י מֵֽחַטַּ֖את סְדֹ֑ם הַֽהֲפוּכָ֣ה כְמוֹ־רָ֔גַע וְלֹא־חָ֥לוּ בָ֖הּ יָדָֽיִם׃ ס</w:t>
@@ -2933,18 +3683,24 @@
       </w:pPr>
       <w:r>
         <w:rPr>
-          <w:lang w:val="he_IL" w:bidi="he_IL"/>
-        </w:rPr>
-      </w:r>
-      <w:r>
-        <w:rPr>
-          <w:vertAlign w:val="superscript"/>
+          <w:rtl/>
+          <w:cs/>
+          <w:lang w:val="he_IL" w:bidi="he_IL"/>
+        </w:rPr>
+      </w:r>
+      <w:r>
+        <w:rPr>
+          <w:vertAlign w:val="superscript"/>
+          <w:rtl/>
+          <w:cs/>
           <w:lang w:val="he_IL" w:bidi="he_IL"/>
         </w:rPr>
         <w:t>7</w:t>
       </w:r>
       <w:r>
         <w:rPr>
+          <w:rtl/>
+          <w:cs/>
           <w:lang w:val="he_IL" w:bidi="he_IL"/>
         </w:rPr>
         <w:t xml:space="preserve"> זַכּ֤וּ נְזִירֶ֙יהָ֙ מִשֶּׁ֔לֶג צַח֖וּ מֵחָלָ֑ב אָ֤דְמוּ עֶ֙צֶם֙ מִפְּנִינִ֔ים סַפִּ֖יר גִּזְרָתָֽם׃ ס</w:t>
@@ -2956,18 +3712,24 @@
       </w:pPr>
       <w:r>
         <w:rPr>
-          <w:lang w:val="he_IL" w:bidi="he_IL"/>
-        </w:rPr>
-      </w:r>
-      <w:r>
-        <w:rPr>
-          <w:vertAlign w:val="superscript"/>
+          <w:rtl/>
+          <w:cs/>
+          <w:lang w:val="he_IL" w:bidi="he_IL"/>
+        </w:rPr>
+      </w:r>
+      <w:r>
+        <w:rPr>
+          <w:vertAlign w:val="superscript"/>
+          <w:rtl/>
+          <w:cs/>
           <w:lang w:val="he_IL" w:bidi="he_IL"/>
         </w:rPr>
         <w:t>8</w:t>
       </w:r>
       <w:r>
         <w:rPr>
+          <w:rtl/>
+          <w:cs/>
           <w:lang w:val="he_IL" w:bidi="he_IL"/>
         </w:rPr>
         <w:t xml:space="preserve"> חָשַׁ֤ךְ מִשְּׁחוֹר֙ תָּֽאֳרָ֔ם לֹ֥א נִכְּר֖וּ בַּחוּצ֑וֹת צָפַ֤ד עוֹרָם֙ עַל־עַצְמָ֔ם יָבֵ֖שׁ הָיָ֥ה כָעֵֽץ׃ ס</w:t>
@@ -2979,18 +3741,24 @@
       </w:pPr>
       <w:r>
         <w:rPr>
-          <w:lang w:val="he_IL" w:bidi="he_IL"/>
-        </w:rPr>
-      </w:r>
-      <w:r>
-        <w:rPr>
-          <w:vertAlign w:val="superscript"/>
+          <w:rtl/>
+          <w:cs/>
+          <w:lang w:val="he_IL" w:bidi="he_IL"/>
+        </w:rPr>
+      </w:r>
+      <w:r>
+        <w:rPr>
+          <w:vertAlign w:val="superscript"/>
+          <w:rtl/>
+          <w:cs/>
           <w:lang w:val="he_IL" w:bidi="he_IL"/>
         </w:rPr>
         <w:t>9</w:t>
       </w:r>
       <w:r>
         <w:rPr>
+          <w:rtl/>
+          <w:cs/>
           <w:lang w:val="he_IL" w:bidi="he_IL"/>
         </w:rPr>
         <w:t xml:space="preserve"> טוֹבִ֤ים הָיוּ֙ חַלְלֵי־חֶ֔רֶב מֵֽחַלְלֵ֖י רָעָ֑ב שֶׁ֣הֵ֤ם יָז֙וּבוּ֙ מְדֻקָּרִ֔ים מִתְּנוּבֹ֖ת שָׂדָֽי׃ ס</w:t>
@@ -3002,18 +3770,24 @@
       </w:pPr>
       <w:r>
         <w:rPr>
-          <w:lang w:val="he_IL" w:bidi="he_IL"/>
-        </w:rPr>
-      </w:r>
-      <w:r>
-        <w:rPr>
-          <w:vertAlign w:val="superscript"/>
+          <w:rtl/>
+          <w:cs/>
+          <w:lang w:val="he_IL" w:bidi="he_IL"/>
+        </w:rPr>
+      </w:r>
+      <w:r>
+        <w:rPr>
+          <w:vertAlign w:val="superscript"/>
+          <w:rtl/>
+          <w:cs/>
           <w:lang w:val="he_IL" w:bidi="he_IL"/>
         </w:rPr>
         <w:t>10</w:t>
       </w:r>
       <w:r>
         <w:rPr>
+          <w:rtl/>
+          <w:cs/>
           <w:lang w:val="he_IL" w:bidi="he_IL"/>
         </w:rPr>
         <w:t xml:space="preserve"> יְדֵ֗י נָשִׁים֙ רַחֲמָ֣נִיּ֔וֹת בִּשְּׁל֖וּ יַלְדֵיהֶ֑ן הָי֤וּ לְבָרוֹת֙ לָ֔מוֹ בְּשֶׁ֖בֶר בַּת־עַמִּֽי׃ ס</w:t>
@@ -3025,18 +3799,24 @@
       </w:pPr>
       <w:r>
         <w:rPr>
-          <w:lang w:val="he_IL" w:bidi="he_IL"/>
-        </w:rPr>
-      </w:r>
-      <w:r>
-        <w:rPr>
-          <w:vertAlign w:val="superscript"/>
+          <w:rtl/>
+          <w:cs/>
+          <w:lang w:val="he_IL" w:bidi="he_IL"/>
+        </w:rPr>
+      </w:r>
+      <w:r>
+        <w:rPr>
+          <w:vertAlign w:val="superscript"/>
+          <w:rtl/>
+          <w:cs/>
           <w:lang w:val="he_IL" w:bidi="he_IL"/>
         </w:rPr>
         <w:t>11</w:t>
       </w:r>
       <w:r>
         <w:rPr>
+          <w:rtl/>
+          <w:cs/>
           <w:lang w:val="he_IL" w:bidi="he_IL"/>
         </w:rPr>
         <w:t xml:space="preserve"> כִּלָּ֤ה יְהוָה֙ אֶת־חֲמָת֔וֹ שָׁפַ֖ךְ חֲר֣וֹן אַפּ֑וֹ וַיַּצֶּת־אֵ֣שׁ בְּצִיּ֔וֹן וַתֹּ֖אכַל יְסוֹדֹתֶֽיהָ׃ ס</w:t>
@@ -3048,18 +3828,24 @@
       </w:pPr>
       <w:r>
         <w:rPr>
-          <w:lang w:val="he_IL" w:bidi="he_IL"/>
-        </w:rPr>
-      </w:r>
-      <w:r>
-        <w:rPr>
-          <w:vertAlign w:val="superscript"/>
+          <w:rtl/>
+          <w:cs/>
+          <w:lang w:val="he_IL" w:bidi="he_IL"/>
+        </w:rPr>
+      </w:r>
+      <w:r>
+        <w:rPr>
+          <w:vertAlign w:val="superscript"/>
+          <w:rtl/>
+          <w:cs/>
           <w:lang w:val="he_IL" w:bidi="he_IL"/>
         </w:rPr>
         <w:t>12</w:t>
       </w:r>
       <w:r>
         <w:rPr>
+          <w:rtl/>
+          <w:cs/>
           <w:lang w:val="he_IL" w:bidi="he_IL"/>
         </w:rPr>
         <w:t xml:space="preserve"> לֹ֤א הֶאֱמִ֙ינוּ֙ מַלְכֵי־אֶ֔רֶץ וכל יֹשְׁבֵ֣י תֵבֵ֑ל כִּ֤י יָבֹא֙ צַ֣ר וְאוֹיֵ֔ב בְּשַׁעֲרֵ֖י יְרוּשָׁלִָֽם׃ ס</w:t>
@@ -3071,18 +3857,24 @@
       </w:pPr>
       <w:r>
         <w:rPr>
-          <w:lang w:val="he_IL" w:bidi="he_IL"/>
-        </w:rPr>
-      </w:r>
-      <w:r>
-        <w:rPr>
-          <w:vertAlign w:val="superscript"/>
+          <w:rtl/>
+          <w:cs/>
+          <w:lang w:val="he_IL" w:bidi="he_IL"/>
+        </w:rPr>
+      </w:r>
+      <w:r>
+        <w:rPr>
+          <w:vertAlign w:val="superscript"/>
+          <w:rtl/>
+          <w:cs/>
           <w:lang w:val="he_IL" w:bidi="he_IL"/>
         </w:rPr>
         <w:t>13</w:t>
       </w:r>
       <w:r>
         <w:rPr>
+          <w:rtl/>
+          <w:cs/>
           <w:lang w:val="he_IL" w:bidi="he_IL"/>
         </w:rPr>
         <w:t xml:space="preserve"> מֵֽחַטֹּ֣את נְבִיאֶ֔יהָ עֲוֺנ֖וֹת כֹּהֲנֶ֑יהָ הַשֹּׁפְכִ֥ים בְּקִרְבָּ֖הּ דַּ֥ם צַדִּיקִֽים׃ ס</w:t>
@@ -3094,18 +3886,24 @@
       </w:pPr>
       <w:r>
         <w:rPr>
-          <w:lang w:val="he_IL" w:bidi="he_IL"/>
-        </w:rPr>
-      </w:r>
-      <w:r>
-        <w:rPr>
-          <w:vertAlign w:val="superscript"/>
+          <w:rtl/>
+          <w:cs/>
+          <w:lang w:val="he_IL" w:bidi="he_IL"/>
+        </w:rPr>
+      </w:r>
+      <w:r>
+        <w:rPr>
+          <w:vertAlign w:val="superscript"/>
+          <w:rtl/>
+          <w:cs/>
           <w:lang w:val="he_IL" w:bidi="he_IL"/>
         </w:rPr>
         <w:t>14</w:t>
       </w:r>
       <w:r>
         <w:rPr>
+          <w:rtl/>
+          <w:cs/>
           <w:lang w:val="he_IL" w:bidi="he_IL"/>
         </w:rPr>
         <w:t xml:space="preserve"> נָע֤וּ עִוְרִים֙ בַּֽחוּצ֔וֹת נְגֹֽאֲל֖וּ בַּדָּ֑ם בְּלֹ֣א יֽוּכְל֔וּ יִגְּע֖וּ בִּלְבֻשֵׁיהֶֽם׃ ס</w:t>
@@ -3117,18 +3915,24 @@
       </w:pPr>
       <w:r>
         <w:rPr>
-          <w:lang w:val="he_IL" w:bidi="he_IL"/>
-        </w:rPr>
-      </w:r>
-      <w:r>
-        <w:rPr>
-          <w:vertAlign w:val="superscript"/>
+          <w:rtl/>
+          <w:cs/>
+          <w:lang w:val="he_IL" w:bidi="he_IL"/>
+        </w:rPr>
+      </w:r>
+      <w:r>
+        <w:rPr>
+          <w:vertAlign w:val="superscript"/>
+          <w:rtl/>
+          <w:cs/>
           <w:lang w:val="he_IL" w:bidi="he_IL"/>
         </w:rPr>
         <w:t>15</w:t>
       </w:r>
       <w:r>
         <w:rPr>
+          <w:rtl/>
+          <w:cs/>
           <w:lang w:val="he_IL" w:bidi="he_IL"/>
         </w:rPr>
         <w:t xml:space="preserve"> ס֣וּרוּ טָמֵ֞א קָ֣רְאוּ לָ֗מוֹ ס֤וּרוּ ס֙וּרוּ֙ אַל־תִּגָּ֔עוּ כִּ֥י נָצ֖וּ גַּם־נָ֑עוּ אָֽמְרוּ֙ בַּגּוֹיִ֔ם לֹ֥א יוֹסִ֖יפוּ לָגֽוּר׃ ס</w:t>
@@ -3140,18 +3944,24 @@
       </w:pPr>
       <w:r>
         <w:rPr>
-          <w:lang w:val="he_IL" w:bidi="he_IL"/>
-        </w:rPr>
-      </w:r>
-      <w:r>
-        <w:rPr>
-          <w:vertAlign w:val="superscript"/>
+          <w:rtl/>
+          <w:cs/>
+          <w:lang w:val="he_IL" w:bidi="he_IL"/>
+        </w:rPr>
+      </w:r>
+      <w:r>
+        <w:rPr>
+          <w:vertAlign w:val="superscript"/>
+          <w:rtl/>
+          <w:cs/>
           <w:lang w:val="he_IL" w:bidi="he_IL"/>
         </w:rPr>
         <w:t>16</w:t>
       </w:r>
       <w:r>
         <w:rPr>
+          <w:rtl/>
+          <w:cs/>
           <w:lang w:val="he_IL" w:bidi="he_IL"/>
         </w:rPr>
         <w:t xml:space="preserve"> פְּנֵ֤י יְהוָה֙ חִלְּקָ֔ם לֹ֥א יוֹסִ֖יף לְהַבִּיטָ֑ם פְּנֵ֤י כֹהֲנִים֙ לֹ֣א נָשָׂ֔אוּ זקנים לֹ֥א חָנָֽנוּ׃ ס</w:t>
@@ -3163,18 +3973,24 @@
       </w:pPr>
       <w:r>
         <w:rPr>
-          <w:lang w:val="he_IL" w:bidi="he_IL"/>
-        </w:rPr>
-      </w:r>
-      <w:r>
-        <w:rPr>
-          <w:vertAlign w:val="superscript"/>
+          <w:rtl/>
+          <w:cs/>
+          <w:lang w:val="he_IL" w:bidi="he_IL"/>
+        </w:rPr>
+      </w:r>
+      <w:r>
+        <w:rPr>
+          <w:vertAlign w:val="superscript"/>
+          <w:rtl/>
+          <w:cs/>
           <w:lang w:val="he_IL" w:bidi="he_IL"/>
         </w:rPr>
         <w:t>17</w:t>
       </w:r>
       <w:r>
         <w:rPr>
+          <w:rtl/>
+          <w:cs/>
           <w:lang w:val="he_IL" w:bidi="he_IL"/>
         </w:rPr>
         <w:t xml:space="preserve"> עודינה תִּכְלֶ֣ינָה עֵינֵ֔ינוּ אֶל־עֶזְרָתֵ֖נוּ הָ֑בֶל בְּצִפִּיָּתֵ֣נוּ צִפִּ֔ינוּ אֶל־גּ֖וֹי לֹ֥א יוֹשִֽׁעַ׃ ס</w:t>
@@ -3186,18 +4002,24 @@
       </w:pPr>
       <w:r>
         <w:rPr>
-          <w:lang w:val="he_IL" w:bidi="he_IL"/>
-        </w:rPr>
-      </w:r>
-      <w:r>
-        <w:rPr>
-          <w:vertAlign w:val="superscript"/>
+          <w:rtl/>
+          <w:cs/>
+          <w:lang w:val="he_IL" w:bidi="he_IL"/>
+        </w:rPr>
+      </w:r>
+      <w:r>
+        <w:rPr>
+          <w:vertAlign w:val="superscript"/>
+          <w:rtl/>
+          <w:cs/>
           <w:lang w:val="he_IL" w:bidi="he_IL"/>
         </w:rPr>
         <w:t>18</w:t>
       </w:r>
       <w:r>
         <w:rPr>
+          <w:rtl/>
+          <w:cs/>
           <w:lang w:val="he_IL" w:bidi="he_IL"/>
         </w:rPr>
         <w:t xml:space="preserve"> צָד֣וּ צְעָדֵ֔ינוּ מִלֶּ֖כֶת בִּרְחֹבֹתֵ֑ינוּ קָרַ֥ב קִצֵּ֛ינוּ מָלְא֥וּ יָמֵ֖ינוּ כִּי־בָ֥א קִצֵּֽינוּ׃ ס</w:t>
@@ -3209,18 +4031,24 @@
       </w:pPr>
       <w:r>
         <w:rPr>
-          <w:lang w:val="he_IL" w:bidi="he_IL"/>
-        </w:rPr>
-      </w:r>
-      <w:r>
-        <w:rPr>
-          <w:vertAlign w:val="superscript"/>
+          <w:rtl/>
+          <w:cs/>
+          <w:lang w:val="he_IL" w:bidi="he_IL"/>
+        </w:rPr>
+      </w:r>
+      <w:r>
+        <w:rPr>
+          <w:vertAlign w:val="superscript"/>
+          <w:rtl/>
+          <w:cs/>
           <w:lang w:val="he_IL" w:bidi="he_IL"/>
         </w:rPr>
         <w:t>19</w:t>
       </w:r>
       <w:r>
         <w:rPr>
+          <w:rtl/>
+          <w:cs/>
           <w:lang w:val="he_IL" w:bidi="he_IL"/>
         </w:rPr>
         <w:t xml:space="preserve"> קַלִּ֤ים הָיוּ֙ רֹדְפֵ֔ינוּ מִנִּשְׁרֵ֖י שָׁמָ֑יִם עַל־הֶהָרִ֣ים דְּלָקֻ֔נוּ בַּמִּדְבָּ֖ר אָ֥רְבוּ לָֽנוּ׃ ס</w:t>
@@ -3232,18 +4060,24 @@
       </w:pPr>
       <w:r>
         <w:rPr>
-          <w:lang w:val="he_IL" w:bidi="he_IL"/>
-        </w:rPr>
-      </w:r>
-      <w:r>
-        <w:rPr>
-          <w:vertAlign w:val="superscript"/>
+          <w:rtl/>
+          <w:cs/>
+          <w:lang w:val="he_IL" w:bidi="he_IL"/>
+        </w:rPr>
+      </w:r>
+      <w:r>
+        <w:rPr>
+          <w:vertAlign w:val="superscript"/>
+          <w:rtl/>
+          <w:cs/>
           <w:lang w:val="he_IL" w:bidi="he_IL"/>
         </w:rPr>
         <w:t>20</w:t>
       </w:r>
       <w:r>
         <w:rPr>
+          <w:rtl/>
+          <w:cs/>
           <w:lang w:val="he_IL" w:bidi="he_IL"/>
         </w:rPr>
         <w:t xml:space="preserve"> ר֤וּחַ אַפֵּ֙ינוּ֙ מְשִׁ֣יחַ יְהוָ֔ה נִלְכַּ֖ד בִּשְׁחִיתוֹתָ֑ם אֲשֶׁ֣ר אָמַ֔רְנוּ בְּצִלּ֖וֹ נִֽחְיֶ֥ה בַגּוֹיִֽם׃ ס</w:t>
@@ -3255,18 +4089,24 @@
       </w:pPr>
       <w:r>
         <w:rPr>
-          <w:lang w:val="he_IL" w:bidi="he_IL"/>
-        </w:rPr>
-      </w:r>
-      <w:r>
-        <w:rPr>
-          <w:vertAlign w:val="superscript"/>
+          <w:rtl/>
+          <w:cs/>
+          <w:lang w:val="he_IL" w:bidi="he_IL"/>
+        </w:rPr>
+      </w:r>
+      <w:r>
+        <w:rPr>
+          <w:vertAlign w:val="superscript"/>
+          <w:rtl/>
+          <w:cs/>
           <w:lang w:val="he_IL" w:bidi="he_IL"/>
         </w:rPr>
         <w:t>21</w:t>
       </w:r>
       <w:r>
         <w:rPr>
+          <w:rtl/>
+          <w:cs/>
           <w:lang w:val="he_IL" w:bidi="he_IL"/>
         </w:rPr>
         <w:t xml:space="preserve"> שִׂ֤ישִׂי וְשִׂמְחִי֙ בַּת־אֱד֔וֹם יושבתי בְּאֶ֣רֶץ ע֑וּץ גַּם־עָלַ֙יִךְ֙ תַּעֲבָר־כּ֔וֹס תִּשְׁכְּרִ֖י וְתִתְעָרִֽי׃ ס</w:t>
@@ -3278,18 +4118,24 @@
       </w:pPr>
       <w:r>
         <w:rPr>
-          <w:lang w:val="he_IL" w:bidi="he_IL"/>
-        </w:rPr>
-      </w:r>
-      <w:r>
-        <w:rPr>
-          <w:vertAlign w:val="superscript"/>
+          <w:rtl/>
+          <w:cs/>
+          <w:lang w:val="he_IL" w:bidi="he_IL"/>
+        </w:rPr>
+      </w:r>
+      <w:r>
+        <w:rPr>
+          <w:vertAlign w:val="superscript"/>
+          <w:rtl/>
+          <w:cs/>
           <w:lang w:val="he_IL" w:bidi="he_IL"/>
         </w:rPr>
         <w:t>22</w:t>
       </w:r>
       <w:r>
         <w:rPr>
+          <w:rtl/>
+          <w:cs/>
           <w:lang w:val="he_IL" w:bidi="he_IL"/>
         </w:rPr>
         <w:t xml:space="preserve"> תַּם־עֲוֺנֵךְ֙ בַּת־צִיּ֔וֹן לֹ֥א יוֹסִ֖יף לְהַגְלוֹתֵ֑ךְ פָּקַ֤ד עֲוֺנֵךְ֙ בַּת־אֱד֔וֹם גִּלָּ֖ה עַל־חַטֹּאתָֽיִךְ׃ פ</w:t>
@@ -3302,34 +4148,44 @@
       </w:pPr>
       <w:r>
         <w:rPr>
+          <w:rtl/>
+          <w:cs/>
           <w:lang w:val="he_IL" w:bidi="he_IL"/>
         </w:rPr>
         <w:t>Lamentations 5:1</w:t>
       </w:r>
       <w:r>
         <w:rPr>
-          <w:lang w:val="he_IL" w:bidi="he_IL"/>
-        </w:rPr>
-      </w:r>
-    </w:p>
-    <w:p>
-      <w:pPr>
-        <w:bidi/>
-      </w:pPr>
-      <w:r>
-        <w:rPr>
-          <w:lang w:val="he_IL" w:bidi="he_IL"/>
-        </w:rPr>
-      </w:r>
-      <w:r>
-        <w:rPr>
-          <w:vertAlign w:val="superscript"/>
+          <w:rtl/>
+          <w:cs/>
+          <w:lang w:val="he_IL" w:bidi="he_IL"/>
+        </w:rPr>
+      </w:r>
+    </w:p>
+    <w:p>
+      <w:pPr>
+        <w:bidi/>
+      </w:pPr>
+      <w:r>
+        <w:rPr>
+          <w:rtl/>
+          <w:cs/>
+          <w:lang w:val="he_IL" w:bidi="he_IL"/>
+        </w:rPr>
+      </w:r>
+      <w:r>
+        <w:rPr>
+          <w:vertAlign w:val="superscript"/>
+          <w:rtl/>
+          <w:cs/>
           <w:lang w:val="he_IL" w:bidi="he_IL"/>
         </w:rPr>
         <w:t>1</w:t>
       </w:r>
       <w:r>
         <w:rPr>
+          <w:rtl/>
+          <w:cs/>
           <w:lang w:val="he_IL" w:bidi="he_IL"/>
         </w:rPr>
         <w:t xml:space="preserve"> זְכֹ֤ר יְהוָה֙ מֶֽה־הָ֣יָה לָ֔נוּ הביט וּרְאֵ֥ה אֶת־חֶרְפָּתֵֽנוּ׃</w:t>
@@ -3341,18 +4197,24 @@
       </w:pPr>
       <w:r>
         <w:rPr>
-          <w:lang w:val="he_IL" w:bidi="he_IL"/>
-        </w:rPr>
-      </w:r>
-      <w:r>
-        <w:rPr>
-          <w:vertAlign w:val="superscript"/>
+          <w:rtl/>
+          <w:cs/>
+          <w:lang w:val="he_IL" w:bidi="he_IL"/>
+        </w:rPr>
+      </w:r>
+      <w:r>
+        <w:rPr>
+          <w:vertAlign w:val="superscript"/>
+          <w:rtl/>
+          <w:cs/>
           <w:lang w:val="he_IL" w:bidi="he_IL"/>
         </w:rPr>
         <w:t>2</w:t>
       </w:r>
       <w:r>
         <w:rPr>
+          <w:rtl/>
+          <w:cs/>
           <w:lang w:val="he_IL" w:bidi="he_IL"/>
         </w:rPr>
         <w:t xml:space="preserve"> נַחֲלָתֵ֙נוּ֙ נֶֽהֶפְכָ֣ה לְזָרִ֔ים בָּתֵּ֖ינוּ לְנָכְרִֽים׃</w:t>
@@ -3364,18 +4226,24 @@
       </w:pPr>
       <w:r>
         <w:rPr>
-          <w:lang w:val="he_IL" w:bidi="he_IL"/>
-        </w:rPr>
-      </w:r>
-      <w:r>
-        <w:rPr>
-          <w:vertAlign w:val="superscript"/>
+          <w:rtl/>
+          <w:cs/>
+          <w:lang w:val="he_IL" w:bidi="he_IL"/>
+        </w:rPr>
+      </w:r>
+      <w:r>
+        <w:rPr>
+          <w:vertAlign w:val="superscript"/>
+          <w:rtl/>
+          <w:cs/>
           <w:lang w:val="he_IL" w:bidi="he_IL"/>
         </w:rPr>
         <w:t>3</w:t>
       </w:r>
       <w:r>
         <w:rPr>
+          <w:rtl/>
+          <w:cs/>
           <w:lang w:val="he_IL" w:bidi="he_IL"/>
         </w:rPr>
         <w:t xml:space="preserve"> יְתוֹמִ֤ים הָיִ֙ינוּ֙ אין אָ֔ב אִמֹּתֵ֖ינוּ כְּאַלְמָנֽוֹת׃</w:t>
@@ -3387,18 +4255,24 @@
       </w:pPr>
       <w:r>
         <w:rPr>
-          <w:lang w:val="he_IL" w:bidi="he_IL"/>
-        </w:rPr>
-      </w:r>
-      <w:r>
-        <w:rPr>
-          <w:vertAlign w:val="superscript"/>
+          <w:rtl/>
+          <w:cs/>
+          <w:lang w:val="he_IL" w:bidi="he_IL"/>
+        </w:rPr>
+      </w:r>
+      <w:r>
+        <w:rPr>
+          <w:vertAlign w:val="superscript"/>
+          <w:rtl/>
+          <w:cs/>
           <w:lang w:val="he_IL" w:bidi="he_IL"/>
         </w:rPr>
         <w:t>4</w:t>
       </w:r>
       <w:r>
         <w:rPr>
+          <w:rtl/>
+          <w:cs/>
           <w:lang w:val="he_IL" w:bidi="he_IL"/>
         </w:rPr>
         <w:t xml:space="preserve"> מֵימֵ֙ינוּ֙ בְּכֶ֣סֶף שָׁתִ֔ינוּ עֵצֵ֖ינוּ בִּמְחִ֥יר יָבֹֽאוּ׃</w:t>
@@ -3410,18 +4284,24 @@
       </w:pPr>
       <w:r>
         <w:rPr>
-          <w:lang w:val="he_IL" w:bidi="he_IL"/>
-        </w:rPr>
-      </w:r>
-      <w:r>
-        <w:rPr>
-          <w:vertAlign w:val="superscript"/>
+          <w:rtl/>
+          <w:cs/>
+          <w:lang w:val="he_IL" w:bidi="he_IL"/>
+        </w:rPr>
+      </w:r>
+      <w:r>
+        <w:rPr>
+          <w:vertAlign w:val="superscript"/>
+          <w:rtl/>
+          <w:cs/>
           <w:lang w:val="he_IL" w:bidi="he_IL"/>
         </w:rPr>
         <w:t>5</w:t>
       </w:r>
       <w:r>
         <w:rPr>
+          <w:rtl/>
+          <w:cs/>
           <w:lang w:val="he_IL" w:bidi="he_IL"/>
         </w:rPr>
         <w:t xml:space="preserve"> עַ֤ל צַוָּארֵ֙נוּ֙ נִרְדָּ֔פְנוּ יָגַ֖עְנוּ לא הֽוּנַ֖ח לָֽנוּ׃</w:t>
@@ -3433,18 +4313,24 @@
       </w:pPr>
       <w:r>
         <w:rPr>
-          <w:lang w:val="he_IL" w:bidi="he_IL"/>
-        </w:rPr>
-      </w:r>
-      <w:r>
-        <w:rPr>
-          <w:vertAlign w:val="superscript"/>
+          <w:rtl/>
+          <w:cs/>
+          <w:lang w:val="he_IL" w:bidi="he_IL"/>
+        </w:rPr>
+      </w:r>
+      <w:r>
+        <w:rPr>
+          <w:vertAlign w:val="superscript"/>
+          <w:rtl/>
+          <w:cs/>
           <w:lang w:val="he_IL" w:bidi="he_IL"/>
         </w:rPr>
         <w:t>6</w:t>
       </w:r>
       <w:r>
         <w:rPr>
+          <w:rtl/>
+          <w:cs/>
           <w:lang w:val="he_IL" w:bidi="he_IL"/>
         </w:rPr>
         <w:t xml:space="preserve"> מִצְרַ֙יִם֙ נָתַ֣נּוּ יָ֔ד אַשּׁ֖וּר לִשְׂבֹּ֥עַֽ לָֽחֶם׃</w:t>
@@ -3456,18 +4342,24 @@
       </w:pPr>
       <w:r>
         <w:rPr>
-          <w:lang w:val="he_IL" w:bidi="he_IL"/>
-        </w:rPr>
-      </w:r>
-      <w:r>
-        <w:rPr>
-          <w:vertAlign w:val="superscript"/>
+          <w:rtl/>
+          <w:cs/>
+          <w:lang w:val="he_IL" w:bidi="he_IL"/>
+        </w:rPr>
+      </w:r>
+      <w:r>
+        <w:rPr>
+          <w:vertAlign w:val="superscript"/>
+          <w:rtl/>
+          <w:cs/>
           <w:lang w:val="he_IL" w:bidi="he_IL"/>
         </w:rPr>
         <w:t>7</w:t>
       </w:r>
       <w:r>
         <w:rPr>
+          <w:rtl/>
+          <w:cs/>
           <w:lang w:val="he_IL" w:bidi="he_IL"/>
         </w:rPr>
         <w:t xml:space="preserve"> אֲבֹתֵ֤ינוּ חָֽטְאוּ֙ אינם אנחנו עֲוֺנֹתֵיהֶ֥ם סָבָֽלְנוּ׃</w:t>
@@ -3479,18 +4371,24 @@
       </w:pPr>
       <w:r>
         <w:rPr>
-          <w:lang w:val="he_IL" w:bidi="he_IL"/>
-        </w:rPr>
-      </w:r>
-      <w:r>
-        <w:rPr>
-          <w:vertAlign w:val="superscript"/>
+          <w:rtl/>
+          <w:cs/>
+          <w:lang w:val="he_IL" w:bidi="he_IL"/>
+        </w:rPr>
+      </w:r>
+      <w:r>
+        <w:rPr>
+          <w:vertAlign w:val="superscript"/>
+          <w:rtl/>
+          <w:cs/>
           <w:lang w:val="he_IL" w:bidi="he_IL"/>
         </w:rPr>
         <w:t>8</w:t>
       </w:r>
       <w:r>
         <w:rPr>
+          <w:rtl/>
+          <w:cs/>
           <w:lang w:val="he_IL" w:bidi="he_IL"/>
         </w:rPr>
         <w:t xml:space="preserve"> עֲבָדִים֙ מָ֣שְׁלוּ בָ֔נוּ פֹּרֵ֖ק אֵ֥ין מִיָּדָֽם׃</w:t>
@@ -3502,18 +4400,24 @@
       </w:pPr>
       <w:r>
         <w:rPr>
-          <w:lang w:val="he_IL" w:bidi="he_IL"/>
-        </w:rPr>
-      </w:r>
-      <w:r>
-        <w:rPr>
-          <w:vertAlign w:val="superscript"/>
+          <w:rtl/>
+          <w:cs/>
+          <w:lang w:val="he_IL" w:bidi="he_IL"/>
+        </w:rPr>
+      </w:r>
+      <w:r>
+        <w:rPr>
+          <w:vertAlign w:val="superscript"/>
+          <w:rtl/>
+          <w:cs/>
           <w:lang w:val="he_IL" w:bidi="he_IL"/>
         </w:rPr>
         <w:t>9</w:t>
       </w:r>
       <w:r>
         <w:rPr>
+          <w:rtl/>
+          <w:cs/>
           <w:lang w:val="he_IL" w:bidi="he_IL"/>
         </w:rPr>
         <w:t xml:space="preserve"> בְּנַפְשֵׁ֙נוּ֙ נָבִ֣יא לַחְמֵ֔נוּ מִפְּנֵ֖י חֶ֥רֶב הַמִּדְבָּֽר׃</w:t>
@@ -3525,18 +4429,24 @@
       </w:pPr>
       <w:r>
         <w:rPr>
-          <w:lang w:val="he_IL" w:bidi="he_IL"/>
-        </w:rPr>
-      </w:r>
-      <w:r>
-        <w:rPr>
-          <w:vertAlign w:val="superscript"/>
+          <w:rtl/>
+          <w:cs/>
+          <w:lang w:val="he_IL" w:bidi="he_IL"/>
+        </w:rPr>
+      </w:r>
+      <w:r>
+        <w:rPr>
+          <w:vertAlign w:val="superscript"/>
+          <w:rtl/>
+          <w:cs/>
           <w:lang w:val="he_IL" w:bidi="he_IL"/>
         </w:rPr>
         <w:t>10</w:t>
       </w:r>
       <w:r>
         <w:rPr>
+          <w:rtl/>
+          <w:cs/>
           <w:lang w:val="he_IL" w:bidi="he_IL"/>
         </w:rPr>
         <w:t xml:space="preserve"> עוֹרֵ֙נוּ֙ כְּתַנּ֣וּר נִכְמָ֔רוּ מִפְּנֵ֖י זַלְעֲפ֥וֹת רָעָֽב׃</w:t>
@@ -3548,18 +4458,24 @@
       </w:pPr>
       <w:r>
         <w:rPr>
-          <w:lang w:val="he_IL" w:bidi="he_IL"/>
-        </w:rPr>
-      </w:r>
-      <w:r>
-        <w:rPr>
-          <w:vertAlign w:val="superscript"/>
+          <w:rtl/>
+          <w:cs/>
+          <w:lang w:val="he_IL" w:bidi="he_IL"/>
+        </w:rPr>
+      </w:r>
+      <w:r>
+        <w:rPr>
+          <w:vertAlign w:val="superscript"/>
+          <w:rtl/>
+          <w:cs/>
           <w:lang w:val="he_IL" w:bidi="he_IL"/>
         </w:rPr>
         <w:t>11</w:t>
       </w:r>
       <w:r>
         <w:rPr>
+          <w:rtl/>
+          <w:cs/>
           <w:lang w:val="he_IL" w:bidi="he_IL"/>
         </w:rPr>
         <w:t xml:space="preserve"> נָשִׁים֙ בְּצִיּ֣וֹן עִנּ֔וּ בְּתֻלֹ֖ת בְּעָרֵ֥י יְהוּדָֽה׃</w:t>
@@ -3571,18 +4487,24 @@
       </w:pPr>
       <w:r>
         <w:rPr>
-          <w:lang w:val="he_IL" w:bidi="he_IL"/>
-        </w:rPr>
-      </w:r>
-      <w:r>
-        <w:rPr>
-          <w:vertAlign w:val="superscript"/>
+          <w:rtl/>
+          <w:cs/>
+          <w:lang w:val="he_IL" w:bidi="he_IL"/>
+        </w:rPr>
+      </w:r>
+      <w:r>
+        <w:rPr>
+          <w:vertAlign w:val="superscript"/>
+          <w:rtl/>
+          <w:cs/>
           <w:lang w:val="he_IL" w:bidi="he_IL"/>
         </w:rPr>
         <w:t>12</w:t>
       </w:r>
       <w:r>
         <w:rPr>
+          <w:rtl/>
+          <w:cs/>
           <w:lang w:val="he_IL" w:bidi="he_IL"/>
         </w:rPr>
         <w:t xml:space="preserve"> שָׂרִים֙ בְּיָדָ֣ם נִתְל֔וּ פְּנֵ֥י זְקֵנִ֖ים לֹ֥א נֶהְדָּֽרוּ׃</w:t>
@@ -3594,18 +4516,24 @@
       </w:pPr>
       <w:r>
         <w:rPr>
-          <w:lang w:val="he_IL" w:bidi="he_IL"/>
-        </w:rPr>
-      </w:r>
-      <w:r>
-        <w:rPr>
-          <w:vertAlign w:val="superscript"/>
+          <w:rtl/>
+          <w:cs/>
+          <w:lang w:val="he_IL" w:bidi="he_IL"/>
+        </w:rPr>
+      </w:r>
+      <w:r>
+        <w:rPr>
+          <w:vertAlign w:val="superscript"/>
+          <w:rtl/>
+          <w:cs/>
           <w:lang w:val="he_IL" w:bidi="he_IL"/>
         </w:rPr>
         <w:t>13</w:t>
       </w:r>
       <w:r>
         <w:rPr>
+          <w:rtl/>
+          <w:cs/>
           <w:lang w:val="he_IL" w:bidi="he_IL"/>
         </w:rPr>
         <w:t xml:space="preserve"> בַּחוּרִים֙ טְח֣וֹן נָשָׂ֔אוּ וּנְעָרִ֖ים בָּעֵ֥ץ כָּשָֽׁלוּ׃</w:t>
@@ -3617,18 +4545,24 @@
       </w:pPr>
       <w:r>
         <w:rPr>
-          <w:lang w:val="he_IL" w:bidi="he_IL"/>
-        </w:rPr>
-      </w:r>
-      <w:r>
-        <w:rPr>
-          <w:vertAlign w:val="superscript"/>
+          <w:rtl/>
+          <w:cs/>
+          <w:lang w:val="he_IL" w:bidi="he_IL"/>
+        </w:rPr>
+      </w:r>
+      <w:r>
+        <w:rPr>
+          <w:vertAlign w:val="superscript"/>
+          <w:rtl/>
+          <w:cs/>
           <w:lang w:val="he_IL" w:bidi="he_IL"/>
         </w:rPr>
         <w:t>14</w:t>
       </w:r>
       <w:r>
         <w:rPr>
+          <w:rtl/>
+          <w:cs/>
           <w:lang w:val="he_IL" w:bidi="he_IL"/>
         </w:rPr>
         <w:t xml:space="preserve"> זְקֵנִים֙ מִשַּׁ֣עַר שָׁבָ֔תוּ בַּחוּרִ֖ים מִנְּגִינָתָֽם׃</w:t>
@@ -3640,18 +4574,24 @@
       </w:pPr>
       <w:r>
         <w:rPr>
-          <w:lang w:val="he_IL" w:bidi="he_IL"/>
-        </w:rPr>
-      </w:r>
-      <w:r>
-        <w:rPr>
-          <w:vertAlign w:val="superscript"/>
+          <w:rtl/>
+          <w:cs/>
+          <w:lang w:val="he_IL" w:bidi="he_IL"/>
+        </w:rPr>
+      </w:r>
+      <w:r>
+        <w:rPr>
+          <w:vertAlign w:val="superscript"/>
+          <w:rtl/>
+          <w:cs/>
           <w:lang w:val="he_IL" w:bidi="he_IL"/>
         </w:rPr>
         <w:t>15</w:t>
       </w:r>
       <w:r>
         <w:rPr>
+          <w:rtl/>
+          <w:cs/>
           <w:lang w:val="he_IL" w:bidi="he_IL"/>
         </w:rPr>
         <w:t xml:space="preserve"> שָׁבַת֙ מְשׂ֣וֹשׂ לִבֵּ֔נוּ נֶהְפַּ֥ךְ לְאֵ֖בֶל מְחֹלֵֽנוּ׃</w:t>
@@ -3663,18 +4603,24 @@
       </w:pPr>
       <w:r>
         <w:rPr>
-          <w:lang w:val="he_IL" w:bidi="he_IL"/>
-        </w:rPr>
-      </w:r>
-      <w:r>
-        <w:rPr>
-          <w:vertAlign w:val="superscript"/>
+          <w:rtl/>
+          <w:cs/>
+          <w:lang w:val="he_IL" w:bidi="he_IL"/>
+        </w:rPr>
+      </w:r>
+      <w:r>
+        <w:rPr>
+          <w:vertAlign w:val="superscript"/>
+          <w:rtl/>
+          <w:cs/>
           <w:lang w:val="he_IL" w:bidi="he_IL"/>
         </w:rPr>
         <w:t>16</w:t>
       </w:r>
       <w:r>
         <w:rPr>
+          <w:rtl/>
+          <w:cs/>
           <w:lang w:val="he_IL" w:bidi="he_IL"/>
         </w:rPr>
         <w:t xml:space="preserve"> נָֽפְלָה֙ עֲטֶ֣רֶת רֹאשֵׁ֔נוּ אֽוֹי־נָ֥א לָ֖נוּ כִּ֥י חָטָֽאנוּ׃</w:t>
@@ -3686,18 +4632,24 @@
       </w:pPr>
       <w:r>
         <w:rPr>
-          <w:lang w:val="he_IL" w:bidi="he_IL"/>
-        </w:rPr>
-      </w:r>
-      <w:r>
-        <w:rPr>
-          <w:vertAlign w:val="superscript"/>
+          <w:rtl/>
+          <w:cs/>
+          <w:lang w:val="he_IL" w:bidi="he_IL"/>
+        </w:rPr>
+      </w:r>
+      <w:r>
+        <w:rPr>
+          <w:vertAlign w:val="superscript"/>
+          <w:rtl/>
+          <w:cs/>
           <w:lang w:val="he_IL" w:bidi="he_IL"/>
         </w:rPr>
         <w:t>17</w:t>
       </w:r>
       <w:r>
         <w:rPr>
+          <w:rtl/>
+          <w:cs/>
           <w:lang w:val="he_IL" w:bidi="he_IL"/>
         </w:rPr>
         <w:t xml:space="preserve"> עַל־זֶ֗ה הָיָ֤ה דָוֶה֙ לִבֵּ֔נוּ עַל־אֵ֖לֶּה חָשְׁכ֥וּ עֵינֵֽינוּ׃</w:t>
@@ -3709,18 +4661,24 @@
       </w:pPr>
       <w:r>
         <w:rPr>
-          <w:lang w:val="he_IL" w:bidi="he_IL"/>
-        </w:rPr>
-      </w:r>
-      <w:r>
-        <w:rPr>
-          <w:vertAlign w:val="superscript"/>
+          <w:rtl/>
+          <w:cs/>
+          <w:lang w:val="he_IL" w:bidi="he_IL"/>
+        </w:rPr>
+      </w:r>
+      <w:r>
+        <w:rPr>
+          <w:vertAlign w:val="superscript"/>
+          <w:rtl/>
+          <w:cs/>
           <w:lang w:val="he_IL" w:bidi="he_IL"/>
         </w:rPr>
         <w:t>18</w:t>
       </w:r>
       <w:r>
         <w:rPr>
+          <w:rtl/>
+          <w:cs/>
           <w:lang w:val="he_IL" w:bidi="he_IL"/>
         </w:rPr>
         <w:t xml:space="preserve"> עַ֤ל הַר־צִיּוֹן֙ שֶׁשָּׁמֵ֔ם שׁוּעָלִ֖ים הִלְּכוּ־בֽוֹ׃ פ</w:t>
@@ -3732,18 +4690,24 @@
       </w:pPr>
       <w:r>
         <w:rPr>
-          <w:lang w:val="he_IL" w:bidi="he_IL"/>
-        </w:rPr>
-      </w:r>
-      <w:r>
-        <w:rPr>
-          <w:vertAlign w:val="superscript"/>
+          <w:rtl/>
+          <w:cs/>
+          <w:lang w:val="he_IL" w:bidi="he_IL"/>
+        </w:rPr>
+      </w:r>
+      <w:r>
+        <w:rPr>
+          <w:vertAlign w:val="superscript"/>
+          <w:rtl/>
+          <w:cs/>
           <w:lang w:val="he_IL" w:bidi="he_IL"/>
         </w:rPr>
         <w:t>19</w:t>
       </w:r>
       <w:r>
         <w:rPr>
+          <w:rtl/>
+          <w:cs/>
           <w:lang w:val="he_IL" w:bidi="he_IL"/>
         </w:rPr>
         <w:t xml:space="preserve"> אַתָּ֤ה יְהוָה֙ לְעוֹלָ֣ם תֵּשֵׁ֔ב כִּסְאֲךָ֖ לְדֹ֥ר וָדֽוֹר׃</w:t>
@@ -3755,18 +4719,24 @@
       </w:pPr>
       <w:r>
         <w:rPr>
-          <w:lang w:val="he_IL" w:bidi="he_IL"/>
-        </w:rPr>
-      </w:r>
-      <w:r>
-        <w:rPr>
-          <w:vertAlign w:val="superscript"/>
+          <w:rtl/>
+          <w:cs/>
+          <w:lang w:val="he_IL" w:bidi="he_IL"/>
+        </w:rPr>
+      </w:r>
+      <w:r>
+        <w:rPr>
+          <w:vertAlign w:val="superscript"/>
+          <w:rtl/>
+          <w:cs/>
           <w:lang w:val="he_IL" w:bidi="he_IL"/>
         </w:rPr>
         <w:t>20</w:t>
       </w:r>
       <w:r>
         <w:rPr>
+          <w:rtl/>
+          <w:cs/>
           <w:lang w:val="he_IL" w:bidi="he_IL"/>
         </w:rPr>
         <w:t xml:space="preserve"> לָ֤מָּה לָנֶ֙צַח֙ תִּשְׁכָּחֵ֔נוּ תַּֽעַזְבֵ֖נוּ לְאֹ֥רֶךְ יָמִֽים׃</w:t>
@@ -3778,18 +4748,24 @@
       </w:pPr>
       <w:r>
         <w:rPr>
-          <w:lang w:val="he_IL" w:bidi="he_IL"/>
-        </w:rPr>
-      </w:r>
-      <w:r>
-        <w:rPr>
-          <w:vertAlign w:val="superscript"/>
+          <w:rtl/>
+          <w:cs/>
+          <w:lang w:val="he_IL" w:bidi="he_IL"/>
+        </w:rPr>
+      </w:r>
+      <w:r>
+        <w:rPr>
+          <w:vertAlign w:val="superscript"/>
+          <w:rtl/>
+          <w:cs/>
           <w:lang w:val="he_IL" w:bidi="he_IL"/>
         </w:rPr>
         <w:t>21</w:t>
       </w:r>
       <w:r>
         <w:rPr>
+          <w:rtl/>
+          <w:cs/>
           <w:lang w:val="he_IL" w:bidi="he_IL"/>
         </w:rPr>
         <w:t xml:space="preserve"> הֲשִׁיבֵ֨נוּ יְהוָ֤ה ׀ אֵלֶ֙יךָ֙ ונשוב חַדֵּ֥שׁ יָמֵ֖ינוּ כְּקֶֽדֶם׃</w:t>
@@ -3801,18 +4777,24 @@
       </w:pPr>
       <w:r>
         <w:rPr>
-          <w:lang w:val="he_IL" w:bidi="he_IL"/>
-        </w:rPr>
-      </w:r>
-      <w:r>
-        <w:rPr>
-          <w:vertAlign w:val="superscript"/>
+          <w:rtl/>
+          <w:cs/>
+          <w:lang w:val="he_IL" w:bidi="he_IL"/>
+        </w:rPr>
+      </w:r>
+      <w:r>
+        <w:rPr>
+          <w:vertAlign w:val="superscript"/>
+          <w:rtl/>
+          <w:cs/>
           <w:lang w:val="he_IL" w:bidi="he_IL"/>
         </w:rPr>
         <w:t>22</w:t>
       </w:r>
       <w:r>
         <w:rPr>
+          <w:rtl/>
+          <w:cs/>
           <w:lang w:val="he_IL" w:bidi="he_IL"/>
         </w:rPr>
         <w:t xml:space="preserve"> כִּ֚י אִם־מָאֹ֣ס מְאַסְתָּ֔נוּ קָצַ֥פְתָּ עָלֵ֖ינוּ עַד־מְאֹֽד׃</w:t>
